--- a/flow/20230914_vu_template/01-Октоїх/Глас_2/2-СР-.docx
+++ b/flow/20230914_vu_template/01-Октоїх/Глас_2/2-СР-.docx
@@ -4714,7 +4714,7 @@
     </w:p>
     <w:p>
       <w:pPr>
-        <w:pStyle w:val="Heading2"/>
+        <w:pStyle w:val="Heading3"/>
         <w:spacing w:after="120"/>
         <w:jc w:val="center"/>
       </w:pPr>
@@ -4724,26 +4724,27 @@
           <w:b/>
           <w:i/>
           <w:color w:val="FF0000"/>
-          <w:sz w:val="24"/>
-        </w:rPr>
-        <w:t>Середній відпуст</w:t>
-      </w:r>
-    </w:p>
-    <w:p>
-      <w:pPr>
-        <w:spacing w:after="120"/>
-      </w:pPr>
-      <w:r>
-        <w:rPr>
-          <w:rFonts w:ascii="Times New Roman" w:hAnsi="Times New Roman"/>
-          <w:sz w:val="24"/>
-        </w:rPr>
-        <w:t>Прему́дрість!</w:t>
-      </w:r>
-    </w:p>
-    <w:p>
-      <w:pPr>
-        <w:spacing w:after="120"/>
+        </w:rPr>
+        <w:t>Єктенія усильного благання</w:t>
+      </w:r>
+    </w:p>
+    <w:p>
+      <w:pPr>
+        <w:spacing w:after="120"/>
+        <w:jc w:val="both"/>
+      </w:pPr>
+      <w:r>
+        <w:rPr>
+          <w:rFonts w:ascii="Times New Roman" w:hAnsi="Times New Roman"/>
+          <w:sz w:val="24"/>
+        </w:rPr>
+        <w:t>Промовмо всі з усієї душі і з усієї мислі нашої, промовмо.</w:t>
+      </w:r>
+    </w:p>
+    <w:p>
+      <w:pPr>
+        <w:spacing w:after="120"/>
+        <w:jc w:val="both"/>
       </w:pPr>
       <w:r>
         <w:rPr>
@@ -4767,7 +4768,62 @@
           <w:rFonts w:ascii="Times New Roman" w:hAnsi="Times New Roman"/>
           <w:sz w:val="24"/>
         </w:rPr>
-        <w:t>Чесні́шу від херуви́мів* і незрівня́нно славні́шу від серафи́мів,* що без зотлі́ння Бо́га Сло́во породи́ла,* су́щу Богоро́дицю, тебе́ велича́ємо.</w:t>
+        <w:t>Господи, помилуй.</w:t>
+      </w:r>
+    </w:p>
+    <w:p>
+      <w:pPr>
+        <w:spacing w:after="120"/>
+        <w:jc w:val="both"/>
+      </w:pPr>
+      <w:r>
+        <w:rPr>
+          <w:rFonts w:ascii="Times New Roman" w:hAnsi="Times New Roman"/>
+          <w:sz w:val="24"/>
+        </w:rPr>
+        <w:t>Господи, Вседержителю, Боже отців наших, молимось тобі, вислухай і помилуй.</w:t>
+      </w:r>
+    </w:p>
+    <w:p>
+      <w:pPr>
+        <w:spacing w:after="120"/>
+        <w:jc w:val="both"/>
+      </w:pPr>
+      <w:r>
+        <w:rPr>
+          <w:rFonts w:ascii="Times New Roman" w:hAnsi="Times New Roman"/>
+          <w:i/>
+          <w:color w:val="FF0000"/>
+          <w:sz w:val="24"/>
+        </w:rPr>
+        <w:t>Вірні:</w:t>
+      </w:r>
+      <w:r>
+        <w:rPr>
+          <w:rFonts w:ascii="Times New Roman" w:hAnsi="Times New Roman"/>
+          <w:color w:val="FF0000"/>
+          <w:sz w:val="24"/>
+        </w:rPr>
+        <w:t xml:space="preserve"> </w:t>
+      </w:r>
+      <w:r>
+        <w:rPr>
+          <w:rFonts w:ascii="Times New Roman" w:hAnsi="Times New Roman"/>
+          <w:sz w:val="24"/>
+        </w:rPr>
+        <w:t>Господи, помилуй.</w:t>
+      </w:r>
+    </w:p>
+    <w:p>
+      <w:pPr>
+        <w:spacing w:after="120"/>
+      </w:pPr>
+      <w:r>
+        <w:rPr>
+          <w:rFonts w:ascii="Times New Roman" w:hAnsi="Times New Roman"/>
+          <w:sz w:val="24"/>
+        </w:rPr>
+        <w:t>Помилуй нас, Боже, з великої милості Твоєї, молимось Тобі, вислухай і помилуй.</w:t>
       </w:r>
     </w:p>
     <w:p>
@@ -4781,6 +4837,224 @@
           <w:color w:val="FF4400"/>
           <w:sz w:val="24"/>
         </w:rPr>
+        <w:t>Вірні:</w:t>
+      </w:r>
+      <w:r>
+        <w:rPr>
+          <w:rFonts w:ascii="Times New Roman" w:hAnsi="Times New Roman"/>
+          <w:sz w:val="24"/>
+        </w:rPr>
+        <w:t xml:space="preserve"> Го́споди, поми́луй. </w:t>
+      </w:r>
+      <w:r>
+        <w:rPr>
+          <w:rFonts w:ascii="Times New Roman" w:hAnsi="Times New Roman"/>
+          <w:i/>
+          <w:color w:val="FF4400"/>
+          <w:sz w:val="24"/>
+        </w:rPr>
+        <w:t>(3 р.)</w:t>
+      </w:r>
+    </w:p>
+    <w:p>
+      <w:pPr>
+        <w:spacing w:after="120"/>
+      </w:pPr>
+      <w:r>
+        <w:rPr>
+          <w:rFonts w:ascii="Times New Roman" w:hAnsi="Times New Roman"/>
+          <w:sz w:val="24"/>
+        </w:rPr>
+        <w:t xml:space="preserve">Ще молимось за святішого вселенського архиєрея Франциска, папу Римського, і за блаженнішого патріярха нашого Святослава, і за преосвященнішого архиєпископа і митрополита нашого кир </w:t>
+      </w:r>
+      <w:r>
+        <w:rPr>
+          <w:rFonts w:ascii="Times New Roman" w:hAnsi="Times New Roman"/>
+          <w:i/>
+          <w:color w:val="FF4400"/>
+          <w:sz w:val="24"/>
+        </w:rPr>
+        <w:t>ім’я</w:t>
+      </w:r>
+      <w:r>
+        <w:rPr>
+          <w:rFonts w:ascii="Times New Roman" w:hAnsi="Times New Roman"/>
+          <w:i/>
+          <w:sz w:val="24"/>
+        </w:rPr>
+        <w:t>,</w:t>
+      </w:r>
+      <w:r>
+        <w:rPr>
+          <w:rFonts w:ascii="Times New Roman" w:hAnsi="Times New Roman"/>
+          <w:sz w:val="24"/>
+        </w:rPr>
+        <w:t xml:space="preserve"> і за боголюбивого єпископа нашого кир </w:t>
+      </w:r>
+      <w:r>
+        <w:rPr>
+          <w:rFonts w:ascii="Times New Roman" w:hAnsi="Times New Roman"/>
+          <w:i/>
+          <w:color w:val="FF4400"/>
+          <w:sz w:val="24"/>
+        </w:rPr>
+        <w:t>ім’я</w:t>
+      </w:r>
+      <w:r>
+        <w:rPr>
+          <w:rFonts w:ascii="Times New Roman" w:hAnsi="Times New Roman"/>
+          <w:i/>
+          <w:sz w:val="24"/>
+        </w:rPr>
+        <w:t>,</w:t>
+      </w:r>
+      <w:r>
+        <w:rPr>
+          <w:rFonts w:ascii="Times New Roman" w:hAnsi="Times New Roman"/>
+          <w:sz w:val="24"/>
+        </w:rPr>
+        <w:t xml:space="preserve"> за тих, що служать і послужили у святім храмі цьому, і за отців наших духовних, і всіх у Христі братів і сестер наших.</w:t>
+      </w:r>
+    </w:p>
+    <w:p>
+      <w:pPr>
+        <w:spacing w:after="120"/>
+      </w:pPr>
+      <w:r>
+        <w:rPr>
+          <w:rFonts w:ascii="Times New Roman" w:hAnsi="Times New Roman"/>
+          <w:i/>
+          <w:color w:val="FF4400"/>
+          <w:sz w:val="24"/>
+        </w:rPr>
+        <w:t>Вірні:</w:t>
+      </w:r>
+      <w:r>
+        <w:rPr>
+          <w:rFonts w:ascii="Times New Roman" w:hAnsi="Times New Roman"/>
+          <w:sz w:val="24"/>
+        </w:rPr>
+        <w:t xml:space="preserve"> Го́споди, поми́луй. </w:t>
+      </w:r>
+      <w:r>
+        <w:rPr>
+          <w:rFonts w:ascii="Times New Roman" w:hAnsi="Times New Roman"/>
+          <w:i/>
+          <w:color w:val="FF4400"/>
+          <w:sz w:val="24"/>
+        </w:rPr>
+        <w:t>(3 р.)</w:t>
+      </w:r>
+    </w:p>
+    <w:p>
+      <w:pPr>
+        <w:spacing w:after="120"/>
+      </w:pPr>
+      <w:r>
+        <w:rPr>
+          <w:rFonts w:ascii="Times New Roman" w:hAnsi="Times New Roman"/>
+          <w:sz w:val="24"/>
+        </w:rPr>
+        <w:t>Ще молимось за Богом бережений народ наш, за правління і за все військо.</w:t>
+      </w:r>
+    </w:p>
+    <w:p>
+      <w:pPr>
+        <w:spacing w:after="120"/>
+      </w:pPr>
+      <w:r>
+        <w:rPr>
+          <w:rFonts w:ascii="Times New Roman" w:hAnsi="Times New Roman"/>
+          <w:i/>
+          <w:color w:val="FF4400"/>
+          <w:sz w:val="24"/>
+        </w:rPr>
+        <w:t>Вірні:</w:t>
+      </w:r>
+      <w:r>
+        <w:rPr>
+          <w:rFonts w:ascii="Times New Roman" w:hAnsi="Times New Roman"/>
+          <w:sz w:val="24"/>
+        </w:rPr>
+        <w:t xml:space="preserve"> Го́споди, поми́луй. </w:t>
+      </w:r>
+      <w:r>
+        <w:rPr>
+          <w:rFonts w:ascii="Times New Roman" w:hAnsi="Times New Roman"/>
+          <w:i/>
+          <w:color w:val="FF4400"/>
+          <w:sz w:val="24"/>
+        </w:rPr>
+        <w:t>(3 р.)</w:t>
+      </w:r>
+    </w:p>
+    <w:p>
+      <w:pPr>
+        <w:spacing w:after="120"/>
+      </w:pPr>
+      <w:r>
+        <w:rPr>
+          <w:rFonts w:ascii="Times New Roman" w:hAnsi="Times New Roman"/>
+          <w:sz w:val="24"/>
+        </w:rPr>
+        <w:t>Ще молимось за тут присутніх людей, що очікують від Тебе великої і багатої милости, за тих, що творять нам милостиню, і за всіх православних християн.</w:t>
+      </w:r>
+    </w:p>
+    <w:p>
+      <w:pPr>
+        <w:spacing w:after="120"/>
+      </w:pPr>
+      <w:r>
+        <w:rPr>
+          <w:rFonts w:ascii="Times New Roman" w:hAnsi="Times New Roman"/>
+          <w:i/>
+          <w:color w:val="FF4400"/>
+          <w:sz w:val="24"/>
+        </w:rPr>
+        <w:t>Вірні:</w:t>
+      </w:r>
+      <w:r>
+        <w:rPr>
+          <w:rFonts w:ascii="Times New Roman" w:hAnsi="Times New Roman"/>
+          <w:sz w:val="24"/>
+        </w:rPr>
+        <w:t xml:space="preserve"> Го́споди, поми́луй. </w:t>
+      </w:r>
+      <w:r>
+        <w:rPr>
+          <w:rFonts w:ascii="Times New Roman" w:hAnsi="Times New Roman"/>
+          <w:i/>
+          <w:color w:val="FF4400"/>
+          <w:sz w:val="24"/>
+        </w:rPr>
+        <w:t>(3 р.)</w:t>
+      </w:r>
+    </w:p>
+    <w:p>
+      <w:pPr>
+        <w:spacing w:after="120"/>
+        <w:jc w:val="both"/>
+      </w:pPr>
+      <w:r>
+        <w:rPr>
+          <w:rFonts w:ascii="Times New Roman" w:hAnsi="Times New Roman"/>
+          <w:sz w:val="24"/>
+          <w:u w:val="single"/>
+        </w:rPr>
+        <w:t>[Господи, Боже наш! Згадай нас грішних і недостойних слуг твоїх, коли призиваємо святе ім'я твоє, і не осороми нас, коли очікуємо милости твоєї, але вислухай, Господи, усі наші спасенні прохання, і вчини нас достойними любити і боятися тебе від усього серця нашого і творити в усьому волю твою.]</w:t>
+      </w:r>
+    </w:p>
+    <w:p>
+      <w:pPr>
+        <w:spacing w:after="120"/>
+      </w:pPr>
+      <w:r>
+        <w:rPr>
+          <w:rFonts w:ascii="Times New Roman" w:hAnsi="Times New Roman"/>
+          <w:i/>
+          <w:color w:val="FF4400"/>
+          <w:sz w:val="24"/>
+        </w:rPr>
         <w:t>Священник:</w:t>
       </w:r>
       <w:r>
@@ -4788,12 +5062,13 @@
           <w:rFonts w:ascii="Times New Roman" w:hAnsi="Times New Roman"/>
           <w:sz w:val="24"/>
         </w:rPr>
-        <w:t xml:space="preserve"> Сла́ва Тобі́, Хри́сте Бо́же, упова́ння на́ше, сла́ва Тобі́!</w:t>
-      </w:r>
-    </w:p>
-    <w:p>
-      <w:pPr>
-        <w:spacing w:after="120"/>
+        <w:t xml:space="preserve"> Бо милостивий і людинолюбний Бог єси, і Тобі славу возсилаємо, Отцю, і Сину, і Святому Духові, нині, і повсякчас, і на віки віків.</w:t>
+      </w:r>
+    </w:p>
+    <w:p>
+      <w:pPr>
+        <w:spacing w:after="120"/>
+        <w:jc w:val="both"/>
       </w:pPr>
       <w:r>
         <w:rPr>
@@ -4807,110 +5082,14 @@
       <w:r>
         <w:rPr>
           <w:rFonts w:ascii="Times New Roman" w:hAnsi="Times New Roman"/>
-          <w:color w:val="FF0000"/>
-          <w:sz w:val="24"/>
-        </w:rPr>
-        <w:t xml:space="preserve"> </w:t>
-      </w:r>
-      <w:r>
-        <w:rPr>
-          <w:rFonts w:ascii="Times New Roman" w:hAnsi="Times New Roman"/>
-          <w:sz w:val="24"/>
-        </w:rPr>
-        <w:t xml:space="preserve">Сла́ва Отцю́, і Си́ну, і Свято́му Ду́хові, і ни́ні, і повсякча́с, і на ві́ки вікі́в. Амі́нь. Го́споди, поми́луй. </w:t>
-      </w:r>
-      <w:r>
-        <w:rPr>
-          <w:rFonts w:ascii="Times New Roman" w:hAnsi="Times New Roman"/>
-          <w:i/>
-          <w:color w:val="FF0000"/>
-          <w:sz w:val="24"/>
-        </w:rPr>
-        <w:t>(3 р.)</w:t>
-      </w:r>
-      <w:r>
-        <w:rPr>
-          <w:rFonts w:ascii="Times New Roman" w:hAnsi="Times New Roman"/>
-          <w:sz w:val="24"/>
-        </w:rPr>
-        <w:t xml:space="preserve"> Благослови́.</w:t>
-      </w:r>
-    </w:p>
-    <w:p>
-      <w:pPr>
-        <w:spacing w:after="120"/>
-      </w:pPr>
-      <w:r>
-        <w:rPr>
-          <w:rFonts w:ascii="Times New Roman" w:hAnsi="Times New Roman"/>
-          <w:i/>
-          <w:color w:val="FF4400"/>
-          <w:sz w:val="24"/>
-        </w:rPr>
-        <w:t>Священник:</w:t>
-      </w:r>
-      <w:r>
-        <w:rPr>
-          <w:rFonts w:ascii="Times New Roman" w:hAnsi="Times New Roman"/>
-          <w:sz w:val="24"/>
-        </w:rPr>
-        <w:t xml:space="preserve"> Христос, істинний Бог наш - молитвами пречистої Своєї Матері, силою чесного і животворчого хреста, заступництвом святих славних і всехвальних апостолів, і святого (ім’я, </w:t>
-      </w:r>
-      <w:r>
-        <w:rPr>
-          <w:rFonts w:ascii="Times New Roman" w:hAnsi="Times New Roman"/>
-          <w:i/>
-          <w:color w:val="FF4400"/>
-          <w:sz w:val="24"/>
-        </w:rPr>
-        <w:t>якого є храм</w:t>
-      </w:r>
-      <w:r>
-        <w:rPr>
-          <w:rFonts w:ascii="Times New Roman" w:hAnsi="Times New Roman"/>
-          <w:sz w:val="24"/>
-        </w:rPr>
-        <w:t>), і свято́го (ім’я, якого є день), і всіх святих - помилує і спасе нас як благий і людинолюбний.</w:t>
-      </w:r>
-    </w:p>
-    <w:p>
-      <w:pPr>
-        <w:spacing w:after="120"/>
-        <w:jc w:val="both"/>
-      </w:pPr>
-      <w:r>
-        <w:rPr>
-          <w:rFonts w:ascii="Times New Roman" w:hAnsi="Times New Roman"/>
-          <w:i/>
-          <w:color w:val="FF0000"/>
-          <w:sz w:val="24"/>
-        </w:rPr>
-        <w:t>Вірні:</w:t>
-      </w:r>
-      <w:r>
-        <w:rPr>
-          <w:rFonts w:ascii="Times New Roman" w:hAnsi="Times New Roman"/>
-          <w:color w:val="FF0000"/>
-          <w:sz w:val="24"/>
-        </w:rPr>
-        <w:t xml:space="preserve"> </w:t>
-      </w:r>
-      <w:r>
-        <w:rPr>
-          <w:rFonts w:ascii="Times New Roman" w:hAnsi="Times New Roman"/>
-          <w:sz w:val="24"/>
-        </w:rPr>
-        <w:t>Амінь.</w:t>
-      </w:r>
-    </w:p>
-    <w:p>
-      <w:pPr>
-        <w:spacing w:after="120"/>
-      </w:pPr>
-    </w:p>
-    <w:p>
-      <w:pPr>
-        <w:pStyle w:val="Heading3"/>
+          <w:sz w:val="24"/>
+        </w:rPr>
+        <w:t xml:space="preserve"> Амінь.</w:t>
+      </w:r>
+    </w:p>
+    <w:p>
+      <w:pPr>
+        <w:pStyle w:val="Heading2"/>
         <w:spacing w:after="120"/>
         <w:jc w:val="center"/>
       </w:pPr>
@@ -4920,14 +5099,26 @@
           <w:b/>
           <w:i/>
           <w:color w:val="FF0000"/>
-        </w:rPr>
-        <w:t>Після Вечірні</w:t>
-      </w:r>
-    </w:p>
-    <w:p>
-      <w:pPr>
-        <w:spacing w:after="120"/>
-        <w:jc w:val="both"/>
+          <w:sz w:val="24"/>
+        </w:rPr>
+        <w:t>Середній відпуст</w:t>
+      </w:r>
+    </w:p>
+    <w:p>
+      <w:pPr>
+        <w:spacing w:after="120"/>
+      </w:pPr>
+      <w:r>
+        <w:rPr>
+          <w:rFonts w:ascii="Times New Roman" w:hAnsi="Times New Roman"/>
+          <w:sz w:val="24"/>
+        </w:rPr>
+        <w:t>Прему́дрість!</w:t>
+      </w:r>
+    </w:p>
+    <w:p>
+      <w:pPr>
+        <w:spacing w:after="120"/>
       </w:pPr>
       <w:r>
         <w:rPr>
@@ -4936,67 +5127,27 @@
           <w:color w:val="FF0000"/>
           <w:sz w:val="24"/>
         </w:rPr>
-        <w:t xml:space="preserve">Вірні: </w:t>
-      </w:r>
-      <w:r>
-        <w:rPr>
-          <w:rFonts w:ascii="Times New Roman" w:hAnsi="Times New Roman"/>
-          <w:sz w:val="24"/>
-        </w:rPr>
-        <w:t>Владичице, прийми моління слуг твоїх* і визволь нас від усякої нужди і печалі.</w:t>
-      </w:r>
-    </w:p>
-    <w:p>
-      <w:pPr>
-        <w:spacing w:after="120"/>
-        <w:jc w:val="both"/>
-      </w:pPr>
-    </w:p>
-    <w:p>
-      <w:pPr>
-        <w:spacing w:after="120"/>
-        <w:jc w:val="both"/>
-      </w:pPr>
-    </w:p>
-    <w:p>
-      <w:pPr>
-        <w:spacing w:after="120"/>
-        <w:jc w:val="both"/>
-      </w:pPr>
-      <w:r>
-        <w:rPr>
-          <w:rFonts w:ascii="Times New Roman" w:hAnsi="Times New Roman"/>
-        </w:rPr>
-      </w:r>
-    </w:p>
-    <w:p>
-      <w:pPr>
-        <w:spacing w:after="120"/>
-      </w:pPr>
-      <w:r>
-        <w:rPr>
-          <w:rFonts w:ascii="Times New Roman" w:hAnsi="Times New Roman"/>
-        </w:rPr>
-      </w:r>
-    </w:p>
-    <w:p>
-      <w:pPr>
-        <w:pStyle w:val="Heading1"/>
-        <w:spacing w:after="120"/>
-        <w:jc w:val="center"/>
-      </w:pPr>
-      <w:r>
-        <w:rPr>
-          <w:rFonts w:ascii="Times New Roman" w:hAnsi="Times New Roman"/>
-          <w:b/>
-        </w:rPr>
-        <w:t>УТРЕНЯ</w:t>
-      </w:r>
-    </w:p>
-    <w:p>
-      <w:pPr>
-        <w:spacing w:after="120"/>
-        <w:jc w:val="both"/>
+        <w:t>Вірні:</w:t>
+      </w:r>
+      <w:r>
+        <w:rPr>
+          <w:rFonts w:ascii="Times New Roman" w:hAnsi="Times New Roman"/>
+          <w:color w:val="FF0000"/>
+          <w:sz w:val="24"/>
+        </w:rPr>
+        <w:t xml:space="preserve"> </w:t>
+      </w:r>
+      <w:r>
+        <w:rPr>
+          <w:rFonts w:ascii="Times New Roman" w:hAnsi="Times New Roman"/>
+          <w:sz w:val="24"/>
+        </w:rPr>
+        <w:t>Чесні́шу від херуви́мів* і незрівня́нно славні́шу від серафи́мів,* що без зотлі́ння Бо́га Сло́во породи́ла,* су́щу Богоро́дицю, тебе́ велича́ємо.</w:t>
+      </w:r>
+    </w:p>
+    <w:p>
+      <w:pPr>
+        <w:spacing w:after="120"/>
       </w:pPr>
       <w:r>
         <w:rPr>
@@ -5012,13 +5163,12 @@
           <w:rFonts w:ascii="Times New Roman" w:hAnsi="Times New Roman"/>
           <w:sz w:val="24"/>
         </w:rPr>
-        <w:t xml:space="preserve"> Слава святій, одноістотній, животворчій і нероздільній Тройці, завжди, нині і повсякчас, і на віки віків.</w:t>
-      </w:r>
-    </w:p>
-    <w:p>
-      <w:pPr>
-        <w:spacing w:after="120"/>
-        <w:jc w:val="both"/>
+        <w:t xml:space="preserve"> Сла́ва Тобі́, Хри́сте Бо́же, упова́ння на́ше, сла́ва Тобі́!</w:t>
+      </w:r>
+    </w:p>
+    <w:p>
+      <w:pPr>
+        <w:spacing w:after="120"/>
       </w:pPr>
       <w:r>
         <w:rPr>
@@ -5032,22 +5182,17 @@
       <w:r>
         <w:rPr>
           <w:rFonts w:ascii="Times New Roman" w:hAnsi="Times New Roman"/>
-          <w:sz w:val="24"/>
-        </w:rPr>
-        <w:t xml:space="preserve"> Амінь.</w:t>
-      </w:r>
-    </w:p>
-    <w:p>
-      <w:pPr>
-        <w:spacing w:after="120"/>
-        <w:jc w:val="both"/>
-      </w:pPr>
-      <w:r>
-        <w:rPr>
-          <w:rFonts w:ascii="Times New Roman" w:hAnsi="Times New Roman"/>
-          <w:sz w:val="24"/>
-        </w:rPr>
-        <w:t xml:space="preserve">Слава во вишніх Богу, і на землі мир,* в людях благовоління </w:t>
+          <w:color w:val="FF0000"/>
+          <w:sz w:val="24"/>
+        </w:rPr>
+        <w:t xml:space="preserve"> </w:t>
+      </w:r>
+      <w:r>
+        <w:rPr>
+          <w:rFonts w:ascii="Times New Roman" w:hAnsi="Times New Roman"/>
+          <w:sz w:val="24"/>
+        </w:rPr>
+        <w:t xml:space="preserve">Сла́ва Отцю́, і Си́ну, і Свято́му Ду́хові, і ни́ні, і повсякча́с, і на ві́ки вікі́в. Амі́нь. Го́споди, поми́луй. </w:t>
       </w:r>
       <w:r>
         <w:rPr>
@@ -5061,10 +5206,46 @@
       <w:r>
         <w:rPr>
           <w:rFonts w:ascii="Times New Roman" w:hAnsi="Times New Roman"/>
+          <w:sz w:val="24"/>
+        </w:rPr>
+        <w:t xml:space="preserve"> Благослови́.</w:t>
+      </w:r>
+    </w:p>
+    <w:p>
+      <w:pPr>
+        <w:spacing w:after="120"/>
+      </w:pPr>
+      <w:r>
+        <w:rPr>
+          <w:rFonts w:ascii="Times New Roman" w:hAnsi="Times New Roman"/>
           <w:i/>
-          <w:sz w:val="24"/>
-        </w:rPr>
-        <w:t>.</w:t>
+          <w:color w:val="FF4400"/>
+          <w:sz w:val="24"/>
+        </w:rPr>
+        <w:t>Священник:</w:t>
+      </w:r>
+      <w:r>
+        <w:rPr>
+          <w:rFonts w:ascii="Times New Roman" w:hAnsi="Times New Roman"/>
+          <w:sz w:val="24"/>
+        </w:rPr>
+        <w:t xml:space="preserve"> Христос, істинний Бог наш - молитвами пречистої Своєї Матері, силою чесного і животворчого хреста, заступництвом святих славних і всехвальних апостолів, і святого (ім’я, </w:t>
+      </w:r>
+      <w:r>
+        <w:rPr>
+          <w:rFonts w:ascii="Times New Roman" w:hAnsi="Times New Roman"/>
+          <w:i/>
+          <w:color w:val="FF4400"/>
+          <w:sz w:val="24"/>
+        </w:rPr>
+        <w:t>якого є храм</w:t>
+      </w:r>
+      <w:r>
+        <w:rPr>
+          <w:rFonts w:ascii="Times New Roman" w:hAnsi="Times New Roman"/>
+          <w:sz w:val="24"/>
+        </w:rPr>
+        <w:t>), і свято́го (ім’я, якого є день), і всіх святих - помилує і спасе нас як благий і людинолюбний.</w:t>
       </w:r>
     </w:p>
     <w:p>
@@ -5072,13 +5253,6 @@
         <w:spacing w:after="120"/>
         <w:jc w:val="both"/>
       </w:pPr>
-      <w:r>
-        <w:rPr>
-          <w:rFonts w:ascii="Times New Roman" w:hAnsi="Times New Roman"/>
-          <w:sz w:val="24"/>
-        </w:rPr>
-        <w:t xml:space="preserve">Господи, губи мої відкрий,* і уста мої сповістять хвалу твою </w:t>
-      </w:r>
       <w:r>
         <w:rPr>
           <w:rFonts w:ascii="Times New Roman" w:hAnsi="Times New Roman"/>
@@ -5086,26 +5260,32 @@
           <w:color w:val="FF0000"/>
           <w:sz w:val="24"/>
         </w:rPr>
-        <w:t>(2 р.)</w:t>
-      </w:r>
-      <w:r>
-        <w:rPr>
-          <w:rFonts w:ascii="Times New Roman" w:hAnsi="Times New Roman"/>
-          <w:i/>
-          <w:sz w:val="24"/>
-        </w:rPr>
-        <w:t>.</w:t>
-      </w:r>
-    </w:p>
-    <w:p>
-      <w:pPr>
-        <w:spacing w:after="120"/>
-        <w:jc w:val="both"/>
-      </w:pPr>
-    </w:p>
-    <w:p>
-      <w:pPr>
-        <w:pStyle w:val="Heading2"/>
+        <w:t>Вірні:</w:t>
+      </w:r>
+      <w:r>
+        <w:rPr>
+          <w:rFonts w:ascii="Times New Roman" w:hAnsi="Times New Roman"/>
+          <w:color w:val="FF0000"/>
+          <w:sz w:val="24"/>
+        </w:rPr>
+        <w:t xml:space="preserve"> </w:t>
+      </w:r>
+      <w:r>
+        <w:rPr>
+          <w:rFonts w:ascii="Times New Roman" w:hAnsi="Times New Roman"/>
+          <w:sz w:val="24"/>
+        </w:rPr>
+        <w:t>Амінь.</w:t>
+      </w:r>
+    </w:p>
+    <w:p>
+      <w:pPr>
+        <w:spacing w:after="120"/>
+      </w:pPr>
+    </w:p>
+    <w:p>
+      <w:pPr>
+        <w:pStyle w:val="Heading3"/>
         <w:spacing w:after="120"/>
         <w:jc w:val="center"/>
       </w:pPr>
@@ -5115,13 +5295,175 @@
           <w:b/>
           <w:i/>
           <w:color w:val="FF0000"/>
-          <w:sz w:val="24"/>
-        </w:rPr>
-        <w:t>Шестипсалм'я</w:t>
-      </w:r>
-    </w:p>
-    <w:p>
-      <w:pPr>
+        </w:rPr>
+        <w:t>Після Вечірні</w:t>
+      </w:r>
+    </w:p>
+    <w:p>
+      <w:pPr>
+        <w:spacing w:after="120"/>
+      </w:pPr>
+      <w:r>
+        <w:rPr>
+          <w:rFonts w:ascii="Times New Roman" w:hAnsi="Times New Roman"/>
+          <w:i/>
+          <w:color w:val="FF0000"/>
+          <w:sz w:val="24"/>
+        </w:rPr>
+        <w:t>Вірні:</w:t>
+      </w:r>
+      <w:r>
+        <w:rPr>
+          <w:rFonts w:ascii="Times New Roman" w:hAnsi="Times New Roman"/>
+          <w:sz w:val="24"/>
+        </w:rPr>
+        <w:t xml:space="preserve"> </w:t>
+      </w:r>
+      <w:r>
+        <w:rPr>
+          <w:rFonts w:ascii="Times New Roman" w:hAnsi="Times New Roman"/>
+          <w:sz w:val="24"/>
+        </w:rPr>
+        <w:t>Влади́чице, прийми́ молі́ння слуг твої́х* і ви́зволь нас від уся́кої ну́жди і печа́лі.</w:t>
+      </w:r>
+    </w:p>
+    <w:p>
+      <w:pPr>
+        <w:spacing w:after="120"/>
+      </w:pPr>
+      <w:r>
+        <w:rPr>
+          <w:rFonts w:ascii="Times New Roman" w:hAnsi="Times New Roman"/>
+        </w:rPr>
+      </w:r>
+    </w:p>
+    <w:p>
+      <w:pPr>
+        <w:pStyle w:val="Heading1"/>
+        <w:spacing w:after="120"/>
+        <w:jc w:val="center"/>
+      </w:pPr>
+      <w:r>
+        <w:rPr>
+          <w:rFonts w:ascii="Times New Roman" w:hAnsi="Times New Roman"/>
+          <w:b/>
+        </w:rPr>
+        <w:t>УТРЕНЯ</w:t>
+      </w:r>
+    </w:p>
+    <w:p>
+      <w:pPr>
+        <w:spacing w:after="120"/>
+        <w:jc w:val="both"/>
+      </w:pPr>
+      <w:r>
+        <w:rPr>
+          <w:rFonts w:ascii="Times New Roman" w:hAnsi="Times New Roman"/>
+          <w:i/>
+          <w:color w:val="FF4400"/>
+          <w:sz w:val="24"/>
+        </w:rPr>
+        <w:t>Священник:</w:t>
+      </w:r>
+      <w:r>
+        <w:rPr>
+          <w:rFonts w:ascii="Times New Roman" w:hAnsi="Times New Roman"/>
+          <w:sz w:val="24"/>
+        </w:rPr>
+        <w:t xml:space="preserve"> Слава святій, одноістотній, животворчій і нероздільній Тройці, завжди, нині і повсякчас, і на віки віків.</w:t>
+      </w:r>
+    </w:p>
+    <w:p>
+      <w:pPr>
+        <w:spacing w:after="120"/>
+        <w:jc w:val="both"/>
+      </w:pPr>
+      <w:r>
+        <w:rPr>
+          <w:rFonts w:ascii="Times New Roman" w:hAnsi="Times New Roman"/>
+          <w:i/>
+          <w:color w:val="FF0000"/>
+          <w:sz w:val="24"/>
+        </w:rPr>
+        <w:t>Вірні:</w:t>
+      </w:r>
+      <w:r>
+        <w:rPr>
+          <w:rFonts w:ascii="Times New Roman" w:hAnsi="Times New Roman"/>
+          <w:sz w:val="24"/>
+        </w:rPr>
+        <w:t xml:space="preserve"> Амінь.</w:t>
+      </w:r>
+    </w:p>
+    <w:p>
+      <w:pPr>
+        <w:spacing w:after="120"/>
+        <w:jc w:val="both"/>
+      </w:pPr>
+      <w:r>
+        <w:rPr>
+          <w:rFonts w:ascii="Times New Roman" w:hAnsi="Times New Roman"/>
+          <w:sz w:val="24"/>
+        </w:rPr>
+        <w:t xml:space="preserve">Слава во вишніх Богу, і на землі мир,* в людях благовоління </w:t>
+      </w:r>
+      <w:r>
+        <w:rPr>
+          <w:rFonts w:ascii="Times New Roman" w:hAnsi="Times New Roman"/>
+          <w:i/>
+          <w:color w:val="FF0000"/>
+          <w:sz w:val="24"/>
+        </w:rPr>
+        <w:t>(3 р.)</w:t>
+      </w:r>
+      <w:r>
+        <w:rPr>
+          <w:rFonts w:ascii="Times New Roman" w:hAnsi="Times New Roman"/>
+          <w:i/>
+          <w:sz w:val="24"/>
+        </w:rPr>
+        <w:t>.</w:t>
+      </w:r>
+    </w:p>
+    <w:p>
+      <w:pPr>
+        <w:spacing w:after="120"/>
+        <w:jc w:val="both"/>
+      </w:pPr>
+      <w:r>
+        <w:rPr>
+          <w:rFonts w:ascii="Times New Roman" w:hAnsi="Times New Roman"/>
+          <w:sz w:val="24"/>
+        </w:rPr>
+        <w:t xml:space="preserve">Господи, губи мої відкрий,* і уста мої сповістять хвалу твою </w:t>
+      </w:r>
+      <w:r>
+        <w:rPr>
+          <w:rFonts w:ascii="Times New Roman" w:hAnsi="Times New Roman"/>
+          <w:i/>
+          <w:color w:val="FF0000"/>
+          <w:sz w:val="24"/>
+        </w:rPr>
+        <w:t>(2 р.)</w:t>
+      </w:r>
+      <w:r>
+        <w:rPr>
+          <w:rFonts w:ascii="Times New Roman" w:hAnsi="Times New Roman"/>
+          <w:i/>
+          <w:sz w:val="24"/>
+        </w:rPr>
+        <w:t>.</w:t>
+      </w:r>
+    </w:p>
+    <w:p>
+      <w:pPr>
+        <w:spacing w:after="120"/>
+        <w:jc w:val="both"/>
+      </w:pPr>
+    </w:p>
+    <w:p>
+      <w:pPr>
+        <w:pStyle w:val="Heading2"/>
         <w:spacing w:after="120"/>
         <w:jc w:val="center"/>
       </w:pPr>
@@ -5133,120 +5475,7 @@
           <w:color w:val="FF0000"/>
           <w:sz w:val="24"/>
         </w:rPr>
-        <w:t xml:space="preserve">Псалом 3 </w:t>
-      </w:r>
-      <w:r>
-        <w:rPr>
-          <w:rFonts w:ascii="Times New Roman" w:hAnsi="Times New Roman"/>
-          <w:i/>
-          <w:color w:val="FF0000"/>
-          <w:sz w:val="24"/>
-        </w:rPr>
-        <w:t>(У понеділок)</w:t>
-      </w:r>
-    </w:p>
-    <w:p>
-      <w:pPr>
-        <w:spacing w:after="120"/>
-        <w:jc w:val="both"/>
-      </w:pPr>
-      <w:r>
-        <w:rPr>
-          <w:rFonts w:ascii="Times New Roman" w:hAnsi="Times New Roman"/>
-          <w:sz w:val="24"/>
-        </w:rPr>
-        <w:t>О Господи, як багато моїх ворогів,* багато їх повстало проти мене.</w:t>
-      </w:r>
-    </w:p>
-    <w:p>
-      <w:pPr>
-        <w:spacing w:after="120"/>
-        <w:jc w:val="both"/>
-      </w:pPr>
-      <w:r>
-        <w:rPr>
-          <w:rFonts w:ascii="Times New Roman" w:hAnsi="Times New Roman"/>
-          <w:sz w:val="24"/>
-        </w:rPr>
-        <w:t>Багато тих, що мені кажуть:* «Нема йому спасіння в Бозі».</w:t>
-      </w:r>
-    </w:p>
-    <w:p>
-      <w:pPr>
-        <w:spacing w:after="120"/>
-        <w:jc w:val="both"/>
-      </w:pPr>
-      <w:r>
-        <w:rPr>
-          <w:rFonts w:ascii="Times New Roman" w:hAnsi="Times New Roman"/>
-          <w:sz w:val="24"/>
-        </w:rPr>
-        <w:t>Але ти, Господи, щит мій навколо мене,* ти моя слава, підносиш голову мою вгору.</w:t>
-      </w:r>
-    </w:p>
-    <w:p>
-      <w:pPr>
-        <w:spacing w:after="120"/>
-        <w:jc w:val="both"/>
-      </w:pPr>
-      <w:r>
-        <w:rPr>
-          <w:rFonts w:ascii="Times New Roman" w:hAnsi="Times New Roman"/>
-          <w:sz w:val="24"/>
-        </w:rPr>
-        <w:t>Я голосно візвав до Господа,* і він вислухав мене з гори святої своєї.</w:t>
-      </w:r>
-    </w:p>
-    <w:p>
-      <w:pPr>
-        <w:spacing w:after="120"/>
-        <w:jc w:val="both"/>
-      </w:pPr>
-      <w:r>
-        <w:rPr>
-          <w:rFonts w:ascii="Times New Roman" w:hAnsi="Times New Roman"/>
-          <w:sz w:val="24"/>
-        </w:rPr>
-        <w:t>Я ліг собі й заснув, і пробудився,* бо Господь мене зберігає.</w:t>
-      </w:r>
-    </w:p>
-    <w:p>
-      <w:pPr>
-        <w:spacing w:after="120"/>
-        <w:jc w:val="both"/>
-      </w:pPr>
-      <w:r>
-        <w:rPr>
-          <w:rFonts w:ascii="Times New Roman" w:hAnsi="Times New Roman"/>
-          <w:sz w:val="24"/>
-        </w:rPr>
-        <w:t>Я не боюся безлічі людей,* що навколо мене обсіли.</w:t>
-      </w:r>
-    </w:p>
-    <w:p>
-      <w:pPr>
-        <w:spacing w:after="120"/>
-        <w:jc w:val="both"/>
-      </w:pPr>
-      <w:r>
-        <w:rPr>
-          <w:rFonts w:ascii="Times New Roman" w:hAnsi="Times New Roman"/>
-          <w:sz w:val="24"/>
-        </w:rPr>
-        <w:t>Воскресни, Господи, спаси мене, мій Боже!* По щелепах вдарив ти всіх ворогів моїх, розторощив зуби злих.</w:t>
-      </w:r>
-    </w:p>
-    <w:p>
-      <w:pPr>
-        <w:spacing w:after="120"/>
-        <w:jc w:val="both"/>
-      </w:pPr>
-      <w:r>
-        <w:rPr>
-          <w:rFonts w:ascii="Times New Roman" w:hAnsi="Times New Roman"/>
-          <w:sz w:val="24"/>
-        </w:rPr>
-        <w:t>У Господа спасіння,* і на твій народ – благословення твоє.</w:t>
+        <w:t>Шестипсалм'я</w:t>
       </w:r>
     </w:p>
     <w:p>
@@ -5262,7 +5491,7 @@
           <w:color w:val="FF0000"/>
           <w:sz w:val="24"/>
         </w:rPr>
-        <w:t xml:space="preserve">Псалом 37 </w:t>
+        <w:t xml:space="preserve">Псалом 3 </w:t>
       </w:r>
       <w:r>
         <w:rPr>
@@ -5271,7 +5500,7 @@
           <w:color w:val="FF0000"/>
           <w:sz w:val="24"/>
         </w:rPr>
-        <w:t>(У вівторок)</w:t>
+        <w:t>(У понеділок)</w:t>
       </w:r>
     </w:p>
     <w:p>
@@ -5284,7 +5513,7 @@
           <w:rFonts w:ascii="Times New Roman" w:hAnsi="Times New Roman"/>
           <w:sz w:val="24"/>
         </w:rPr>
-        <w:t>О Господи, не докоряй мені в твоїм гніві,* і не карай мене в твоїм обуренні.</w:t>
+        <w:t>О Господи, як багато моїх ворогів,* багато їх повстало проти мене.</w:t>
       </w:r>
     </w:p>
     <w:p>
@@ -5297,7 +5526,7 @@
           <w:rFonts w:ascii="Times New Roman" w:hAnsi="Times New Roman"/>
           <w:sz w:val="24"/>
         </w:rPr>
-        <w:t>Бо твої стріли мене прошили,* і рука твоя спустилася на мене.</w:t>
+        <w:t>Багато тих, що мені кажуть:* «Нема йому спасіння в Бозі».</w:t>
       </w:r>
     </w:p>
     <w:p>
@@ -5310,7 +5539,7 @@
           <w:rFonts w:ascii="Times New Roman" w:hAnsi="Times New Roman"/>
           <w:sz w:val="24"/>
         </w:rPr>
-        <w:t>Нема здорового нічого на моїм тілі з-за гніву твого;* немає цілого нічого в моїх костях із-за гріху мого.</w:t>
+        <w:t>Але ти, Господи, щит мій навколо мене,* ти моя слава, підносиш голову мою вгору.</w:t>
       </w:r>
     </w:p>
     <w:p>
@@ -5323,7 +5552,7 @@
           <w:rFonts w:ascii="Times New Roman" w:hAnsi="Times New Roman"/>
           <w:sz w:val="24"/>
         </w:rPr>
-        <w:t>Бо мої провини голову мою перевищили,* немов важкий тягар, що тяжить над мою силу.</w:t>
+        <w:t>Я голосно візвав до Господа,* і він вислухав мене з гори святої своєї.</w:t>
       </w:r>
     </w:p>
     <w:p>
@@ -5336,7 +5565,7 @@
           <w:rFonts w:ascii="Times New Roman" w:hAnsi="Times New Roman"/>
           <w:sz w:val="24"/>
         </w:rPr>
-        <w:t>Смердять, загнивши, мої рани,* задля мого нерозуму.</w:t>
+        <w:t>Я ліг собі й заснув, і пробудився,* бо Господь мене зберігає.</w:t>
       </w:r>
     </w:p>
     <w:p>
@@ -5349,7 +5578,7 @@
           <w:rFonts w:ascii="Times New Roman" w:hAnsi="Times New Roman"/>
           <w:sz w:val="24"/>
         </w:rPr>
-        <w:t>Принижений, зігнувсь я вельми,* повсякденно сумний ходжу я.</w:t>
+        <w:t>Я не боюся безлічі людей,* що навколо мене обсіли.</w:t>
       </w:r>
     </w:p>
     <w:p>
@@ -5362,7 +5591,7 @@
           <w:rFonts w:ascii="Times New Roman" w:hAnsi="Times New Roman"/>
           <w:sz w:val="24"/>
         </w:rPr>
-        <w:t>Бо нутро моє повне жару,* і здорового нема нічого на моїм тілі.</w:t>
+        <w:t>Воскресни, Господи, спаси мене, мій Боже!* По щелепах вдарив ти всіх ворогів моїх, розторощив зуби злих.</w:t>
       </w:r>
     </w:p>
     <w:p>
@@ -5375,189 +5604,7 @@
           <w:rFonts w:ascii="Times New Roman" w:hAnsi="Times New Roman"/>
           <w:sz w:val="24"/>
         </w:rPr>
-        <w:t>Зомлів я, розбитий понад міру,* і скиглю від стогону серця мого.</w:t>
-      </w:r>
-    </w:p>
-    <w:p>
-      <w:pPr>
-        <w:spacing w:after="120"/>
-        <w:jc w:val="both"/>
-      </w:pPr>
-      <w:r>
-        <w:rPr>
-          <w:rFonts w:ascii="Times New Roman" w:hAnsi="Times New Roman"/>
-          <w:sz w:val="24"/>
-        </w:rPr>
-        <w:t>О Господи, перед тобою все моє бажання,* і стогін мій від тебе не скритий.</w:t>
-      </w:r>
-    </w:p>
-    <w:p>
-      <w:pPr>
-        <w:spacing w:after="120"/>
-        <w:jc w:val="both"/>
-      </w:pPr>
-      <w:r>
-        <w:rPr>
-          <w:rFonts w:ascii="Times New Roman" w:hAnsi="Times New Roman"/>
-          <w:sz w:val="24"/>
-        </w:rPr>
-        <w:t>Серце моє розколотилось, сила мене полишила,* і навіть очей моїх світло, – і того вже нема в мене.</w:t>
-      </w:r>
-    </w:p>
-    <w:p>
-      <w:pPr>
-        <w:spacing w:after="120"/>
-        <w:jc w:val="both"/>
-      </w:pPr>
-      <w:r>
-        <w:rPr>
-          <w:rFonts w:ascii="Times New Roman" w:hAnsi="Times New Roman"/>
-          <w:sz w:val="24"/>
-        </w:rPr>
-        <w:t>Друзі мої та приятелі далекі від моєї рани,* і родичі мої стоять оподаль.</w:t>
-      </w:r>
-    </w:p>
-    <w:p>
-      <w:pPr>
-        <w:spacing w:after="120"/>
-        <w:jc w:val="both"/>
-      </w:pPr>
-      <w:r>
-        <w:rPr>
-          <w:rFonts w:ascii="Times New Roman" w:hAnsi="Times New Roman"/>
-          <w:sz w:val="24"/>
-        </w:rPr>
-        <w:t>І ті, що на моє життя зазіхають, тенета наставляють,* і ті, що бажають мені нещастя, говорять про погибель, увесь час міркують лукаве.</w:t>
-      </w:r>
-    </w:p>
-    <w:p>
-      <w:pPr>
-        <w:spacing w:after="120"/>
-        <w:jc w:val="both"/>
-      </w:pPr>
-      <w:r>
-        <w:rPr>
-          <w:rFonts w:ascii="Times New Roman" w:hAnsi="Times New Roman"/>
-          <w:sz w:val="24"/>
-        </w:rPr>
-        <w:t>Я, немов глухий, не чую,* і як німий, що уст своїх не відкриває.</w:t>
-      </w:r>
-    </w:p>
-    <w:p>
-      <w:pPr>
-        <w:spacing w:after="120"/>
-        <w:jc w:val="both"/>
-      </w:pPr>
-      <w:r>
-        <w:rPr>
-          <w:rFonts w:ascii="Times New Roman" w:hAnsi="Times New Roman"/>
-          <w:sz w:val="24"/>
-        </w:rPr>
-        <w:t>Я став, немов людина, що не чує,* в устах якої одвіту немає.</w:t>
-      </w:r>
-    </w:p>
-    <w:p>
-      <w:pPr>
-        <w:spacing w:after="120"/>
-        <w:jc w:val="both"/>
-      </w:pPr>
-      <w:r>
-        <w:rPr>
-          <w:rFonts w:ascii="Times New Roman" w:hAnsi="Times New Roman"/>
-          <w:sz w:val="24"/>
-        </w:rPr>
-        <w:t>На тебе бо, о Господи, я уповаю,* ти вислухаєш мене, Господи, мій Боже.</w:t>
-      </w:r>
-    </w:p>
-    <w:p>
-      <w:pPr>
-        <w:spacing w:after="120"/>
-        <w:jc w:val="both"/>
-      </w:pPr>
-      <w:r>
-        <w:rPr>
-          <w:rFonts w:ascii="Times New Roman" w:hAnsi="Times New Roman"/>
-          <w:sz w:val="24"/>
-        </w:rPr>
-        <w:t>Кажу бо: Нехай не втішаються наді мною, як захитається моя нога,* нехай не несуться проти мене.</w:t>
-      </w:r>
-    </w:p>
-    <w:p>
-      <w:pPr>
-        <w:spacing w:after="120"/>
-        <w:jc w:val="both"/>
-      </w:pPr>
-      <w:r>
-        <w:rPr>
-          <w:rFonts w:ascii="Times New Roman" w:hAnsi="Times New Roman"/>
-          <w:sz w:val="24"/>
-        </w:rPr>
-        <w:t>Я бо ось-ось уже маю впасти,* і біль мій передо мною завжди.</w:t>
-      </w:r>
-    </w:p>
-    <w:p>
-      <w:pPr>
-        <w:spacing w:after="120"/>
-        <w:jc w:val="both"/>
-      </w:pPr>
-      <w:r>
-        <w:rPr>
-          <w:rFonts w:ascii="Times New Roman" w:hAnsi="Times New Roman"/>
-          <w:sz w:val="24"/>
-        </w:rPr>
-        <w:t>Я бо провину мою визнаю,* і гріхом моїм журюся.</w:t>
-      </w:r>
-    </w:p>
-    <w:p>
-      <w:pPr>
-        <w:spacing w:after="120"/>
-        <w:jc w:val="both"/>
-      </w:pPr>
-      <w:r>
-        <w:rPr>
-          <w:rFonts w:ascii="Times New Roman" w:hAnsi="Times New Roman"/>
-          <w:sz w:val="24"/>
-        </w:rPr>
-        <w:t>А ті, що без причини зо мною ворогують, ростуть на силі,* чимало тих, що мене безпідставно ненавидять.</w:t>
-      </w:r>
-    </w:p>
-    <w:p>
-      <w:pPr>
-        <w:spacing w:after="120"/>
-        <w:jc w:val="both"/>
-      </w:pPr>
-      <w:r>
-        <w:rPr>
-          <w:rFonts w:ascii="Times New Roman" w:hAnsi="Times New Roman"/>
-          <w:sz w:val="24"/>
-        </w:rPr>
-        <w:t>І ті, що злом оддячують за добро,* вони проти мене, бо я про добро дбаю.</w:t>
-      </w:r>
-    </w:p>
-    <w:p>
-      <w:pPr>
-        <w:spacing w:after="120"/>
-        <w:jc w:val="both"/>
-      </w:pPr>
-      <w:r>
-        <w:rPr>
-          <w:rFonts w:ascii="Times New Roman" w:hAnsi="Times New Roman"/>
-          <w:sz w:val="24"/>
-        </w:rPr>
-        <w:t>Не покидай мене, о Господи,* не віддаляйся від мене, мій Боже.</w:t>
-      </w:r>
-    </w:p>
-    <w:p>
-      <w:pPr>
-        <w:spacing w:after="120"/>
-        <w:jc w:val="both"/>
-      </w:pPr>
-      <w:r>
-        <w:rPr>
-          <w:rFonts w:ascii="Times New Roman" w:hAnsi="Times New Roman"/>
-          <w:sz w:val="24"/>
-        </w:rPr>
-        <w:t>Поспіши мені на допомогу,* Господи, моє спасіння.</w:t>
+        <w:t>У Господа спасіння,* і на твій народ – благословення твоє.</w:t>
       </w:r>
     </w:p>
     <w:p>
@@ -5573,7 +5620,7 @@
           <w:color w:val="FF0000"/>
           <w:sz w:val="24"/>
         </w:rPr>
-        <w:t xml:space="preserve">Псалом 62 </w:t>
+        <w:t xml:space="preserve">Псалом 37 </w:t>
       </w:r>
       <w:r>
         <w:rPr>
@@ -5582,7 +5629,7 @@
           <w:color w:val="FF0000"/>
           <w:sz w:val="24"/>
         </w:rPr>
-        <w:t>(У середу)</w:t>
+        <w:t>(У вівторок)</w:t>
       </w:r>
     </w:p>
     <w:p>
@@ -5595,7 +5642,7 @@
           <w:rFonts w:ascii="Times New Roman" w:hAnsi="Times New Roman"/>
           <w:sz w:val="24"/>
         </w:rPr>
-        <w:t>Боже, ти Бог мій!* Тебе шукаю пильно.</w:t>
+        <w:t>О Господи, не докоряй мені в твоїм гніві,* і не карай мене в твоїм обуренні.</w:t>
       </w:r>
     </w:p>
     <w:p>
@@ -5608,7 +5655,7 @@
           <w:rFonts w:ascii="Times New Roman" w:hAnsi="Times New Roman"/>
           <w:sz w:val="24"/>
         </w:rPr>
-        <w:t>Тебе душа моя прагне,* тебе бажає тіло моє в землі сухій, спраглій і безводній.</w:t>
+        <w:t>Бо твої стріли мене прошили,* і рука твоя спустилася на мене.</w:t>
       </w:r>
     </w:p>
     <w:p>
@@ -5621,7 +5668,7 @@
           <w:rFonts w:ascii="Times New Roman" w:hAnsi="Times New Roman"/>
           <w:sz w:val="24"/>
         </w:rPr>
-        <w:t>Отак і я у святині тебе виглядаю:* побачити силу твою й твою славу.</w:t>
+        <w:t>Нема здорового нічого на моїм тілі з-за гніву твого;* немає цілого нічого в моїх костях із-за гріху мого.</w:t>
       </w:r>
     </w:p>
     <w:p>
@@ -5634,7 +5681,7 @@
           <w:rFonts w:ascii="Times New Roman" w:hAnsi="Times New Roman"/>
           <w:sz w:val="24"/>
         </w:rPr>
-        <w:t>Бо твоя милість ліпша від життя,* уста мої славитимуть тебе.</w:t>
+        <w:t>Бо мої провини голову мою перевищили,* немов важкий тягар, що тяжить над мою силу.</w:t>
       </w:r>
     </w:p>
     <w:p>
@@ -5647,7 +5694,7 @@
           <w:rFonts w:ascii="Times New Roman" w:hAnsi="Times New Roman"/>
           <w:sz w:val="24"/>
         </w:rPr>
-        <w:t>Отак буду тебе хвалити поки життя мого,* у твоїм імені здійматиму мої руки.</w:t>
+        <w:t>Смердять, загнивши, мої рани,* задля мого нерозуму.</w:t>
       </w:r>
     </w:p>
     <w:p>
@@ -5660,7 +5707,7 @@
           <w:rFonts w:ascii="Times New Roman" w:hAnsi="Times New Roman"/>
           <w:sz w:val="24"/>
         </w:rPr>
-        <w:t>Душа моя насититься, немов туком та оливою,* уста мої веселим голосом хвалитимуть тебе.</w:t>
+        <w:t>Принижений, зігнувсь я вельми,* повсякденно сумний ходжу я.</w:t>
       </w:r>
     </w:p>
     <w:p>
@@ -5673,7 +5720,7 @@
           <w:rFonts w:ascii="Times New Roman" w:hAnsi="Times New Roman"/>
           <w:sz w:val="24"/>
         </w:rPr>
-        <w:t>Коли згадаю на моїй постелі тебе,* під час нічних чувань розмишлятиму про тебе.</w:t>
+        <w:t>Бо нутро моє повне жару,* і здорового нема нічого на моїм тілі.</w:t>
       </w:r>
     </w:p>
     <w:p>
@@ -5686,7 +5733,7 @@
           <w:rFonts w:ascii="Times New Roman" w:hAnsi="Times New Roman"/>
           <w:sz w:val="24"/>
         </w:rPr>
-        <w:t>Бо ти прийшов мені на допомогу,* і в тіні крил твоїх я ликуватиму.</w:t>
+        <w:t>Зомлів я, розбитий понад міру,* і скиглю від стогону серця мого.</w:t>
       </w:r>
     </w:p>
     <w:p>
@@ -5699,7 +5746,7 @@
           <w:rFonts w:ascii="Times New Roman" w:hAnsi="Times New Roman"/>
           <w:sz w:val="24"/>
         </w:rPr>
-        <w:t>Душа моя до тебе лине,* мене підтримує твоя правиця.</w:t>
+        <w:t>О Господи, перед тобою все моє бажання,* і стогін мій від тебе не скритий.</w:t>
       </w:r>
     </w:p>
     <w:p>
@@ -5712,7 +5759,7 @@
           <w:rFonts w:ascii="Times New Roman" w:hAnsi="Times New Roman"/>
           <w:sz w:val="24"/>
         </w:rPr>
-        <w:t>Ті ж, які чигають на мою душу,* зійдуть у безодні підземні.</w:t>
+        <w:t>Серце моє розколотилось, сила мене полишила,* і навіть очей моїх світло, – і того вже нема в мене.</w:t>
       </w:r>
     </w:p>
     <w:p>
@@ -5725,7 +5772,7 @@
           <w:rFonts w:ascii="Times New Roman" w:hAnsi="Times New Roman"/>
           <w:sz w:val="24"/>
         </w:rPr>
-        <w:t>Їх віддадуть мечеві на поталу,* вони шакалів здобиччю стануть.</w:t>
+        <w:t>Друзі мої та приятелі далекі від моєї рани,* і родичі мої стоять оподаль.</w:t>
       </w:r>
     </w:p>
     <w:p>
@@ -5738,7 +5785,7 @@
           <w:rFonts w:ascii="Times New Roman" w:hAnsi="Times New Roman"/>
           <w:sz w:val="24"/>
         </w:rPr>
-        <w:t>А цар возвеселиться в Бозі, хвалитиметься кожен, хто ним клянеться,* уста бо тих, що неправду кажуть, будуть закриті.</w:t>
+        <w:t>І ті, що на моє життя зазіхають, тенета наставляють,* і ті, що бажають мені нещастя, говорять про погибель, увесь час міркують лукаве.</w:t>
       </w:r>
     </w:p>
     <w:p>
@@ -5746,6 +5793,13 @@
         <w:spacing w:after="120"/>
         <w:jc w:val="both"/>
       </w:pPr>
+      <w:r>
+        <w:rPr>
+          <w:rFonts w:ascii="Times New Roman" w:hAnsi="Times New Roman"/>
+          <w:sz w:val="24"/>
+        </w:rPr>
+        <w:t>Я, немов глухий, не чую,* і як німий, що уст своїх не відкриває.</w:t>
+      </w:r>
     </w:p>
     <w:p>
       <w:pPr>
@@ -5757,7 +5811,7 @@
           <w:rFonts w:ascii="Times New Roman" w:hAnsi="Times New Roman"/>
           <w:sz w:val="24"/>
         </w:rPr>
-        <w:t>Слава Отцю, і Сину, і Святому Духові, і нині і повсякчас, і на віки віків. Амінь.</w:t>
+        <w:t>Я став, немов людина, що не чує,* в устах якої одвіту немає.</w:t>
       </w:r>
     </w:p>
     <w:p>
@@ -5770,16 +5824,7 @@
           <w:rFonts w:ascii="Times New Roman" w:hAnsi="Times New Roman"/>
           <w:sz w:val="24"/>
         </w:rPr>
-        <w:t xml:space="preserve">Алилуя, алилуя, алилуя, слава Тобі, Боже. </w:t>
-      </w:r>
-      <w:r>
-        <w:rPr>
-          <w:rFonts w:ascii="Times New Roman" w:hAnsi="Times New Roman"/>
-          <w:i/>
-          <w:color w:val="FF0000"/>
-          <w:sz w:val="24"/>
-        </w:rPr>
-        <w:t>(3 р.)</w:t>
+        <w:t>На тебе бо, о Господи, я уповаю,* ти вислухаєш мене, Господи, мій Боже.</w:t>
       </w:r>
     </w:p>
     <w:p>
@@ -5792,16 +5837,7 @@
           <w:rFonts w:ascii="Times New Roman" w:hAnsi="Times New Roman"/>
           <w:sz w:val="24"/>
         </w:rPr>
-        <w:t xml:space="preserve">Господи, помилуй. </w:t>
-      </w:r>
-      <w:r>
-        <w:rPr>
-          <w:rFonts w:ascii="Times New Roman" w:hAnsi="Times New Roman"/>
-          <w:i/>
-          <w:color w:val="FF0000"/>
-          <w:sz w:val="24"/>
-        </w:rPr>
-        <w:t>(3 р.)</w:t>
+        <w:t>Кажу бо: Нехай не втішаються наді мною, як захитається моя нога,* нехай не несуться проти мене.</w:t>
       </w:r>
     </w:p>
     <w:p>
@@ -5814,7 +5850,7 @@
           <w:rFonts w:ascii="Times New Roman" w:hAnsi="Times New Roman"/>
           <w:sz w:val="24"/>
         </w:rPr>
-        <w:t>Слава Отцю, і Сину, і Святому Духові, і нині і повсякчас, і на віки віків. Амінь.</w:t>
+        <w:t>Я бо ось-ось уже маю впасти,* і біль мій передо мною завжди.</w:t>
       </w:r>
     </w:p>
     <w:p>
@@ -5822,6 +5858,65 @@
         <w:spacing w:after="120"/>
         <w:jc w:val="both"/>
       </w:pPr>
+      <w:r>
+        <w:rPr>
+          <w:rFonts w:ascii="Times New Roman" w:hAnsi="Times New Roman"/>
+          <w:sz w:val="24"/>
+        </w:rPr>
+        <w:t>Я бо провину мою визнаю,* і гріхом моїм журюся.</w:t>
+      </w:r>
+    </w:p>
+    <w:p>
+      <w:pPr>
+        <w:spacing w:after="120"/>
+        <w:jc w:val="both"/>
+      </w:pPr>
+      <w:r>
+        <w:rPr>
+          <w:rFonts w:ascii="Times New Roman" w:hAnsi="Times New Roman"/>
+          <w:sz w:val="24"/>
+        </w:rPr>
+        <w:t>А ті, що без причини зо мною ворогують, ростуть на силі,* чимало тих, що мене безпідставно ненавидять.</w:t>
+      </w:r>
+    </w:p>
+    <w:p>
+      <w:pPr>
+        <w:spacing w:after="120"/>
+        <w:jc w:val="both"/>
+      </w:pPr>
+      <w:r>
+        <w:rPr>
+          <w:rFonts w:ascii="Times New Roman" w:hAnsi="Times New Roman"/>
+          <w:sz w:val="24"/>
+        </w:rPr>
+        <w:t>І ті, що злом оддячують за добро,* вони проти мене, бо я про добро дбаю.</w:t>
+      </w:r>
+    </w:p>
+    <w:p>
+      <w:pPr>
+        <w:spacing w:after="120"/>
+        <w:jc w:val="both"/>
+      </w:pPr>
+      <w:r>
+        <w:rPr>
+          <w:rFonts w:ascii="Times New Roman" w:hAnsi="Times New Roman"/>
+          <w:sz w:val="24"/>
+        </w:rPr>
+        <w:t>Не покидай мене, о Господи,* не віддаляйся від мене, мій Боже.</w:t>
+      </w:r>
+    </w:p>
+    <w:p>
+      <w:pPr>
+        <w:spacing w:after="120"/>
+        <w:jc w:val="both"/>
+      </w:pPr>
+      <w:r>
+        <w:rPr>
+          <w:rFonts w:ascii="Times New Roman" w:hAnsi="Times New Roman"/>
+          <w:sz w:val="24"/>
+        </w:rPr>
+        <w:t>Поспіши мені на допомогу,* Господи, моє спасіння.</w:t>
+      </w:r>
     </w:p>
     <w:p>
       <w:pPr>
@@ -5836,7 +5931,7 @@
           <w:color w:val="FF0000"/>
           <w:sz w:val="24"/>
         </w:rPr>
-        <w:t xml:space="preserve">Псалом 87 </w:t>
+        <w:t xml:space="preserve">Псалом 62 </w:t>
       </w:r>
       <w:r>
         <w:rPr>
@@ -5845,7 +5940,7 @@
           <w:color w:val="FF0000"/>
           <w:sz w:val="24"/>
         </w:rPr>
-        <w:t>(У четвер)</w:t>
+        <w:t>(У середу)</w:t>
       </w:r>
     </w:p>
     <w:p>
@@ -5858,7 +5953,7 @@
           <w:rFonts w:ascii="Times New Roman" w:hAnsi="Times New Roman"/>
           <w:sz w:val="24"/>
         </w:rPr>
-        <w:t>Господи, Боже мого спасіння,* я вдень кличу, і вночі перед тобою скаржусь.</w:t>
+        <w:t>Боже, ти Бог мій!* Тебе шукаю пильно.</w:t>
       </w:r>
     </w:p>
     <w:p>
@@ -5871,7 +5966,7 @@
           <w:rFonts w:ascii="Times New Roman" w:hAnsi="Times New Roman"/>
           <w:sz w:val="24"/>
         </w:rPr>
-        <w:t>Нехай прийде перед твоє обличчя моя молитва!* Прихили своє вухо до мого благання.</w:t>
+        <w:t>Тебе душа моя прагне,* тебе бажає тіло моє в землі сухій, спраглій і безводній.</w:t>
       </w:r>
     </w:p>
     <w:p>
@@ -5884,7 +5979,7 @@
           <w:rFonts w:ascii="Times New Roman" w:hAnsi="Times New Roman"/>
           <w:sz w:val="24"/>
         </w:rPr>
-        <w:t>Душа бо моя наситилася горем,* і життя моє наблизилося до шеолу.</w:t>
+        <w:t>Отак і я у святині тебе виглядаю:* побачити силу твою й твою славу.</w:t>
       </w:r>
     </w:p>
     <w:p>
@@ -5897,7 +5992,7 @@
           <w:rFonts w:ascii="Times New Roman" w:hAnsi="Times New Roman"/>
           <w:sz w:val="24"/>
         </w:rPr>
-        <w:t>Мене залічено до тих, що сходять у яму.* Я став як чоловік, що допомоги не має.</w:t>
+        <w:t>Бо твоя милість ліпша від життя,* уста мої славитимуть тебе.</w:t>
       </w:r>
     </w:p>
     <w:p>
@@ -5910,7 +6005,7 @@
           <w:rFonts w:ascii="Times New Roman" w:hAnsi="Times New Roman"/>
           <w:sz w:val="24"/>
         </w:rPr>
-        <w:t>Поміж мерцями моє ложе, немов убиті, що лежать у могилі,* що їх не згадуєш уже більше, що їх відтято від руки твоєї.</w:t>
+        <w:t>Отак буду тебе хвалити поки життя мого,* у твоїм імені здійматиму мої руки.</w:t>
       </w:r>
     </w:p>
     <w:p>
@@ -5923,7 +6018,7 @@
           <w:rFonts w:ascii="Times New Roman" w:hAnsi="Times New Roman"/>
           <w:sz w:val="24"/>
         </w:rPr>
-        <w:t>Поклав ти мене в глибоку яму,* у темряву та безодню.</w:t>
+        <w:t>Душа моя насититься, немов туком та оливою,* уста мої веселим голосом хвалитимуть тебе.</w:t>
       </w:r>
     </w:p>
     <w:p>
@@ -5936,7 +6031,7 @@
           <w:rFonts w:ascii="Times New Roman" w:hAnsi="Times New Roman"/>
           <w:sz w:val="24"/>
         </w:rPr>
-        <w:t>Тяжить на мені твій гнів,* і всіма хвилями твоїми гнітиш мене.</w:t>
+        <w:t>Коли згадаю на моїй постелі тебе,* під час нічних чувань розмишлятиму про тебе.</w:t>
       </w:r>
     </w:p>
     <w:p>
@@ -5949,7 +6044,7 @@
           <w:rFonts w:ascii="Times New Roman" w:hAnsi="Times New Roman"/>
           <w:sz w:val="24"/>
         </w:rPr>
-        <w:t>Ти віддалив від мене моїх друзів,* зробив мене для них осоружним, мене замкнули, і я не можу вийти.</w:t>
+        <w:t>Бо ти прийшов мені на допомогу,* і в тіні крил твоїх я ликуватиму.</w:t>
       </w:r>
     </w:p>
     <w:p>
@@ -5962,7 +6057,7 @@
           <w:rFonts w:ascii="Times New Roman" w:hAnsi="Times New Roman"/>
           <w:sz w:val="24"/>
         </w:rPr>
-        <w:t>Очі мої знемоглися від печалі;* до тебе, Господи, щодня взиваю, до тебе простягаю мої руки.</w:t>
+        <w:t>Душа моя до тебе лине,* мене підтримує твоя правиця.</w:t>
       </w:r>
     </w:p>
     <w:p>
@@ -5975,7 +6070,7 @@
           <w:rFonts w:ascii="Times New Roman" w:hAnsi="Times New Roman"/>
           <w:sz w:val="24"/>
         </w:rPr>
-        <w:t>Хіба для мертвих робиш чуда?* Хіба то тіні встануть, щоб тебе хвалити?</w:t>
+        <w:t>Ті ж, які чигають на мою душу,* зійдуть у безодні підземні.</w:t>
       </w:r>
     </w:p>
     <w:p>
@@ -5988,7 +6083,7 @@
           <w:rFonts w:ascii="Times New Roman" w:hAnsi="Times New Roman"/>
           <w:sz w:val="24"/>
         </w:rPr>
-        <w:t>Хіба звіщатимуть у могилі твою милість,* у пропасті глибокій − твою вірність?</w:t>
+        <w:t>Їх віддадуть мечеві на поталу,* вони шакалів здобиччю стануть.</w:t>
       </w:r>
     </w:p>
     <w:p>
@@ -6001,7 +6096,7 @@
           <w:rFonts w:ascii="Times New Roman" w:hAnsi="Times New Roman"/>
           <w:sz w:val="24"/>
         </w:rPr>
-        <w:t>Хіба чуда твої в темряві будуть відомі,* і твоя ласка в землі забуття?</w:t>
+        <w:t>А цар возвеселиться в Бозі, хвалитиметься кожен, хто ним клянеться,* уста бо тих, що неправду кажуть, будуть закриті.</w:t>
       </w:r>
     </w:p>
     <w:p>
@@ -6009,13 +6104,6 @@
         <w:spacing w:after="120"/>
         <w:jc w:val="both"/>
       </w:pPr>
-      <w:r>
-        <w:rPr>
-          <w:rFonts w:ascii="Times New Roman" w:hAnsi="Times New Roman"/>
-          <w:sz w:val="24"/>
-        </w:rPr>
-        <w:t>Ось чому, Господи, до тебе я взиваю,* і моя молитва вранці йде тобі назустріч.</w:t>
-      </w:r>
     </w:p>
     <w:p>
       <w:pPr>
@@ -6027,7 +6115,7 @@
           <w:rFonts w:ascii="Times New Roman" w:hAnsi="Times New Roman"/>
           <w:sz w:val="24"/>
         </w:rPr>
-        <w:t>Чому, Господи, відкинув ти мою душу,* чому ховаєш своє обличчя від мене?</w:t>
+        <w:t>Слава Отцю, і Сину, і Святому Духові, і нині і повсякчас, і на віки віків. Амінь.</w:t>
       </w:r>
     </w:p>
     <w:p>
@@ -6040,7 +6128,16 @@
           <w:rFonts w:ascii="Times New Roman" w:hAnsi="Times New Roman"/>
           <w:sz w:val="24"/>
         </w:rPr>
-        <w:t>Я безталанний і конаю змалку,* я перебув страх твій − і умліваю.</w:t>
+        <w:t xml:space="preserve">Алилуя, алилуя, алилуя, слава Тобі, Боже. </w:t>
+      </w:r>
+      <w:r>
+        <w:rPr>
+          <w:rFonts w:ascii="Times New Roman" w:hAnsi="Times New Roman"/>
+          <w:i/>
+          <w:color w:val="FF0000"/>
+          <w:sz w:val="24"/>
+        </w:rPr>
+        <w:t>(3 р.)</w:t>
       </w:r>
     </w:p>
     <w:p>
@@ -6053,7 +6150,16 @@
           <w:rFonts w:ascii="Times New Roman" w:hAnsi="Times New Roman"/>
           <w:sz w:val="24"/>
         </w:rPr>
-        <w:t>Твій палкий гнів пронісся наді мною,* твої страхіття мене погубили.</w:t>
+        <w:t xml:space="preserve">Господи, помилуй. </w:t>
+      </w:r>
+      <w:r>
+        <w:rPr>
+          <w:rFonts w:ascii="Times New Roman" w:hAnsi="Times New Roman"/>
+          <w:i/>
+          <w:color w:val="FF0000"/>
+          <w:sz w:val="24"/>
+        </w:rPr>
+        <w:t>(3 р.)</w:t>
       </w:r>
     </w:p>
     <w:p>
@@ -6066,7 +6172,7 @@
           <w:rFonts w:ascii="Times New Roman" w:hAnsi="Times New Roman"/>
           <w:sz w:val="24"/>
         </w:rPr>
-        <w:t>Увесь час вони оточують мене, мов води,* усі разом мене обступили.</w:t>
+        <w:t>Слава Отцю, і Сину, і Святому Духові, і нині і повсякчас, і на віки віків. Амінь.</w:t>
       </w:r>
     </w:p>
     <w:p>
@@ -6074,13 +6180,6 @@
         <w:spacing w:after="120"/>
         <w:jc w:val="both"/>
       </w:pPr>
-      <w:r>
-        <w:rPr>
-          <w:rFonts w:ascii="Times New Roman" w:hAnsi="Times New Roman"/>
-          <w:sz w:val="24"/>
-        </w:rPr>
-        <w:t>Ти віддалив від мене товариша і друга,* а із знайомих у мене тільки темінь.</w:t>
-      </w:r>
     </w:p>
     <w:p>
       <w:pPr>
@@ -6095,7 +6194,7 @@
           <w:color w:val="FF0000"/>
           <w:sz w:val="24"/>
         </w:rPr>
-        <w:t xml:space="preserve">Псалом 102 </w:t>
+        <w:t xml:space="preserve">Псалом 87 </w:t>
       </w:r>
       <w:r>
         <w:rPr>
@@ -6104,7 +6203,7 @@
           <w:color w:val="FF0000"/>
           <w:sz w:val="24"/>
         </w:rPr>
-        <w:t>(У п'ятницю)</w:t>
+        <w:t>(У четвер)</w:t>
       </w:r>
     </w:p>
     <w:p>
@@ -6117,7 +6216,7 @@
           <w:rFonts w:ascii="Times New Roman" w:hAnsi="Times New Roman"/>
           <w:sz w:val="24"/>
         </w:rPr>
-        <w:t>Благослови, душе моя, Господа,* і все нутро моє − його святе ім'я.</w:t>
+        <w:t>Господи, Боже мого спасіння,* я вдень кличу, і вночі перед тобою скаржусь.</w:t>
       </w:r>
     </w:p>
     <w:p>
@@ -6130,7 +6229,7 @@
           <w:rFonts w:ascii="Times New Roman" w:hAnsi="Times New Roman"/>
           <w:sz w:val="24"/>
         </w:rPr>
-        <w:t>Благослови, душе моя, Господа,* і не забувай усіх добродійств його ніколи.</w:t>
+        <w:t>Нехай прийде перед твоє обличчя моя молитва!* Прихили своє вухо до мого благання.</w:t>
       </w:r>
     </w:p>
     <w:p>
@@ -6143,7 +6242,7 @@
           <w:rFonts w:ascii="Times New Roman" w:hAnsi="Times New Roman"/>
           <w:sz w:val="24"/>
         </w:rPr>
-        <w:t>Він прощає всі твої провини,* зціляє всі твої недуги.</w:t>
+        <w:t>Душа бо моя наситилася горем,* і життя моє наблизилося до шеолу.</w:t>
       </w:r>
     </w:p>
     <w:p>
@@ -6156,7 +6255,7 @@
           <w:rFonts w:ascii="Times New Roman" w:hAnsi="Times New Roman"/>
           <w:sz w:val="24"/>
         </w:rPr>
-        <w:t>Він визволяє життя твоє від ями,* вінчає тебе ласкою і милосердям.</w:t>
+        <w:t>Мене залічено до тих, що сходять у яму.* Я став як чоловік, що допомоги не має.</w:t>
       </w:r>
     </w:p>
     <w:p>
@@ -6169,7 +6268,7 @@
           <w:rFonts w:ascii="Times New Roman" w:hAnsi="Times New Roman"/>
           <w:sz w:val="24"/>
         </w:rPr>
-        <w:t>Він насичує твій похилий вік добром,* і оновляється, як орел, твоя юність.</w:t>
+        <w:t>Поміж мерцями моє ложе, немов убиті, що лежать у могилі,* що їх не згадуєш уже більше, що їх відтято від руки твоєї.</w:t>
       </w:r>
     </w:p>
     <w:p>
@@ -6182,7 +6281,7 @@
           <w:rFonts w:ascii="Times New Roman" w:hAnsi="Times New Roman"/>
           <w:sz w:val="24"/>
         </w:rPr>
-        <w:t>Господь творить правосуддя,* і суд усім прибитим.</w:t>
+        <w:t>Поклав ти мене в глибоку яму,* у темряву та безодню.</w:t>
       </w:r>
     </w:p>
     <w:p>
@@ -6195,7 +6294,7 @@
           <w:rFonts w:ascii="Times New Roman" w:hAnsi="Times New Roman"/>
           <w:sz w:val="24"/>
         </w:rPr>
-        <w:t>Він показав Мойсеєві свої дороги,* синам Ізраїля діла свої.</w:t>
+        <w:t>Тяжить на мені твій гнів,* і всіма хвилями твоїми гнітиш мене.</w:t>
       </w:r>
     </w:p>
     <w:p>
@@ -6208,7 +6307,7 @@
           <w:rFonts w:ascii="Times New Roman" w:hAnsi="Times New Roman"/>
           <w:sz w:val="24"/>
         </w:rPr>
-        <w:t>Милосердний Господь і добрий,* повільний до гніву й вельми милостивий.</w:t>
+        <w:t>Ти віддалив від мене моїх друзів,* зробив мене для них осоружним, мене замкнули, і я не можу вийти.</w:t>
       </w:r>
     </w:p>
     <w:p>
@@ -6221,7 +6320,7 @@
           <w:rFonts w:ascii="Times New Roman" w:hAnsi="Times New Roman"/>
           <w:sz w:val="24"/>
         </w:rPr>
-        <w:t>Не буде вічно він обурюватися,* і не буде гніватись повіки.</w:t>
+        <w:t>Очі мої знемоглися від печалі;* до тебе, Господи, щодня взиваю, до тебе простягаю мої руки.</w:t>
       </w:r>
     </w:p>
     <w:p>
@@ -6234,7 +6333,7 @@
           <w:rFonts w:ascii="Times New Roman" w:hAnsi="Times New Roman"/>
           <w:sz w:val="24"/>
         </w:rPr>
-        <w:t>Не за гріхами нашими учинив він із нами,* і не за провинами нашими відплатив він нам.</w:t>
+        <w:t>Хіба для мертвих робиш чуда?* Хіба то тіні встануть, щоб тебе хвалити?</w:t>
       </w:r>
     </w:p>
     <w:p>
@@ -6247,7 +6346,7 @@
           <w:rFonts w:ascii="Times New Roman" w:hAnsi="Times New Roman"/>
           <w:sz w:val="24"/>
         </w:rPr>
-        <w:t>Бо як високо небо над землею,* така велика його милість над тими, що його бояться.</w:t>
+        <w:t>Хіба звіщатимуть у могилі твою милість,* у пропасті глибокій − твою вірність?</w:t>
       </w:r>
     </w:p>
     <w:p>
@@ -6260,7 +6359,7 @@
           <w:rFonts w:ascii="Times New Roman" w:hAnsi="Times New Roman"/>
           <w:sz w:val="24"/>
         </w:rPr>
-        <w:t>Як далеко схід від заходу,* так віддалив він від нас злочинства наші.</w:t>
+        <w:t>Хіба чуда твої в темряві будуть відомі,* і твоя ласка в землі забуття?</w:t>
       </w:r>
     </w:p>
     <w:p>
@@ -6273,7 +6372,7 @@
           <w:rFonts w:ascii="Times New Roman" w:hAnsi="Times New Roman"/>
           <w:sz w:val="24"/>
         </w:rPr>
-        <w:t>Як батько милосердиться над синами,* так милосердиться Господь над тими, що його бояться.</w:t>
+        <w:t>Ось чому, Господи, до тебе я взиваю,* і моя молитва вранці йде тобі назустріч.</w:t>
       </w:r>
     </w:p>
     <w:p>
@@ -6286,7 +6385,7 @@
           <w:rFonts w:ascii="Times New Roman" w:hAnsi="Times New Roman"/>
           <w:sz w:val="24"/>
         </w:rPr>
-        <w:t>Він знає з чого ми зліплені,* він пам'ятає, що ми порох.</w:t>
+        <w:t>Чому, Господи, відкинув ти мою душу,* чому ховаєш своє обличчя від мене?</w:t>
       </w:r>
     </w:p>
     <w:p>
@@ -6299,7 +6398,7 @@
           <w:rFonts w:ascii="Times New Roman" w:hAnsi="Times New Roman"/>
           <w:sz w:val="24"/>
         </w:rPr>
-        <w:t>Чоловік бо – дні його, немов билина,* квітне, і мов квітка в полі.</w:t>
+        <w:t>Я безталанний і конаю змалку,* я перебув страх твій − і умліваю.</w:t>
       </w:r>
     </w:p>
     <w:p>
@@ -6312,7 +6411,7 @@
           <w:rFonts w:ascii="Times New Roman" w:hAnsi="Times New Roman"/>
           <w:sz w:val="24"/>
         </w:rPr>
-        <w:t>Потягне над ним вітер, і його немає,* і місце, де він був, його не впізнає вже більше.</w:t>
+        <w:t>Твій палкий гнів пронісся наді мною,* твої страхіття мене погубили.</w:t>
       </w:r>
     </w:p>
     <w:p>
@@ -6325,7 +6424,7 @@
           <w:rFonts w:ascii="Times New Roman" w:hAnsi="Times New Roman"/>
           <w:sz w:val="24"/>
         </w:rPr>
-        <w:t>Милість же Господня від віку й до віку* над тими, що його бояться.</w:t>
+        <w:t>Увесь час вони оточують мене, мов води,* усі разом мене обступили.</w:t>
       </w:r>
     </w:p>
     <w:p>
@@ -6338,59 +6437,7 @@
           <w:rFonts w:ascii="Times New Roman" w:hAnsi="Times New Roman"/>
           <w:sz w:val="24"/>
         </w:rPr>
-        <w:t>І справедливість його над дітьми дітей тих,* що бережуть його союз і про заповіді його пам’ятають, щоб їх виконувати.</w:t>
-      </w:r>
-    </w:p>
-    <w:p>
-      <w:pPr>
-        <w:spacing w:after="120"/>
-        <w:jc w:val="both"/>
-      </w:pPr>
-      <w:r>
-        <w:rPr>
-          <w:rFonts w:ascii="Times New Roman" w:hAnsi="Times New Roman"/>
-          <w:sz w:val="24"/>
-        </w:rPr>
-        <w:t>Господь на небі утвердив престол свій,* і царство його всім володіє.</w:t>
-      </w:r>
-    </w:p>
-    <w:p>
-      <w:pPr>
-        <w:spacing w:after="120"/>
-        <w:jc w:val="both"/>
-      </w:pPr>
-      <w:r>
-        <w:rPr>
-          <w:rFonts w:ascii="Times New Roman" w:hAnsi="Times New Roman"/>
-          <w:sz w:val="24"/>
-        </w:rPr>
-        <w:t>Благословіте Господа, всі ангели його,* могутні силою, ви, що виконуєте його слово, – покірні голосові його слова.</w:t>
-      </w:r>
-    </w:p>
-    <w:p>
-      <w:pPr>
-        <w:spacing w:after="120"/>
-        <w:jc w:val="both"/>
-      </w:pPr>
-      <w:r>
-        <w:rPr>
-          <w:rFonts w:ascii="Times New Roman" w:hAnsi="Times New Roman"/>
-          <w:sz w:val="24"/>
-        </w:rPr>
-        <w:t>Благословіте Господа, всі його небесні сили,* слуги його, що чините його волю.</w:t>
-      </w:r>
-    </w:p>
-    <w:p>
-      <w:pPr>
-        <w:spacing w:after="120"/>
-        <w:jc w:val="both"/>
-      </w:pPr>
-      <w:r>
-        <w:rPr>
-          <w:rFonts w:ascii="Times New Roman" w:hAnsi="Times New Roman"/>
-          <w:sz w:val="24"/>
-        </w:rPr>
-        <w:t>Благословіте Господа, усі його твори, по всіх місцях його правління.* Благослови, душе моя, Господа!</w:t>
+        <w:t>Ти віддалив від мене товариша і друга,* а із знайомих у мене тільки темінь.</w:t>
       </w:r>
     </w:p>
     <w:p>
@@ -6406,7 +6453,7 @@
           <w:color w:val="FF0000"/>
           <w:sz w:val="24"/>
         </w:rPr>
-        <w:t xml:space="preserve">Псалом 142 </w:t>
+        <w:t xml:space="preserve">Псалом 102 </w:t>
       </w:r>
       <w:r>
         <w:rPr>
@@ -6415,7 +6462,7 @@
           <w:color w:val="FF0000"/>
           <w:sz w:val="24"/>
         </w:rPr>
-        <w:t>(У суботу й неділю)</w:t>
+        <w:t>(У п'ятницю)</w:t>
       </w:r>
     </w:p>
     <w:p>
@@ -6428,7 +6475,7 @@
           <w:rFonts w:ascii="Times New Roman" w:hAnsi="Times New Roman"/>
           <w:sz w:val="24"/>
         </w:rPr>
-        <w:t>О Господи, почуй мою молитву,* у твоїй вірності нахили вухо своє до мольби моєї; вислухай мене в твоїй правді.</w:t>
+        <w:t>Благослови, душе моя, Господа,* і все нутро моє − його святе ім'я.</w:t>
       </w:r>
     </w:p>
     <w:p>
@@ -6441,7 +6488,7 @@
           <w:rFonts w:ascii="Times New Roman" w:hAnsi="Times New Roman"/>
           <w:sz w:val="24"/>
         </w:rPr>
-        <w:t>І не входь у суд із твоїм слугою,* бо ніхто з живих не виправдається перед тобою.</w:t>
+        <w:t>Благослови, душе моя, Господа,* і не забувай усіх добродійств його ніколи.</w:t>
       </w:r>
     </w:p>
     <w:p>
@@ -6454,7 +6501,7 @@
           <w:rFonts w:ascii="Times New Roman" w:hAnsi="Times New Roman"/>
           <w:sz w:val="24"/>
         </w:rPr>
-        <w:t>Бо мою душу гонить ворог, життя моє топче в землю,* він оселює мене в пітьмі, як давно померлих.</w:t>
+        <w:t>Він прощає всі твої провини,* зціляє всі твої недуги.</w:t>
       </w:r>
     </w:p>
     <w:p>
@@ -6467,7 +6514,7 @@
           <w:rFonts w:ascii="Times New Roman" w:hAnsi="Times New Roman"/>
           <w:sz w:val="24"/>
         </w:rPr>
-        <w:t>Дух мій тривожиться в мені* і серце моє жахається в мені всередині.</w:t>
+        <w:t>Він визволяє життя твоє від ями,* вінчає тебе ласкою і милосердям.</w:t>
       </w:r>
     </w:p>
     <w:p>
@@ -6480,7 +6527,7 @@
           <w:rFonts w:ascii="Times New Roman" w:hAnsi="Times New Roman"/>
           <w:sz w:val="24"/>
         </w:rPr>
-        <w:t>Я згадую дні давні,* роздумую над усіма вчинками твоїми і над ділами рук твоїх міркую.</w:t>
+        <w:t>Він насичує твій похилий вік добром,* і оновляється, як орел, твоя юність.</w:t>
       </w:r>
     </w:p>
     <w:p>
@@ -6493,7 +6540,7 @@
           <w:rFonts w:ascii="Times New Roman" w:hAnsi="Times New Roman"/>
           <w:sz w:val="24"/>
         </w:rPr>
-        <w:t>До тебе простягаю мої руки;* моя душа, мов спрагла земля, тебе жадає.</w:t>
+        <w:t>Господь творить правосуддя,* і суд усім прибитим.</w:t>
       </w:r>
     </w:p>
     <w:p>
@@ -6506,7 +6553,7 @@
           <w:rFonts w:ascii="Times New Roman" w:hAnsi="Times New Roman"/>
           <w:sz w:val="24"/>
         </w:rPr>
-        <w:t>Вислухай мене скоро, Господи, бо знемагає дух мій.* Не крий твого обличчя від мене, щоб я не став, як ті, що сходять у яму.</w:t>
+        <w:t>Він показав Мойсеєві свої дороги,* синам Ізраїля діла свої.</w:t>
       </w:r>
     </w:p>
     <w:p>
@@ -6519,7 +6566,7 @@
           <w:rFonts w:ascii="Times New Roman" w:hAnsi="Times New Roman"/>
           <w:sz w:val="24"/>
         </w:rPr>
-        <w:t>Дай мені вранці відчути твою милість, бо я на тебе покладаюсь.* Вкажи мені дорогу, якою слід мені ходити, бо до тебе я підношу мою душу.</w:t>
+        <w:t>Милосердний Господь і добрий,* повільний до гніву й вельми милостивий.</w:t>
       </w:r>
     </w:p>
     <w:p>
@@ -6532,7 +6579,7 @@
           <w:rFonts w:ascii="Times New Roman" w:hAnsi="Times New Roman"/>
           <w:sz w:val="24"/>
         </w:rPr>
-        <w:t>Спаси мене, Господи, від ворогів моїх* – бо до тебе прибігаю.</w:t>
+        <w:t>Не буде вічно він обурюватися,* і не буде гніватись повіки.</w:t>
       </w:r>
     </w:p>
     <w:p>
@@ -6545,7 +6592,7 @@
           <w:rFonts w:ascii="Times New Roman" w:hAnsi="Times New Roman"/>
           <w:sz w:val="24"/>
         </w:rPr>
-        <w:t>Навчи мене творити твою волю, бо ти Бог мій.* Нехай твій добрий дух веде мене по рівній землі.</w:t>
+        <w:t>Не за гріхами нашими учинив він із нами,* і не за провинами нашими відплатив він нам.</w:t>
       </w:r>
     </w:p>
     <w:p>
@@ -6558,7 +6605,7 @@
           <w:rFonts w:ascii="Times New Roman" w:hAnsi="Times New Roman"/>
           <w:sz w:val="24"/>
         </w:rPr>
-        <w:t>Живи мене, о Господи, імени твого ради,* у справедливості твоїй виведи з скорботи мою душу.</w:t>
+        <w:t>Бо як високо небо над землею,* така велика його милість над тими, що його бояться.</w:t>
       </w:r>
     </w:p>
     <w:p>
@@ -6571,7 +6618,7 @@
           <w:rFonts w:ascii="Times New Roman" w:hAnsi="Times New Roman"/>
           <w:sz w:val="24"/>
         </w:rPr>
-        <w:t>І в гніві твоєму знищ моїх супротивників.* І вигуби всіх гнобителів душі моєї, бо я твій слуга.</w:t>
+        <w:t>Як далеко схід від заходу,* так віддалив він від нас злочинства наші.</w:t>
       </w:r>
     </w:p>
     <w:p>
@@ -6584,7 +6631,7 @@
           <w:rFonts w:ascii="Times New Roman" w:hAnsi="Times New Roman"/>
           <w:sz w:val="24"/>
         </w:rPr>
-        <w:t xml:space="preserve">Слава Отцю, і Сину, і Святому Духові: І нині і повсякчас, і на віки віків. Амінь. </w:t>
+        <w:t>Як батько милосердиться над синами,* так милосердиться Господь над тими, що його бояться.</w:t>
       </w:r>
     </w:p>
     <w:p>
@@ -6597,16 +6644,7 @@
           <w:rFonts w:ascii="Times New Roman" w:hAnsi="Times New Roman"/>
           <w:sz w:val="24"/>
         </w:rPr>
-        <w:t xml:space="preserve">Алилуя, алилуя, алилуя: Слава тобі, Боже! </w:t>
-      </w:r>
-      <w:r>
-        <w:rPr>
-          <w:rFonts w:ascii="Times New Roman" w:hAnsi="Times New Roman"/>
-          <w:i/>
-          <w:color w:val="FF0000"/>
-          <w:sz w:val="24"/>
-        </w:rPr>
-        <w:t>(3 р.)</w:t>
+        <w:t>Він знає з чого ми зліплені,* він пам'ятає, що ми порох.</w:t>
       </w:r>
     </w:p>
     <w:p>
@@ -6614,10 +6652,107 @@
         <w:spacing w:after="120"/>
         <w:jc w:val="both"/>
       </w:pPr>
-    </w:p>
-    <w:p>
-      <w:pPr>
-        <w:pStyle w:val="Heading3"/>
+      <w:r>
+        <w:rPr>
+          <w:rFonts w:ascii="Times New Roman" w:hAnsi="Times New Roman"/>
+          <w:sz w:val="24"/>
+        </w:rPr>
+        <w:t>Чоловік бо – дні його, немов билина,* квітне, і мов квітка в полі.</w:t>
+      </w:r>
+    </w:p>
+    <w:p>
+      <w:pPr>
+        <w:spacing w:after="120"/>
+        <w:jc w:val="both"/>
+      </w:pPr>
+      <w:r>
+        <w:rPr>
+          <w:rFonts w:ascii="Times New Roman" w:hAnsi="Times New Roman"/>
+          <w:sz w:val="24"/>
+        </w:rPr>
+        <w:t>Потягне над ним вітер, і його немає,* і місце, де він був, його не впізнає вже більше.</w:t>
+      </w:r>
+    </w:p>
+    <w:p>
+      <w:pPr>
+        <w:spacing w:after="120"/>
+        <w:jc w:val="both"/>
+      </w:pPr>
+      <w:r>
+        <w:rPr>
+          <w:rFonts w:ascii="Times New Roman" w:hAnsi="Times New Roman"/>
+          <w:sz w:val="24"/>
+        </w:rPr>
+        <w:t>Милість же Господня від віку й до віку* над тими, що його бояться.</w:t>
+      </w:r>
+    </w:p>
+    <w:p>
+      <w:pPr>
+        <w:spacing w:after="120"/>
+        <w:jc w:val="both"/>
+      </w:pPr>
+      <w:r>
+        <w:rPr>
+          <w:rFonts w:ascii="Times New Roman" w:hAnsi="Times New Roman"/>
+          <w:sz w:val="24"/>
+        </w:rPr>
+        <w:t>І справедливість його над дітьми дітей тих,* що бережуть його союз і про заповіді його пам’ятають, щоб їх виконувати.</w:t>
+      </w:r>
+    </w:p>
+    <w:p>
+      <w:pPr>
+        <w:spacing w:after="120"/>
+        <w:jc w:val="both"/>
+      </w:pPr>
+      <w:r>
+        <w:rPr>
+          <w:rFonts w:ascii="Times New Roman" w:hAnsi="Times New Roman"/>
+          <w:sz w:val="24"/>
+        </w:rPr>
+        <w:t>Господь на небі утвердив престол свій,* і царство його всім володіє.</w:t>
+      </w:r>
+    </w:p>
+    <w:p>
+      <w:pPr>
+        <w:spacing w:after="120"/>
+        <w:jc w:val="both"/>
+      </w:pPr>
+      <w:r>
+        <w:rPr>
+          <w:rFonts w:ascii="Times New Roman" w:hAnsi="Times New Roman"/>
+          <w:sz w:val="24"/>
+        </w:rPr>
+        <w:t>Благословіте Господа, всі ангели його,* могутні силою, ви, що виконуєте його слово, – покірні голосові його слова.</w:t>
+      </w:r>
+    </w:p>
+    <w:p>
+      <w:pPr>
+        <w:spacing w:after="120"/>
+        <w:jc w:val="both"/>
+      </w:pPr>
+      <w:r>
+        <w:rPr>
+          <w:rFonts w:ascii="Times New Roman" w:hAnsi="Times New Roman"/>
+          <w:sz w:val="24"/>
+        </w:rPr>
+        <w:t>Благословіте Господа, всі його небесні сили,* слуги його, що чините його волю.</w:t>
+      </w:r>
+    </w:p>
+    <w:p>
+      <w:pPr>
+        <w:spacing w:after="120"/>
+        <w:jc w:val="both"/>
+      </w:pPr>
+      <w:r>
+        <w:rPr>
+          <w:rFonts w:ascii="Times New Roman" w:hAnsi="Times New Roman"/>
+          <w:sz w:val="24"/>
+        </w:rPr>
+        <w:t>Благословіте Господа, усі його твори, по всіх місцях його правління.* Благослови, душе моя, Господа!</w:t>
+      </w:r>
+    </w:p>
+    <w:p>
+      <w:pPr>
         <w:spacing w:after="120"/>
         <w:jc w:val="center"/>
       </w:pPr>
@@ -6627,15 +6762,10 @@
           <w:b/>
           <w:i/>
           <w:color w:val="FF0000"/>
-        </w:rPr>
-        <w:t>Утренні молитви</w:t>
-      </w:r>
-    </w:p>
-    <w:p>
-      <w:pPr>
-        <w:spacing w:after="120"/>
-        <w:jc w:val="both"/>
-      </w:pPr>
+          <w:sz w:val="24"/>
+        </w:rPr>
+        <w:t xml:space="preserve">Псалом 142 </w:t>
+      </w:r>
       <w:r>
         <w:rPr>
           <w:rFonts w:ascii="Times New Roman" w:hAnsi="Times New Roman"/>
@@ -6643,7 +6773,7 @@
           <w:color w:val="FF0000"/>
           <w:sz w:val="24"/>
         </w:rPr>
-        <w:t>Під час рецитування псалмів, Священник читає потиху перед св. дверми оці молитви:</w:t>
+        <w:t>(У суботу й неділю)</w:t>
       </w:r>
     </w:p>
     <w:p>
@@ -6654,433 +6784,187 @@
       <w:r>
         <w:rPr>
           <w:rFonts w:ascii="Times New Roman" w:hAnsi="Times New Roman"/>
+          <w:sz w:val="24"/>
+        </w:rPr>
+        <w:t>О Господи, почуй мою молитву,* у твоїй вірності нахили вухо своє до мольби моєї; вислухай мене в твоїй правді.</w:t>
+      </w:r>
+    </w:p>
+    <w:p>
+      <w:pPr>
+        <w:spacing w:after="120"/>
+        <w:jc w:val="both"/>
+      </w:pPr>
+      <w:r>
+        <w:rPr>
+          <w:rFonts w:ascii="Times New Roman" w:hAnsi="Times New Roman"/>
+          <w:sz w:val="24"/>
+        </w:rPr>
+        <w:t>І не входь у суд із твоїм слугою,* бо ніхто з живих не виправдається перед тобою.</w:t>
+      </w:r>
+    </w:p>
+    <w:p>
+      <w:pPr>
+        <w:spacing w:after="120"/>
+        <w:jc w:val="both"/>
+      </w:pPr>
+      <w:r>
+        <w:rPr>
+          <w:rFonts w:ascii="Times New Roman" w:hAnsi="Times New Roman"/>
+          <w:sz w:val="24"/>
+        </w:rPr>
+        <w:t>Бо мою душу гонить ворог, життя моє топче в землю,* він оселює мене в пітьмі, як давно померлих.</w:t>
+      </w:r>
+    </w:p>
+    <w:p>
+      <w:pPr>
+        <w:spacing w:after="120"/>
+        <w:jc w:val="both"/>
+      </w:pPr>
+      <w:r>
+        <w:rPr>
+          <w:rFonts w:ascii="Times New Roman" w:hAnsi="Times New Roman"/>
+          <w:sz w:val="24"/>
+        </w:rPr>
+        <w:t>Дух мій тривожиться в мені* і серце моє жахається в мені всередині.</w:t>
+      </w:r>
+    </w:p>
+    <w:p>
+      <w:pPr>
+        <w:spacing w:after="120"/>
+        <w:jc w:val="both"/>
+      </w:pPr>
+      <w:r>
+        <w:rPr>
+          <w:rFonts w:ascii="Times New Roman" w:hAnsi="Times New Roman"/>
+          <w:sz w:val="24"/>
+        </w:rPr>
+        <w:t>Я згадую дні давні,* роздумую над усіма вчинками твоїми і над ділами рук твоїх міркую.</w:t>
+      </w:r>
+    </w:p>
+    <w:p>
+      <w:pPr>
+        <w:spacing w:after="120"/>
+        <w:jc w:val="both"/>
+      </w:pPr>
+      <w:r>
+        <w:rPr>
+          <w:rFonts w:ascii="Times New Roman" w:hAnsi="Times New Roman"/>
+          <w:sz w:val="24"/>
+        </w:rPr>
+        <w:t>До тебе простягаю мої руки;* моя душа, мов спрагла земля, тебе жадає.</w:t>
+      </w:r>
+    </w:p>
+    <w:p>
+      <w:pPr>
+        <w:spacing w:after="120"/>
+        <w:jc w:val="both"/>
+      </w:pPr>
+      <w:r>
+        <w:rPr>
+          <w:rFonts w:ascii="Times New Roman" w:hAnsi="Times New Roman"/>
+          <w:sz w:val="24"/>
+        </w:rPr>
+        <w:t>Вислухай мене скоро, Господи, бо знемагає дух мій.* Не крий твого обличчя від мене, щоб я не став, як ті, що сходять у яму.</w:t>
+      </w:r>
+    </w:p>
+    <w:p>
+      <w:pPr>
+        <w:spacing w:after="120"/>
+        <w:jc w:val="both"/>
+      </w:pPr>
+      <w:r>
+        <w:rPr>
+          <w:rFonts w:ascii="Times New Roman" w:hAnsi="Times New Roman"/>
+          <w:sz w:val="24"/>
+        </w:rPr>
+        <w:t>Дай мені вранці відчути твою милість, бо я на тебе покладаюсь.* Вкажи мені дорогу, якою слід мені ходити, бо до тебе я підношу мою душу.</w:t>
+      </w:r>
+    </w:p>
+    <w:p>
+      <w:pPr>
+        <w:spacing w:after="120"/>
+        <w:jc w:val="both"/>
+      </w:pPr>
+      <w:r>
+        <w:rPr>
+          <w:rFonts w:ascii="Times New Roman" w:hAnsi="Times New Roman"/>
+          <w:sz w:val="24"/>
+        </w:rPr>
+        <w:t>Спаси мене, Господи, від ворогів моїх* – бо до тебе прибігаю.</w:t>
+      </w:r>
+    </w:p>
+    <w:p>
+      <w:pPr>
+        <w:spacing w:after="120"/>
+        <w:jc w:val="both"/>
+      </w:pPr>
+      <w:r>
+        <w:rPr>
+          <w:rFonts w:ascii="Times New Roman" w:hAnsi="Times New Roman"/>
+          <w:sz w:val="24"/>
+        </w:rPr>
+        <w:t>Навчи мене творити твою волю, бо ти Бог мій.* Нехай твій добрий дух веде мене по рівній землі.</w:t>
+      </w:r>
+    </w:p>
+    <w:p>
+      <w:pPr>
+        <w:spacing w:after="120"/>
+        <w:jc w:val="both"/>
+      </w:pPr>
+      <w:r>
+        <w:rPr>
+          <w:rFonts w:ascii="Times New Roman" w:hAnsi="Times New Roman"/>
+          <w:sz w:val="24"/>
+        </w:rPr>
+        <w:t>Живи мене, о Господи, імени твого ради,* у справедливості твоїй виведи з скорботи мою душу.</w:t>
+      </w:r>
+    </w:p>
+    <w:p>
+      <w:pPr>
+        <w:spacing w:after="120"/>
+        <w:jc w:val="both"/>
+      </w:pPr>
+      <w:r>
+        <w:rPr>
+          <w:rFonts w:ascii="Times New Roman" w:hAnsi="Times New Roman"/>
+          <w:sz w:val="24"/>
+        </w:rPr>
+        <w:t>І в гніві твоєму знищ моїх супротивників.* І вигуби всіх гнобителів душі моєї, бо я твій слуга.</w:t>
+      </w:r>
+    </w:p>
+    <w:p>
+      <w:pPr>
+        <w:spacing w:after="120"/>
+        <w:jc w:val="both"/>
+      </w:pPr>
+      <w:r>
+        <w:rPr>
+          <w:rFonts w:ascii="Times New Roman" w:hAnsi="Times New Roman"/>
+          <w:sz w:val="24"/>
+        </w:rPr>
+        <w:t xml:space="preserve">Слава Отцю, і Сину, і Святому Духові: І нині і повсякчас, і на віки віків. Амінь. </w:t>
+      </w:r>
+    </w:p>
+    <w:p>
+      <w:pPr>
+        <w:spacing w:after="120"/>
+        <w:jc w:val="both"/>
+      </w:pPr>
+      <w:r>
+        <w:rPr>
+          <w:rFonts w:ascii="Times New Roman" w:hAnsi="Times New Roman"/>
+          <w:sz w:val="24"/>
+        </w:rPr>
+        <w:t xml:space="preserve">Алилуя, алилуя, алилуя: Слава тобі, Боже! </w:t>
+      </w:r>
+      <w:r>
+        <w:rPr>
+          <w:rFonts w:ascii="Times New Roman" w:hAnsi="Times New Roman"/>
+          <w:i/>
           <w:color w:val="FF0000"/>
           <w:sz w:val="24"/>
         </w:rPr>
-        <w:t xml:space="preserve">1. </w:t>
-      </w:r>
-      <w:r>
-        <w:rPr>
-          <w:rFonts w:ascii="Times New Roman" w:hAnsi="Times New Roman"/>
-          <w:sz w:val="24"/>
-        </w:rPr>
-        <w:t xml:space="preserve">Благодаримо </w:t>
-      </w:r>
-      <w:r>
-        <w:rPr>
-          <w:rFonts w:ascii="Times New Roman" w:hAnsi="Times New Roman"/>
-          <w:color w:val="000000"/>
-          <w:sz w:val="24"/>
-        </w:rPr>
-        <w:t>Т</w:t>
-      </w:r>
-      <w:r>
-        <w:rPr>
-          <w:rFonts w:ascii="Times New Roman" w:hAnsi="Times New Roman"/>
-          <w:sz w:val="24"/>
-        </w:rPr>
-        <w:t>е</w:t>
-      </w:r>
-      <w:r>
-        <w:rPr>
-          <w:rFonts w:ascii="Times New Roman" w:hAnsi="Times New Roman"/>
-          <w:color w:val="000000"/>
-          <w:sz w:val="24"/>
-        </w:rPr>
-        <w:t>б</w:t>
-      </w:r>
-      <w:r>
-        <w:rPr>
-          <w:rFonts w:ascii="Times New Roman" w:hAnsi="Times New Roman"/>
-          <w:sz w:val="24"/>
-        </w:rPr>
-        <w:t>е</w:t>
-      </w:r>
-      <w:r>
-        <w:rPr>
-          <w:rFonts w:ascii="Times New Roman" w:hAnsi="Times New Roman"/>
-          <w:color w:val="000000"/>
-          <w:sz w:val="24"/>
-        </w:rPr>
-        <w:t>, Господи, Боже наш, що підняв нас із постелі нашої і вклав в уста наші слово хвали, щоб поклонятися і призивати ім'я Твоє святе. Ми умоляємо Твоє милосердя, яке Ти завжди виявляв у нашому житті. Пошли поміч свою людям, що стоять перед лицем святої слави Твоєї і дожидають від Тебе багатої милости; і дай нам, що зо страхом і любов'ю завжди Тобі служимо, хвалити несказанну Твою доброту. Бо Тобі належить усяка слава, честь і поклоніння: Отцю, і Сину, і Святому Духові, нині і повсякчас, і на віки віків. Амінь.</w:t>
-      </w:r>
-    </w:p>
-    <w:p>
-      <w:pPr>
-        <w:spacing w:after="120"/>
-        <w:jc w:val="both"/>
-      </w:pPr>
-      <w:r>
-        <w:rPr>
-          <w:rFonts w:ascii="Times New Roman" w:hAnsi="Times New Roman"/>
-          <w:color w:val="FF0000"/>
-          <w:sz w:val="24"/>
-        </w:rPr>
-        <w:t xml:space="preserve">2. </w:t>
-      </w:r>
-      <w:r>
-        <w:rPr>
-          <w:rFonts w:ascii="Times New Roman" w:hAnsi="Times New Roman"/>
-          <w:color w:val="000000"/>
-          <w:sz w:val="24"/>
-        </w:rPr>
-        <w:t>Від ночі лине дух наш до Тебе, Боже, бо світлом є повеління Твої на землі. Навчи нас у страсі Твоєму виконувати правду й добро, бо Тебе славимо як правдивого Бога нашого. Прихили вухо своє і вислухай нас, і пом'яни, Господи, тих, що є та що моляться з нами, всіх по імені, і спаси їх силою Твоєю. Благослови людей Твоїх і освяти спадкоємство Твоє: мир світові Твоєму даруй, церквам Твоїм, Священникам, владі, і всім людям. Хай благословиться і прославляється всечесне і величне ім'я Твоє, Отця, і Сина, і Святого Духа, нині і повсякчас, і на віки віків. Амінь.</w:t>
-      </w:r>
-    </w:p>
-    <w:p>
-      <w:pPr>
-        <w:spacing w:after="120"/>
-        <w:jc w:val="both"/>
-      </w:pPr>
-      <w:r>
-        <w:rPr>
-          <w:rFonts w:ascii="Times New Roman" w:hAnsi="Times New Roman"/>
-          <w:color w:val="FF0000"/>
-          <w:sz w:val="24"/>
-        </w:rPr>
-        <w:t>3.</w:t>
-      </w:r>
-      <w:r>
-        <w:rPr>
-          <w:rFonts w:ascii="Times New Roman" w:hAnsi="Times New Roman"/>
-          <w:color w:val="000000"/>
-          <w:sz w:val="24"/>
-        </w:rPr>
-        <w:t xml:space="preserve"> Від ночі лине дух наш до Тебе, Боже, бо світлом є повеління Твої. Навчи нас, Боже, правди Твоєї, заповідей Твоїх і виправдань Твоїх. Просвіти наші духовні очі, щоб ми не заснули в гріхах на смерть. Віджени всяку мряку від сердець наших, даруй нам сонце правди і охорони життя наше знаменням і печаттю Святого Твого Духа. Направ стопи наші на шлях мирний, </w:t>
-      </w:r>
-      <w:r>
-        <w:rPr>
-          <w:rFonts w:ascii="Times New Roman" w:hAnsi="Times New Roman"/>
-          <w:color w:val="000000"/>
-          <w:sz w:val="24"/>
-        </w:rPr>
-        <w:t>дай нам бачити ранішній день у радості, щоб ми Тобі засилали ранішні молитви, бо Твоє є володіння і Твоє є царство і сила, і слава Отця, і Сина, і Святого Духа, нині і повсякчас, і на віки віків. Амінь.</w:t>
-      </w:r>
-    </w:p>
-    <w:p>
-      <w:pPr>
-        <w:spacing w:after="120"/>
-        <w:jc w:val="both"/>
-      </w:pPr>
-      <w:r>
-        <w:rPr>
-          <w:rFonts w:ascii="Times New Roman" w:hAnsi="Times New Roman"/>
-          <w:color w:val="FF0000"/>
-          <w:sz w:val="24"/>
-        </w:rPr>
-        <w:t>4.</w:t>
-      </w:r>
-      <w:r>
-        <w:rPr>
-          <w:rFonts w:ascii="Times New Roman" w:hAnsi="Times New Roman"/>
-          <w:color w:val="000000"/>
-          <w:sz w:val="24"/>
-        </w:rPr>
-        <w:t xml:space="preserve"> Владико, Боже святий і неосяжний, що казав із темряви світлові засіяти, що заспокоїв нас у нічному сні й підвів до величання і моління Твоєї доброти! Ти, що даєш себе умолити задля свого милосердя, прийми і нині нас, що поклоняємося Тобі й по силі </w:t>
-      </w:r>
-      <w:r>
-        <w:rPr>
-          <w:rFonts w:ascii="Times New Roman" w:hAnsi="Times New Roman"/>
-          <w:sz w:val="24"/>
-        </w:rPr>
-        <w:t xml:space="preserve">благодаримо </w:t>
-      </w:r>
-      <w:r>
-        <w:rPr>
-          <w:rFonts w:ascii="Times New Roman" w:hAnsi="Times New Roman"/>
-          <w:color w:val="000000"/>
-          <w:sz w:val="24"/>
-        </w:rPr>
-        <w:t>Т</w:t>
-      </w:r>
-      <w:r>
-        <w:rPr>
-          <w:rFonts w:ascii="Times New Roman" w:hAnsi="Times New Roman"/>
-          <w:sz w:val="24"/>
-        </w:rPr>
-        <w:t>ебе</w:t>
-      </w:r>
-      <w:r>
-        <w:rPr>
-          <w:rFonts w:ascii="Times New Roman" w:hAnsi="Times New Roman"/>
-          <w:color w:val="000000"/>
-          <w:sz w:val="24"/>
-        </w:rPr>
-        <w:t xml:space="preserve">; і даруй нам те, чого просимо задля спасіння. Вчини нас синами світла і дня та спадкоємцями вічних Твоїх </w:t>
-      </w:r>
-      <w:r>
-        <w:rPr>
-          <w:rFonts w:ascii="Times New Roman" w:hAnsi="Times New Roman"/>
-          <w:sz w:val="24"/>
-        </w:rPr>
-        <w:t>благ</w:t>
-      </w:r>
-      <w:r>
-        <w:rPr>
-          <w:rFonts w:ascii="Times New Roman" w:hAnsi="Times New Roman"/>
-          <w:color w:val="000000"/>
-          <w:sz w:val="24"/>
-        </w:rPr>
-        <w:t>. Пом'яни, Господи, за багатством ласк Твоїх усіх людей, що є і моляться з нами, і всю братію нашу на землі й на морі, і на всякому місці володіння Твого, що потребують Твоєї любови й помочі. Усім вияви велику Твою милість, щоб спасенні, як душею так і тілом, завжди перебували й відважно славили чудне й благословенне ім'я Твоє, бо Ти Бог милости і ласк, і любови, і Тобі славу возсилаємо: Отцю, і Сину, і Святому Духові, нині і повсякчас, і на віки віків. Амінь.</w:t>
-      </w:r>
-    </w:p>
-    <w:p>
-      <w:pPr>
-        <w:spacing w:after="120"/>
-        <w:jc w:val="both"/>
-      </w:pPr>
-      <w:r>
-        <w:rPr>
-          <w:rFonts w:ascii="Times New Roman" w:hAnsi="Times New Roman"/>
-          <w:color w:val="FF0000"/>
-          <w:sz w:val="24"/>
-        </w:rPr>
-        <w:t>5.</w:t>
-      </w:r>
-      <w:r>
-        <w:rPr>
-          <w:rFonts w:ascii="Times New Roman" w:hAnsi="Times New Roman"/>
-          <w:color w:val="000000"/>
-          <w:sz w:val="24"/>
-        </w:rPr>
-        <w:t xml:space="preserve"> Скарб</w:t>
-      </w:r>
-      <w:r>
-        <w:rPr>
-          <w:rFonts w:ascii="Times New Roman" w:hAnsi="Times New Roman"/>
-          <w:sz w:val="24"/>
-        </w:rPr>
-        <w:t>нице</w:t>
-      </w:r>
-      <w:r>
-        <w:rPr>
-          <w:rFonts w:ascii="Times New Roman" w:hAnsi="Times New Roman"/>
-          <w:color w:val="000000"/>
-          <w:sz w:val="24"/>
-        </w:rPr>
-        <w:t xml:space="preserve"> </w:t>
-      </w:r>
-      <w:r>
-        <w:rPr>
-          <w:rFonts w:ascii="Times New Roman" w:hAnsi="Times New Roman"/>
-          <w:sz w:val="24"/>
-        </w:rPr>
-        <w:t>благ</w:t>
-      </w:r>
-      <w:r>
-        <w:rPr>
-          <w:rFonts w:ascii="Times New Roman" w:hAnsi="Times New Roman"/>
-          <w:color w:val="000000"/>
-          <w:sz w:val="24"/>
-        </w:rPr>
-        <w:t>, джерело невисихаюче, Отче святий, чудотворче всесильний і вседержителю! Усі Тобі поклоняємося і Тобі молимося та Твої милості і Твої ласки призиваємо на поміч і на заступництво нашій смиренності. Пом'яни, Господи, слуг Твоїх, прийми від усіх нас ранішні моління, як кадило перед Тобою; ні одного з нас не вчини нездатним, але всіх нас зберігай ласками Твоїми. Пом'яни, Господи, тих, що чувають і співають на славу Твою і єдинородного Твого Сина і Бога нашого, і Святого Твого Духа. Будь їм помічником і заступником; прийми їх молитви на наднебесний і духовний Твій жертовник, бо Ти Бог наш, і Тобі славу возсилаємо: Отцю, і Сину, і Святому Духові, нині і повсякчас, і на віки віків. Амінь.</w:t>
-      </w:r>
-    </w:p>
-    <w:p>
-      <w:pPr>
-        <w:spacing w:after="120"/>
-        <w:jc w:val="both"/>
-      </w:pPr>
-      <w:r>
-        <w:rPr>
-          <w:rFonts w:ascii="Times New Roman" w:hAnsi="Times New Roman"/>
-          <w:color w:val="FF0000"/>
-          <w:sz w:val="24"/>
-        </w:rPr>
-        <w:t xml:space="preserve">6. </w:t>
-      </w:r>
-      <w:r>
-        <w:rPr>
-          <w:rFonts w:ascii="Times New Roman" w:hAnsi="Times New Roman"/>
-          <w:sz w:val="24"/>
-        </w:rPr>
-        <w:t>Благодаримо</w:t>
-      </w:r>
-      <w:r>
-        <w:rPr>
-          <w:rFonts w:ascii="Times New Roman" w:hAnsi="Times New Roman"/>
-          <w:color w:val="000000"/>
-          <w:sz w:val="24"/>
-        </w:rPr>
-        <w:t xml:space="preserve"> Т</w:t>
-      </w:r>
-      <w:r>
-        <w:rPr>
-          <w:rFonts w:ascii="Times New Roman" w:hAnsi="Times New Roman"/>
-          <w:sz w:val="24"/>
-        </w:rPr>
-        <w:t>е</w:t>
-      </w:r>
-      <w:r>
-        <w:rPr>
-          <w:rFonts w:ascii="Times New Roman" w:hAnsi="Times New Roman"/>
-          <w:color w:val="000000"/>
-          <w:sz w:val="24"/>
-        </w:rPr>
-        <w:t>б</w:t>
-      </w:r>
-      <w:r>
-        <w:rPr>
-          <w:rFonts w:ascii="Times New Roman" w:hAnsi="Times New Roman"/>
-          <w:sz w:val="24"/>
-        </w:rPr>
-        <w:t>е</w:t>
-      </w:r>
-      <w:r>
-        <w:rPr>
-          <w:rFonts w:ascii="Times New Roman" w:hAnsi="Times New Roman"/>
-          <w:color w:val="000000"/>
-          <w:sz w:val="24"/>
-        </w:rPr>
-        <w:t>, Господи, Боже спасіння нашого, бо Ти все робиш для добра життя нашого, щоб ми завжди на Тебе споглядали, Спасителю й Доброчинцю душ наших. Бо Ти дав спокій нам у час минулої ночі й підвів нас, щоб ми поклонялися величному імені Твоєму. Тому молимо Тебе, Господи: Дай нам ласку й силу, щоб ми стали гідними співати Тобі розумно й молитися безупинно та в страсі і тремтінні над нашим спасінням працювали, при заступництві Христа Твого. Пом'яни, Господи, і тих, що вночі до Тебе кличуть. Вислухай їх і помилуй, і круши під ноги їх невидимих і войовничих ворогів. Бо Ти Цар миру і Спас душ наших, і Тобі славу возсилаємо: Отцю і Сину, і Святому Духові, нині і повсякчас, і на віки віків. Амінь.</w:t>
-      </w:r>
-    </w:p>
-    <w:p>
-      <w:pPr>
-        <w:spacing w:after="120"/>
-        <w:jc w:val="both"/>
-      </w:pPr>
-      <w:r>
-        <w:rPr>
-          <w:rFonts w:ascii="Times New Roman" w:hAnsi="Times New Roman"/>
-          <w:color w:val="FF0000"/>
-          <w:sz w:val="24"/>
-        </w:rPr>
-        <w:t>7.</w:t>
-      </w:r>
-      <w:r>
-        <w:rPr>
-          <w:rFonts w:ascii="Times New Roman" w:hAnsi="Times New Roman"/>
-          <w:color w:val="000000"/>
-          <w:sz w:val="24"/>
-        </w:rPr>
-        <w:t xml:space="preserve"> Боже й Отче Господа нашого Ісуса Христа! Ти підніс нас з постелі нашої і зібрав на годину молитви. Дай нам ласку відкрити уста наші і прийми наші подяки, що в наших силах, і навчи нас установ Твоїх. Бо молитися як слід не вміємо, якщо Ти, Господи, святим Твоїм Духом не навчиш нас. Тому молимося Тобі: Даруй і прости, якщо ми згрішили аж до теперішньої години словом або ділом, або думкою, добровільно або недобровільно. Бо коли на провини будеш дивитися, Господи, Господи, то хто встоїться, бо в Тебе є прощення. Ти один святий, допоміжник сильний, захисник життя нашого, і Тебе ми завжди оспівуватимемо. Нехай буде сила Царства Твого завжди благословенна і вельми прославлювана: Отця, і Сина, і Святого Духа, нині і повсякчас, і на віки віків. Амінь.</w:t>
-      </w:r>
-    </w:p>
-    <w:p>
-      <w:pPr>
-        <w:spacing w:after="120"/>
-        <w:jc w:val="both"/>
-      </w:pPr>
-      <w:r>
-        <w:rPr>
-          <w:rFonts w:ascii="Times New Roman" w:hAnsi="Times New Roman"/>
-          <w:color w:val="FF0000"/>
-          <w:sz w:val="24"/>
-        </w:rPr>
-        <w:t xml:space="preserve">8. </w:t>
-      </w:r>
-      <w:r>
-        <w:rPr>
-          <w:rFonts w:ascii="Times New Roman" w:hAnsi="Times New Roman"/>
-          <w:color w:val="000000"/>
-          <w:sz w:val="24"/>
-        </w:rPr>
-        <w:t>Господи, Боже наш, що сонну неміч забрав від нас і покликав нас візванням святим, щоб і вночі підносити руки наші і прославляти Тебе за справедливі Твої присуди. Прийми благання наші, моління, визнавання, нічні служби і даруй нам, Боже, віру бездоганну, надію впевнену, любов нелицемірну. Благослови наші входи й виходи, вчинки, слова, діла й думки; і дай нам дочекатися початку дня, нам, що хвалять й оспівують, і благословлять добрість Твоєї несказанної сили, щоб було благословенне Твоє пресвяте ім'я і прославлене Твоє царство: Отця, і Сина, і Святого Духа, нині і повсякчас, і на віки віків. Амінь.</w:t>
-      </w:r>
-    </w:p>
-    <w:p>
-      <w:pPr>
-        <w:spacing w:after="120"/>
-        <w:jc w:val="both"/>
-      </w:pPr>
-      <w:r>
-        <w:rPr>
-          <w:rFonts w:ascii="Times New Roman" w:hAnsi="Times New Roman"/>
-          <w:color w:val="FF0000"/>
-          <w:sz w:val="24"/>
-        </w:rPr>
-        <w:t>9.</w:t>
-      </w:r>
-      <w:r>
-        <w:rPr>
-          <w:rFonts w:ascii="Times New Roman" w:hAnsi="Times New Roman"/>
-          <w:color w:val="000000"/>
-          <w:sz w:val="24"/>
-        </w:rPr>
-        <w:t xml:space="preserve"> Господи, Боже наш! Ти за покаяння дарував людям відпущення, нам же, як образ пізнання і визнання гріхів, показав покаяння і прощення пророка Давида. Тож, Владико, помилуй з </w:t>
-      </w:r>
-      <w:r>
-        <w:rPr>
-          <w:rFonts w:ascii="Times New Roman" w:hAnsi="Times New Roman"/>
-          <w:color w:val="000000"/>
-          <w:sz w:val="24"/>
-        </w:rPr>
-        <w:t>великої милости Твоєї нас, що в чимало великих гріхів впали, і по багатстві ласк Твоїх очисти беззаконня наші, бо перед Тобою згрішили ми, Господи, що невідомі й таємні речі серця людського знаєш, і єдиний Ти маєш владу прощати гріхи. Серце ж чисте вчини в нас і Духом владичним утверди нас, і радість спасіння Твого яви нам. Не відкинь нас від лиця Твого, але дозволь, як благий і людинолюбний, аж до останнього нашого віддиху появляти Тобі жертву справедливости й приноси на святих Твоїх жертовниках, милістю і ласками і людинолюб'ям єдинородного Сина Твого, з яким Ти є благословенний з пресвятим, добрим і животворчим Твоїм Духом, нині й повсякчас, і на віки віків. Амінь.</w:t>
-      </w:r>
-    </w:p>
-    <w:p>
-      <w:pPr>
-        <w:spacing w:after="120"/>
-        <w:jc w:val="both"/>
-      </w:pPr>
-      <w:r>
-        <w:rPr>
-          <w:rFonts w:ascii="Times New Roman" w:hAnsi="Times New Roman"/>
-          <w:color w:val="FF0000"/>
-          <w:sz w:val="24"/>
-        </w:rPr>
-        <w:t>10.</w:t>
-      </w:r>
-      <w:r>
-        <w:rPr>
-          <w:rFonts w:ascii="Times New Roman" w:hAnsi="Times New Roman"/>
-          <w:color w:val="000000"/>
-          <w:sz w:val="24"/>
-        </w:rPr>
-        <w:t xml:space="preserve"> Боже, Боже наш! Ти сотворив розумні й духовні сили своєю волею. Тебе просимо й Тобі молимося: Прийми наші посильні величання з усіма Твоїми творіннями і збагати щедрими даруваннями Твоєї ласки. Бо перед Тобою згинається всяке коліно: на небі, на землі й під землею, і все, що живе, і все створіння оспівує неосяжну Твою славу, бо Ти Бог правдивий і вельми милостивий. Тебе бо хвалять усі небесні сили, і Тобі славу возсилаємо: Отцю, і Сину, і Святому Духові, нині і повсякчас, і на віки віків. Амінь.</w:t>
-      </w:r>
-    </w:p>
-    <w:p>
-      <w:pPr>
-        <w:spacing w:after="120"/>
-        <w:jc w:val="both"/>
-      </w:pPr>
-      <w:r>
-        <w:rPr>
-          <w:rFonts w:ascii="Times New Roman" w:hAnsi="Times New Roman"/>
-          <w:color w:val="FF0000"/>
-          <w:sz w:val="24"/>
-        </w:rPr>
-        <w:t xml:space="preserve">11. </w:t>
-      </w:r>
-      <w:r>
-        <w:rPr>
-          <w:rFonts w:ascii="Times New Roman" w:hAnsi="Times New Roman"/>
-          <w:color w:val="000000"/>
-          <w:sz w:val="24"/>
-        </w:rPr>
-        <w:t xml:space="preserve">Хвалимо, співаємо, благословимо і </w:t>
-      </w:r>
-      <w:r>
-        <w:rPr>
-          <w:rFonts w:ascii="Times New Roman" w:hAnsi="Times New Roman"/>
-          <w:sz w:val="24"/>
-        </w:rPr>
-        <w:t>благодаримо</w:t>
-      </w:r>
-      <w:r>
-        <w:rPr>
-          <w:rFonts w:ascii="Times New Roman" w:hAnsi="Times New Roman"/>
-          <w:color w:val="000000"/>
-          <w:sz w:val="24"/>
-        </w:rPr>
-        <w:t xml:space="preserve"> Т</w:t>
-      </w:r>
-      <w:r>
-        <w:rPr>
-          <w:rFonts w:ascii="Times New Roman" w:hAnsi="Times New Roman"/>
-          <w:sz w:val="24"/>
-        </w:rPr>
-        <w:t>ебе</w:t>
-      </w:r>
-      <w:r>
-        <w:rPr>
-          <w:rFonts w:ascii="Times New Roman" w:hAnsi="Times New Roman"/>
-          <w:color w:val="000000"/>
-          <w:sz w:val="24"/>
-        </w:rPr>
-        <w:t>, Боже батьків наших, бо Ти забрав тінь нічну і явив нам знову світло денне. Молимо Твою добрість: Милостивий будь для нас грішних і прийми молитву нашу задля великої Твоєї ласкавости, бо ми прибігаємо до Тебе, милостивого і всемогутнього Бога. Ти, що засвітив у серцях наших правдиве сонце справедливости Твоєї! Просвіти розум наш і почування всі зберігай, щоб, як у день, ходили ми пристойно шляхом заповідей Твоїх і дійшли до життя вічного, і стали гідними насолоджуватися недоступним Твоїм світлом. Бо в Тебе є джерело життя, Ти Бог наш і Тобі славу возсилаємо: Отцю, і Сину, і Святому Духові, нині і повсякчас, і на віки віків. Амінь.</w:t>
+        <w:t>(3 р.)</w:t>
       </w:r>
     </w:p>
     <w:p>
@@ -7102,290 +6986,14 @@
           <w:i/>
           <w:color w:val="FF0000"/>
         </w:rPr>
-        <w:t>Велика єктенія</w:t>
-      </w:r>
-    </w:p>
-    <w:p>
-      <w:pPr>
-        <w:spacing w:after="120"/>
-      </w:pPr>
-      <w:r>
-        <w:rPr>
-          <w:rFonts w:ascii="Times New Roman" w:hAnsi="Times New Roman"/>
-          <w:color w:val="000000"/>
-          <w:sz w:val="24"/>
-        </w:rPr>
-        <w:t>У мирі Господеві помолімся.</w:t>
-      </w:r>
-    </w:p>
-    <w:p>
-      <w:pPr>
-        <w:spacing w:after="120"/>
-      </w:pPr>
-      <w:r>
-        <w:rPr>
-          <w:rFonts w:ascii="Times New Roman" w:hAnsi="Times New Roman"/>
-          <w:i/>
-          <w:color w:val="FF4400"/>
-          <w:sz w:val="24"/>
-        </w:rPr>
-        <w:t>Вірні:</w:t>
-      </w:r>
-      <w:r>
-        <w:rPr>
-          <w:rFonts w:ascii="Times New Roman" w:hAnsi="Times New Roman"/>
-          <w:color w:val="000000"/>
-          <w:sz w:val="24"/>
-        </w:rPr>
-        <w:t xml:space="preserve"> Го́споди, поми́луй.</w:t>
-      </w:r>
-    </w:p>
-    <w:p>
-      <w:pPr>
-        <w:spacing w:after="120"/>
-      </w:pPr>
-      <w:r>
-        <w:rPr>
-          <w:rFonts w:ascii="Times New Roman" w:hAnsi="Times New Roman"/>
-          <w:color w:val="000000"/>
-          <w:sz w:val="24"/>
-        </w:rPr>
-        <w:t>За мир з висот і спасіння душ наших Господеві помолімся.</w:t>
-      </w:r>
-    </w:p>
-    <w:p>
-      <w:pPr>
-        <w:spacing w:after="120"/>
-      </w:pPr>
-      <w:r>
-        <w:rPr>
-          <w:rFonts w:ascii="Times New Roman" w:hAnsi="Times New Roman"/>
-          <w:i/>
-          <w:color w:val="FF4400"/>
-          <w:sz w:val="24"/>
-        </w:rPr>
-        <w:t>Вірні:</w:t>
-      </w:r>
-      <w:r>
-        <w:rPr>
-          <w:rFonts w:ascii="Times New Roman" w:hAnsi="Times New Roman"/>
-          <w:color w:val="000000"/>
-          <w:sz w:val="24"/>
-        </w:rPr>
-        <w:t xml:space="preserve"> Го́споди, поми́луй.</w:t>
-      </w:r>
-    </w:p>
-    <w:p>
-      <w:pPr>
-        <w:spacing w:after="120"/>
-      </w:pPr>
-      <w:r>
-        <w:rPr>
-          <w:rFonts w:ascii="Times New Roman" w:hAnsi="Times New Roman"/>
-          <w:color w:val="000000"/>
-          <w:sz w:val="24"/>
-        </w:rPr>
-        <w:t>За мир усього світу, добрий стан святих Божих церков і з’єднання всіх Господеві помолімся.</w:t>
-      </w:r>
-    </w:p>
-    <w:p>
-      <w:pPr>
-        <w:spacing w:after="120"/>
-      </w:pPr>
-      <w:r>
-        <w:rPr>
-          <w:rFonts w:ascii="Times New Roman" w:hAnsi="Times New Roman"/>
-          <w:i/>
-          <w:color w:val="FF4400"/>
-          <w:sz w:val="24"/>
-        </w:rPr>
-        <w:t>Вірні:</w:t>
-      </w:r>
-      <w:r>
-        <w:rPr>
-          <w:rFonts w:ascii="Times New Roman" w:hAnsi="Times New Roman"/>
-          <w:color w:val="000000"/>
-          <w:sz w:val="24"/>
-        </w:rPr>
-        <w:t xml:space="preserve"> Го́споди, поми́луй.</w:t>
-      </w:r>
-    </w:p>
-    <w:p>
-      <w:pPr>
-        <w:spacing w:after="120"/>
-      </w:pPr>
-      <w:r>
-        <w:rPr>
-          <w:rFonts w:ascii="Times New Roman" w:hAnsi="Times New Roman"/>
-          <w:color w:val="000000"/>
-          <w:sz w:val="24"/>
-        </w:rPr>
-        <w:t>За святий храм цей і тих, що з вірою, благоговінням і страхом Божим входять до нього, Господеві помолімся.</w:t>
-      </w:r>
-    </w:p>
-    <w:p>
-      <w:pPr>
-        <w:spacing w:after="120"/>
-      </w:pPr>
-      <w:r>
-        <w:rPr>
-          <w:rFonts w:ascii="Times New Roman" w:hAnsi="Times New Roman"/>
-          <w:i/>
-          <w:color w:val="FF4400"/>
-          <w:sz w:val="24"/>
-        </w:rPr>
-        <w:t>Вірні:</w:t>
-      </w:r>
-      <w:r>
-        <w:rPr>
-          <w:rFonts w:ascii="Times New Roman" w:hAnsi="Times New Roman"/>
-          <w:color w:val="000000"/>
-          <w:sz w:val="24"/>
-        </w:rPr>
-        <w:t xml:space="preserve"> Го́споди, поми́луй.</w:t>
-      </w:r>
-    </w:p>
-    <w:p>
-      <w:pPr>
-        <w:spacing w:after="120"/>
-      </w:pPr>
-      <w:r>
-        <w:rPr>
-          <w:rFonts w:ascii="Times New Roman" w:hAnsi="Times New Roman"/>
-          <w:color w:val="000000"/>
-          <w:sz w:val="24"/>
-        </w:rPr>
-        <w:t xml:space="preserve">За святішого вселенського архиєрея Франциска, папу Римського, і за блаженнішого патріярха нашого Святослава, і за преосвященнішого архиєпископа і митрополита нашого кир </w:t>
-      </w:r>
-      <w:r>
-        <w:rPr>
-          <w:rFonts w:ascii="Times New Roman" w:hAnsi="Times New Roman"/>
-          <w:i/>
-          <w:color w:val="FF4400"/>
-          <w:sz w:val="24"/>
-        </w:rPr>
-        <w:t>ім’я</w:t>
-      </w:r>
-      <w:r>
-        <w:rPr>
-          <w:rFonts w:ascii="Times New Roman" w:hAnsi="Times New Roman"/>
-          <w:i/>
-          <w:color w:val="000000"/>
-          <w:sz w:val="24"/>
-        </w:rPr>
-        <w:t>,</w:t>
-      </w:r>
-      <w:r>
-        <w:rPr>
-          <w:rFonts w:ascii="Times New Roman" w:hAnsi="Times New Roman"/>
-          <w:color w:val="000000"/>
-          <w:sz w:val="24"/>
-        </w:rPr>
-        <w:t xml:space="preserve"> і за боголюбивого єпископа нашого кир </w:t>
-      </w:r>
-      <w:r>
-        <w:rPr>
-          <w:rFonts w:ascii="Times New Roman" w:hAnsi="Times New Roman"/>
-          <w:i/>
-          <w:color w:val="FF4400"/>
-          <w:sz w:val="24"/>
-        </w:rPr>
-        <w:t>ім’я</w:t>
-      </w:r>
-      <w:r>
-        <w:rPr>
-          <w:rFonts w:ascii="Times New Roman" w:hAnsi="Times New Roman"/>
-          <w:i/>
-          <w:color w:val="000000"/>
-          <w:sz w:val="24"/>
-        </w:rPr>
-        <w:t>,</w:t>
-      </w:r>
-      <w:r>
-        <w:rPr>
-          <w:rFonts w:ascii="Times New Roman" w:hAnsi="Times New Roman"/>
-          <w:color w:val="000000"/>
-          <w:sz w:val="24"/>
-        </w:rPr>
-        <w:t xml:space="preserve"> чесне пресвітерство, у Христі дияконство, за весь причет і людей Господеві помолімся.</w:t>
-      </w:r>
-    </w:p>
-    <w:p>
-      <w:pPr>
-        <w:spacing w:after="120"/>
-      </w:pPr>
-      <w:r>
-        <w:rPr>
-          <w:rFonts w:ascii="Times New Roman" w:hAnsi="Times New Roman"/>
-          <w:i/>
-          <w:color w:val="FF4400"/>
-          <w:sz w:val="24"/>
-        </w:rPr>
-        <w:t>Вірні:</w:t>
-      </w:r>
-      <w:r>
-        <w:rPr>
-          <w:rFonts w:ascii="Times New Roman" w:hAnsi="Times New Roman"/>
-          <w:color w:val="000000"/>
-          <w:sz w:val="24"/>
-        </w:rPr>
-        <w:t xml:space="preserve"> Го́споди, поми́луй.</w:t>
-      </w:r>
-    </w:p>
-    <w:p>
-      <w:pPr>
-        <w:spacing w:after="120"/>
-      </w:pPr>
-      <w:r>
-        <w:rPr>
-          <w:rFonts w:ascii="Times New Roman" w:hAnsi="Times New Roman"/>
-          <w:color w:val="000000"/>
-          <w:sz w:val="24"/>
-        </w:rPr>
-        <w:t>За Богом бережений народ наш, за правління і все військо Господеві помолімся.</w:t>
-      </w:r>
-    </w:p>
-    <w:p>
-      <w:pPr>
-        <w:spacing w:after="120"/>
-      </w:pPr>
-      <w:r>
-        <w:rPr>
-          <w:rFonts w:ascii="Times New Roman" w:hAnsi="Times New Roman"/>
-          <w:i/>
-          <w:color w:val="FF4400"/>
-          <w:sz w:val="24"/>
-        </w:rPr>
-        <w:t>Вірні:</w:t>
-      </w:r>
-      <w:r>
-        <w:rPr>
-          <w:rFonts w:ascii="Times New Roman" w:hAnsi="Times New Roman"/>
-          <w:color w:val="000000"/>
-          <w:sz w:val="24"/>
-        </w:rPr>
-        <w:t xml:space="preserve"> Го́споди, поми́луй.</w:t>
-      </w:r>
-    </w:p>
-    <w:p>
-      <w:pPr>
-        <w:spacing w:after="120"/>
-      </w:pPr>
-      <w:r>
-        <w:rPr>
-          <w:rFonts w:ascii="Times New Roman" w:hAnsi="Times New Roman"/>
-          <w:color w:val="000000"/>
-          <w:sz w:val="24"/>
-        </w:rPr>
-        <w:t xml:space="preserve">За місто це </w:t>
-      </w:r>
-      <w:r>
-        <w:rPr>
-          <w:rFonts w:ascii="Times New Roman" w:hAnsi="Times New Roman"/>
-          <w:sz w:val="24"/>
-        </w:rPr>
-        <w:t>(</w:t>
-      </w:r>
+        <w:t>Утренні молитви</w:t>
+      </w:r>
+    </w:p>
+    <w:p>
+      <w:pPr>
+        <w:spacing w:after="120"/>
+        <w:jc w:val="both"/>
+      </w:pPr>
       <w:r>
         <w:rPr>
           <w:rFonts w:ascii="Times New Roman" w:hAnsi="Times New Roman"/>
@@ -7393,14 +7001,221 @@
           <w:color w:val="FF0000"/>
           <w:sz w:val="24"/>
         </w:rPr>
-        <w:t>або</w:t>
-      </w:r>
+        <w:t>Під час рецитування псалмів, Священник читає потиху перед св. дверми оці молитви:</w:t>
+      </w:r>
+    </w:p>
+    <w:p>
+      <w:pPr>
+        <w:spacing w:after="120"/>
+        <w:jc w:val="both"/>
+      </w:pPr>
       <w:r>
         <w:rPr>
           <w:rFonts w:ascii="Times New Roman" w:hAnsi="Times New Roman"/>
           <w:color w:val="FF0000"/>
           <w:sz w:val="24"/>
         </w:rPr>
+        <w:t xml:space="preserve">1. </w:t>
+      </w:r>
+      <w:r>
+        <w:rPr>
+          <w:rFonts w:ascii="Times New Roman" w:hAnsi="Times New Roman"/>
+          <w:sz w:val="24"/>
+        </w:rPr>
+        <w:t xml:space="preserve">Благодаримо </w:t>
+      </w:r>
+      <w:r>
+        <w:rPr>
+          <w:rFonts w:ascii="Times New Roman" w:hAnsi="Times New Roman"/>
+          <w:color w:val="000000"/>
+          <w:sz w:val="24"/>
+        </w:rPr>
+        <w:t>Т</w:t>
+      </w:r>
+      <w:r>
+        <w:rPr>
+          <w:rFonts w:ascii="Times New Roman" w:hAnsi="Times New Roman"/>
+          <w:sz w:val="24"/>
+        </w:rPr>
+        <w:t>е</w:t>
+      </w:r>
+      <w:r>
+        <w:rPr>
+          <w:rFonts w:ascii="Times New Roman" w:hAnsi="Times New Roman"/>
+          <w:color w:val="000000"/>
+          <w:sz w:val="24"/>
+        </w:rPr>
+        <w:t>б</w:t>
+      </w:r>
+      <w:r>
+        <w:rPr>
+          <w:rFonts w:ascii="Times New Roman" w:hAnsi="Times New Roman"/>
+          <w:sz w:val="24"/>
+        </w:rPr>
+        <w:t>е</w:t>
+      </w:r>
+      <w:r>
+        <w:rPr>
+          <w:rFonts w:ascii="Times New Roman" w:hAnsi="Times New Roman"/>
+          <w:color w:val="000000"/>
+          <w:sz w:val="24"/>
+        </w:rPr>
+        <w:t>, Господи, Боже наш, що підняв нас із постелі нашої і вклав в уста наші слово хвали, щоб поклонятися і призивати ім'я Твоє святе. Ми умоляємо Твоє милосердя, яке Ти завжди виявляв у нашому житті. Пошли поміч свою людям, що стоять перед лицем святої слави Твоєї і дожидають від Тебе багатої милости; і дай нам, що зо страхом і любов'ю завжди Тобі служимо, хвалити несказанну Твою доброту. Бо Тобі належить усяка слава, честь і поклоніння: Отцю, і Сину, і Святому Духові, нині і повсякчас, і на віки віків. Амінь.</w:t>
+      </w:r>
+    </w:p>
+    <w:p>
+      <w:pPr>
+        <w:spacing w:after="120"/>
+        <w:jc w:val="both"/>
+      </w:pPr>
+      <w:r>
+        <w:rPr>
+          <w:rFonts w:ascii="Times New Roman" w:hAnsi="Times New Roman"/>
+          <w:color w:val="FF0000"/>
+          <w:sz w:val="24"/>
+        </w:rPr>
+        <w:t xml:space="preserve">2. </w:t>
+      </w:r>
+      <w:r>
+        <w:rPr>
+          <w:rFonts w:ascii="Times New Roman" w:hAnsi="Times New Roman"/>
+          <w:color w:val="000000"/>
+          <w:sz w:val="24"/>
+        </w:rPr>
+        <w:t>Від ночі лине дух наш до Тебе, Боже, бо світлом є повеління Твої на землі. Навчи нас у страсі Твоєму виконувати правду й добро, бо Тебе славимо як правдивого Бога нашого. Прихили вухо своє і вислухай нас, і пом'яни, Господи, тих, що є та що моляться з нами, всіх по імені, і спаси їх силою Твоєю. Благослови людей Твоїх і освяти спадкоємство Твоє: мир світові Твоєму даруй, церквам Твоїм, Священникам, владі, і всім людям. Хай благословиться і прославляється всечесне і величне ім'я Твоє, Отця, і Сина, і Святого Духа, нині і повсякчас, і на віки віків. Амінь.</w:t>
+      </w:r>
+    </w:p>
+    <w:p>
+      <w:pPr>
+        <w:spacing w:after="120"/>
+        <w:jc w:val="both"/>
+      </w:pPr>
+      <w:r>
+        <w:rPr>
+          <w:rFonts w:ascii="Times New Roman" w:hAnsi="Times New Roman"/>
+          <w:color w:val="FF0000"/>
+          <w:sz w:val="24"/>
+        </w:rPr>
+        <w:t>3.</w:t>
+      </w:r>
+      <w:r>
+        <w:rPr>
+          <w:rFonts w:ascii="Times New Roman" w:hAnsi="Times New Roman"/>
+          <w:color w:val="000000"/>
+          <w:sz w:val="24"/>
+        </w:rPr>
+        <w:t xml:space="preserve"> Від ночі лине дух наш до Тебе, Боже, бо світлом є повеління Твої. Навчи нас, Боже, правди Твоєї, заповідей Твоїх і виправдань Твоїх. Просвіти наші духовні очі, щоб ми не заснули в гріхах на смерть. Віджени всяку мряку від сердець наших, даруй нам сонце правди і охорони життя наше знаменням і печаттю Святого Твого Духа. Направ стопи наші на шлях мирний, </w:t>
+      </w:r>
+      <w:r>
+        <w:rPr>
+          <w:rFonts w:ascii="Times New Roman" w:hAnsi="Times New Roman"/>
+          <w:color w:val="000000"/>
+          <w:sz w:val="24"/>
+        </w:rPr>
+        <w:t>дай нам бачити ранішній день у радості, щоб ми Тобі засилали ранішні молитви, бо Твоє є володіння і Твоє є царство і сила, і слава Отця, і Сина, і Святого Духа, нині і повсякчас, і на віки віків. Амінь.</w:t>
+      </w:r>
+    </w:p>
+    <w:p>
+      <w:pPr>
+        <w:spacing w:after="120"/>
+        <w:jc w:val="both"/>
+      </w:pPr>
+      <w:r>
+        <w:rPr>
+          <w:rFonts w:ascii="Times New Roman" w:hAnsi="Times New Roman"/>
+          <w:color w:val="FF0000"/>
+          <w:sz w:val="24"/>
+        </w:rPr>
+        <w:t>4.</w:t>
+      </w:r>
+      <w:r>
+        <w:rPr>
+          <w:rFonts w:ascii="Times New Roman" w:hAnsi="Times New Roman"/>
+          <w:color w:val="000000"/>
+          <w:sz w:val="24"/>
+        </w:rPr>
+        <w:t xml:space="preserve"> Владико, Боже святий і неосяжний, що казав із темряви світлові засіяти, що заспокоїв нас у нічному сні й підвів до величання і моління Твоєї доброти! Ти, що даєш себе умолити задля свого милосердя, прийми і нині нас, що поклоняємося Тобі й по силі </w:t>
+      </w:r>
+      <w:r>
+        <w:rPr>
+          <w:rFonts w:ascii="Times New Roman" w:hAnsi="Times New Roman"/>
+          <w:sz w:val="24"/>
+        </w:rPr>
+        <w:t xml:space="preserve">благодаримо </w:t>
+      </w:r>
+      <w:r>
+        <w:rPr>
+          <w:rFonts w:ascii="Times New Roman" w:hAnsi="Times New Roman"/>
+          <w:color w:val="000000"/>
+          <w:sz w:val="24"/>
+        </w:rPr>
+        <w:t>Т</w:t>
+      </w:r>
+      <w:r>
+        <w:rPr>
+          <w:rFonts w:ascii="Times New Roman" w:hAnsi="Times New Roman"/>
+          <w:sz w:val="24"/>
+        </w:rPr>
+        <w:t>ебе</w:t>
+      </w:r>
+      <w:r>
+        <w:rPr>
+          <w:rFonts w:ascii="Times New Roman" w:hAnsi="Times New Roman"/>
+          <w:color w:val="000000"/>
+          <w:sz w:val="24"/>
+        </w:rPr>
+        <w:t xml:space="preserve">; і даруй нам те, чого просимо задля спасіння. Вчини нас синами світла і дня та спадкоємцями вічних Твоїх </w:t>
+      </w:r>
+      <w:r>
+        <w:rPr>
+          <w:rFonts w:ascii="Times New Roman" w:hAnsi="Times New Roman"/>
+          <w:sz w:val="24"/>
+        </w:rPr>
+        <w:t>благ</w:t>
+      </w:r>
+      <w:r>
+        <w:rPr>
+          <w:rFonts w:ascii="Times New Roman" w:hAnsi="Times New Roman"/>
+          <w:color w:val="000000"/>
+          <w:sz w:val="24"/>
+        </w:rPr>
+        <w:t>. Пом'яни, Господи, за багатством ласк Твоїх усіх людей, що є і моляться з нами, і всю братію нашу на землі й на морі, і на всякому місці володіння Твого, що потребують Твоєї любови й помочі. Усім вияви велику Твою милість, щоб спасенні, як душею так і тілом, завжди перебували й відважно славили чудне й благословенне ім'я Твоє, бо Ти Бог милости і ласк, і любови, і Тобі славу возсилаємо: Отцю, і Сину, і Святому Духові, нині і повсякчас, і на віки віків. Амінь.</w:t>
+      </w:r>
+    </w:p>
+    <w:p>
+      <w:pPr>
+        <w:spacing w:after="120"/>
+        <w:jc w:val="both"/>
+      </w:pPr>
+      <w:r>
+        <w:rPr>
+          <w:rFonts w:ascii="Times New Roman" w:hAnsi="Times New Roman"/>
+          <w:color w:val="FF0000"/>
+          <w:sz w:val="24"/>
+        </w:rPr>
+        <w:t>5.</w:t>
+      </w:r>
+      <w:r>
+        <w:rPr>
+          <w:rFonts w:ascii="Times New Roman" w:hAnsi="Times New Roman"/>
+          <w:color w:val="000000"/>
+          <w:sz w:val="24"/>
+        </w:rPr>
+        <w:t xml:space="preserve"> Скарб</w:t>
+      </w:r>
+      <w:r>
+        <w:rPr>
+          <w:rFonts w:ascii="Times New Roman" w:hAnsi="Times New Roman"/>
+          <w:sz w:val="24"/>
+        </w:rPr>
+        <w:t>нице</w:t>
+      </w:r>
+      <w:r>
+        <w:rPr>
+          <w:rFonts w:ascii="Times New Roman" w:hAnsi="Times New Roman"/>
+          <w:color w:val="000000"/>
+          <w:sz w:val="24"/>
+        </w:rPr>
         <w:t xml:space="preserve"> </w:t>
       </w:r>
       <w:r>
@@ -7408,31 +7223,88 @@
           <w:rFonts w:ascii="Times New Roman" w:hAnsi="Times New Roman"/>
           <w:sz w:val="24"/>
         </w:rPr>
-        <w:t xml:space="preserve">за село це, </w:t>
-      </w:r>
-      <w:r>
-        <w:rPr>
-          <w:rFonts w:ascii="Times New Roman" w:hAnsi="Times New Roman"/>
-          <w:i/>
+        <w:t>благ</w:t>
+      </w:r>
+      <w:r>
+        <w:rPr>
+          <w:rFonts w:ascii="Times New Roman" w:hAnsi="Times New Roman"/>
+          <w:color w:val="000000"/>
+          <w:sz w:val="24"/>
+        </w:rPr>
+        <w:t>, джерело невисихаюче, Отче святий, чудотворче всесильний і вседержителю! Усі Тобі поклоняємося і Тобі молимося та Твої милості і Твої ласки призиваємо на поміч і на заступництво нашій смиренності. Пом'яни, Господи, слуг Твоїх, прийми від усіх нас ранішні моління, як кадило перед Тобою; ні одного з нас не вчини нездатним, але всіх нас зберігай ласками Твоїми. Пом'яни, Господи, тих, що чувають і співають на славу Твою і єдинородного Твого Сина і Бога нашого, і Святого Твого Духа. Будь їм помічником і заступником; прийми їх молитви на наднебесний і духовний Твій жертовник, бо Ти Бог наш, і Тобі славу возсилаємо: Отцю, і Сину, і Святому Духові, нині і повсякчас, і на віки віків. Амінь.</w:t>
+      </w:r>
+    </w:p>
+    <w:p>
+      <w:pPr>
+        <w:spacing w:after="120"/>
+        <w:jc w:val="both"/>
+      </w:pPr>
+      <w:r>
+        <w:rPr>
+          <w:rFonts w:ascii="Times New Roman" w:hAnsi="Times New Roman"/>
           <w:color w:val="FF0000"/>
           <w:sz w:val="24"/>
         </w:rPr>
-        <w:t>або</w:t>
-      </w:r>
+        <w:t xml:space="preserve">6. </w:t>
+      </w:r>
+      <w:r>
+        <w:rPr>
+          <w:rFonts w:ascii="Times New Roman" w:hAnsi="Times New Roman"/>
+          <w:sz w:val="24"/>
+        </w:rPr>
+        <w:t>Благодаримо</w:t>
+      </w:r>
+      <w:r>
+        <w:rPr>
+          <w:rFonts w:ascii="Times New Roman" w:hAnsi="Times New Roman"/>
+          <w:color w:val="000000"/>
+          <w:sz w:val="24"/>
+        </w:rPr>
+        <w:t xml:space="preserve"> Т</w:t>
+      </w:r>
+      <w:r>
+        <w:rPr>
+          <w:rFonts w:ascii="Times New Roman" w:hAnsi="Times New Roman"/>
+          <w:sz w:val="24"/>
+        </w:rPr>
+        <w:t>е</w:t>
+      </w:r>
+      <w:r>
+        <w:rPr>
+          <w:rFonts w:ascii="Times New Roman" w:hAnsi="Times New Roman"/>
+          <w:color w:val="000000"/>
+          <w:sz w:val="24"/>
+        </w:rPr>
+        <w:t>б</w:t>
+      </w:r>
+      <w:r>
+        <w:rPr>
+          <w:rFonts w:ascii="Times New Roman" w:hAnsi="Times New Roman"/>
+          <w:sz w:val="24"/>
+        </w:rPr>
+        <w:t>е</w:t>
+      </w:r>
+      <w:r>
+        <w:rPr>
+          <w:rFonts w:ascii="Times New Roman" w:hAnsi="Times New Roman"/>
+          <w:color w:val="000000"/>
+          <w:sz w:val="24"/>
+        </w:rPr>
+        <w:t>, Господи, Боже спасіння нашого, бо Ти все робиш для добра життя нашого, щоб ми завжди на Тебе споглядали, Спасителю й Доброчинцю душ наших. Бо Ти дав спокій нам у час минулої ночі й підвів нас, щоб ми поклонялися величному імені Твоєму. Тому молимо Тебе, Господи: Дай нам ласку й силу, щоб ми стали гідними співати Тобі розумно й молитися безупинно та в страсі і тремтінні над нашим спасінням працювали, при заступництві Христа Твого. Пом'яни, Господи, і тих, що вночі до Тебе кличуть. Вислухай їх і помилуй, і круши під ноги їх невидимих і войовничих ворогів. Бо Ти Цар миру і Спас душ наших, і Тобі славу возсилаємо: Отцю і Сину, і Святому Духові, нині і повсякчас, і на віки віків. Амінь.</w:t>
+      </w:r>
+    </w:p>
+    <w:p>
+      <w:pPr>
+        <w:spacing w:after="120"/>
+        <w:jc w:val="both"/>
+      </w:pPr>
       <w:r>
         <w:rPr>
           <w:rFonts w:ascii="Times New Roman" w:hAnsi="Times New Roman"/>
           <w:color w:val="FF0000"/>
           <w:sz w:val="24"/>
         </w:rPr>
-        <w:t xml:space="preserve"> </w:t>
-      </w:r>
-      <w:r>
-        <w:rPr>
-          <w:rFonts w:ascii="Times New Roman" w:hAnsi="Times New Roman"/>
-          <w:sz w:val="24"/>
-        </w:rPr>
-        <w:t>за святу обитель цю)</w:t>
+        <w:t>7.</w:t>
       </w:r>
       <w:r>
         <w:rPr>
@@ -7440,21 +7312,21 @@
           <w:color w:val="000000"/>
           <w:sz w:val="24"/>
         </w:rPr>
-        <w:t>, і за кожне село, місто, країну, і за тих, що вірою живуть у них, Господеві помолімся.</w:t>
-      </w:r>
-    </w:p>
-    <w:p>
-      <w:pPr>
-        <w:spacing w:after="120"/>
-      </w:pPr>
-      <w:r>
-        <w:rPr>
-          <w:rFonts w:ascii="Times New Roman" w:hAnsi="Times New Roman"/>
-          <w:i/>
-          <w:color w:val="FF4400"/>
-          <w:sz w:val="24"/>
-        </w:rPr>
-        <w:t>Вірні:</w:t>
+        <w:t xml:space="preserve"> Боже й Отче Господа нашого Ісуса Христа! Ти підніс нас з постелі нашої і зібрав на годину молитви. Дай нам ласку відкрити уста наші і прийми наші подяки, що в наших силах, і навчи нас установ Твоїх. Бо молитися як слід не вміємо, якщо Ти, Господи, святим Твоїм Духом не навчиш нас. Тому молимося Тобі: Даруй і прости, якщо ми згрішили аж до теперішньої години словом або ділом, або думкою, добровільно або недобровільно. Бо коли на провини будеш дивитися, Господи, Господи, то хто встоїться, бо в Тебе є прощення. Ти один святий, допоміжник сильний, захисник життя нашого, і Тебе ми завжди оспівуватимемо. Нехай буде сила Царства Твого завжди благословенна і вельми прославлювана: Отця, і Сина, і Святого Духа, нині і повсякчас, і на віки віків. Амінь.</w:t>
+      </w:r>
+    </w:p>
+    <w:p>
+      <w:pPr>
+        <w:spacing w:after="120"/>
+        <w:jc w:val="both"/>
+      </w:pPr>
+      <w:r>
+        <w:rPr>
+          <w:rFonts w:ascii="Times New Roman" w:hAnsi="Times New Roman"/>
+          <w:color w:val="FF0000"/>
+          <w:sz w:val="24"/>
+        </w:rPr>
+        <w:t xml:space="preserve">8. </w:t>
       </w:r>
       <w:r>
         <w:rPr>
@@ -7462,34 +7334,29 @@
           <w:color w:val="000000"/>
           <w:sz w:val="24"/>
         </w:rPr>
-        <w:t xml:space="preserve"> Го́споди, поми́луй.</w:t>
-      </w:r>
-    </w:p>
-    <w:p>
-      <w:pPr>
-        <w:spacing w:after="120"/>
-      </w:pPr>
+        <w:t>Господи, Боже наш, що сонну неміч забрав від нас і покликав нас візванням святим, щоб і вночі підносити руки наші і прославляти Тебе за справедливі Твої присуди. Прийми благання наші, моління, визнавання, нічні служби і даруй нам, Боже, віру бездоганну, надію впевнену, любов нелицемірну. Благослови наші входи й виходи, вчинки, слова, діла й думки; і дай нам дочекатися початку дня, нам, що хвалять й оспівують, і благословлять добрість Твоєї несказанної сили, щоб було благословенне Твоє пресвяте ім'я і прославлене Твоє царство: Отця, і Сина, і Святого Духа, нині і повсякчас, і на віки віків. Амінь.</w:t>
+      </w:r>
+    </w:p>
+    <w:p>
+      <w:pPr>
+        <w:spacing w:after="120"/>
+        <w:jc w:val="both"/>
+      </w:pPr>
+      <w:r>
+        <w:rPr>
+          <w:rFonts w:ascii="Times New Roman" w:hAnsi="Times New Roman"/>
+          <w:color w:val="FF0000"/>
+          <w:sz w:val="24"/>
+        </w:rPr>
+        <w:t>9.</w:t>
+      </w:r>
       <w:r>
         <w:rPr>
           <w:rFonts w:ascii="Times New Roman" w:hAnsi="Times New Roman"/>
           <w:color w:val="000000"/>
           <w:sz w:val="24"/>
         </w:rPr>
-        <w:t>За добре поліття, за врожай плодів земних і часи мирні Господеві помолімся.</w:t>
-      </w:r>
-    </w:p>
-    <w:p>
-      <w:pPr>
-        <w:spacing w:after="120"/>
-      </w:pPr>
-      <w:r>
-        <w:rPr>
-          <w:rFonts w:ascii="Times New Roman" w:hAnsi="Times New Roman"/>
-          <w:i/>
-          <w:color w:val="FF4400"/>
-          <w:sz w:val="24"/>
-        </w:rPr>
-        <w:t>Вірні:</w:t>
+        <w:t xml:space="preserve"> Господи, Боже наш! Ти за покаяння дарував людям відпущення, нам же, як образ пізнання і визнання гріхів, показав покаяння і прощення пророка Давида. Тож, Владико, помилуй з </w:t>
       </w:r>
       <w:r>
         <w:rPr>
@@ -7497,34 +7364,43 @@
           <w:color w:val="000000"/>
           <w:sz w:val="24"/>
         </w:rPr>
-        <w:t xml:space="preserve"> Го́споди, поми́луй.</w:t>
-      </w:r>
-    </w:p>
-    <w:p>
-      <w:pPr>
-        <w:spacing w:after="120"/>
-      </w:pPr>
+        <w:t>великої милости Твоєї нас, що в чимало великих гріхів впали, і по багатстві ласк Твоїх очисти беззаконня наші, бо перед Тобою згрішили ми, Господи, що невідомі й таємні речі серця людського знаєш, і єдиний Ти маєш владу прощати гріхи. Серце ж чисте вчини в нас і Духом владичним утверди нас, і радість спасіння Твого яви нам. Не відкинь нас від лиця Твого, але дозволь, як благий і людинолюбний, аж до останнього нашого віддиху появляти Тобі жертву справедливости й приноси на святих Твоїх жертовниках, милістю і ласками і людинолюб'ям єдинородного Сина Твого, з яким Ти є благословенний з пресвятим, добрим і животворчим Твоїм Духом, нині й повсякчас, і на віки віків. Амінь.</w:t>
+      </w:r>
+    </w:p>
+    <w:p>
+      <w:pPr>
+        <w:spacing w:after="120"/>
+        <w:jc w:val="both"/>
+      </w:pPr>
+      <w:r>
+        <w:rPr>
+          <w:rFonts w:ascii="Times New Roman" w:hAnsi="Times New Roman"/>
+          <w:color w:val="FF0000"/>
+          <w:sz w:val="24"/>
+        </w:rPr>
+        <w:t>10.</w:t>
+      </w:r>
       <w:r>
         <w:rPr>
           <w:rFonts w:ascii="Times New Roman" w:hAnsi="Times New Roman"/>
           <w:color w:val="000000"/>
           <w:sz w:val="24"/>
         </w:rPr>
-        <w:t>За тих, що плавають, подорожують, за недужих, страждаючих, полонених – і за спасення їх Господеві помолімся.</w:t>
-      </w:r>
-    </w:p>
-    <w:p>
-      <w:pPr>
-        <w:spacing w:after="120"/>
-      </w:pPr>
-      <w:r>
-        <w:rPr>
-          <w:rFonts w:ascii="Times New Roman" w:hAnsi="Times New Roman"/>
-          <w:i/>
-          <w:color w:val="FF4400"/>
-          <w:sz w:val="24"/>
-        </w:rPr>
-        <w:t>Вірні:</w:t>
+        <w:t xml:space="preserve"> Боже, Боже наш! Ти сотворив розумні й духовні сили своєю волею. Тебе просимо й Тобі молимося: Прийми наші посильні величання з усіма Твоїми творіннями і збагати щедрими даруваннями Твоєї ласки. Бо перед Тобою згинається всяке коліно: на небі, на землі й під землею, і все, що живе, і все створіння оспівує неосяжну Твою славу, бо Ти Бог правдивий і вельми милостивий. Тебе бо хвалять усі небесні сили, і Тобі славу возсилаємо: Отцю, і Сину, і Святому Духові, нині і повсякчас, і на віки віків. Амінь.</w:t>
+      </w:r>
+    </w:p>
+    <w:p>
+      <w:pPr>
+        <w:spacing w:after="120"/>
+        <w:jc w:val="both"/>
+      </w:pPr>
+      <w:r>
+        <w:rPr>
+          <w:rFonts w:ascii="Times New Roman" w:hAnsi="Times New Roman"/>
+          <w:color w:val="FF0000"/>
+          <w:sz w:val="24"/>
+        </w:rPr>
+        <w:t xml:space="preserve">11. </w:t>
       </w:r>
       <w:r>
         <w:rPr>
@@ -7532,34 +7408,29 @@
           <w:color w:val="000000"/>
           <w:sz w:val="24"/>
         </w:rPr>
-        <w:t xml:space="preserve"> Го́споди, поми́луй.</w:t>
-      </w:r>
-    </w:p>
-    <w:p>
-      <w:pPr>
-        <w:spacing w:after="120"/>
-      </w:pPr>
+        <w:t xml:space="preserve">Хвалимо, співаємо, благословимо і </w:t>
+      </w:r>
+      <w:r>
+        <w:rPr>
+          <w:rFonts w:ascii="Times New Roman" w:hAnsi="Times New Roman"/>
+          <w:sz w:val="24"/>
+        </w:rPr>
+        <w:t>благодаримо</w:t>
+      </w:r>
       <w:r>
         <w:rPr>
           <w:rFonts w:ascii="Times New Roman" w:hAnsi="Times New Roman"/>
           <w:color w:val="000000"/>
           <w:sz w:val="24"/>
         </w:rPr>
-        <w:t>Щоб визволитися нам від усякої скорботи, гніву й нужди, Господеві помолімся.</w:t>
-      </w:r>
-    </w:p>
-    <w:p>
-      <w:pPr>
-        <w:spacing w:after="120"/>
-      </w:pPr>
-      <w:r>
-        <w:rPr>
-          <w:rFonts w:ascii="Times New Roman" w:hAnsi="Times New Roman"/>
-          <w:i/>
-          <w:color w:val="FF4400"/>
-          <w:sz w:val="24"/>
-        </w:rPr>
-        <w:t>Вірні:</w:t>
+        <w:t xml:space="preserve"> Т</w:t>
+      </w:r>
+      <w:r>
+        <w:rPr>
+          <w:rFonts w:ascii="Times New Roman" w:hAnsi="Times New Roman"/>
+          <w:sz w:val="24"/>
+        </w:rPr>
+        <w:t>ебе</w:t>
       </w:r>
       <w:r>
         <w:rPr>
@@ -7567,141 +7438,7 @@
           <w:color w:val="000000"/>
           <w:sz w:val="24"/>
         </w:rPr>
-        <w:t xml:space="preserve"> Го́споди, поми́луй.</w:t>
-      </w:r>
-    </w:p>
-    <w:p>
-      <w:pPr>
-        <w:spacing w:after="120"/>
-      </w:pPr>
-      <w:r>
-        <w:rPr>
-          <w:rFonts w:ascii="Times New Roman" w:hAnsi="Times New Roman"/>
-          <w:sz w:val="24"/>
-        </w:rPr>
-        <w:t>Заступи, спаси, помилуй і охорони нас, Боже, Твоєю благодаттю</w:t>
-      </w:r>
-    </w:p>
-    <w:p>
-      <w:pPr>
-        <w:spacing w:after="120"/>
-      </w:pPr>
-      <w:r>
-        <w:rPr>
-          <w:rFonts w:ascii="Times New Roman" w:hAnsi="Times New Roman"/>
-          <w:i/>
-          <w:color w:val="FF4400"/>
-          <w:sz w:val="24"/>
-        </w:rPr>
-        <w:t>Вірні:</w:t>
-      </w:r>
-      <w:r>
-        <w:rPr>
-          <w:rFonts w:ascii="Times New Roman" w:hAnsi="Times New Roman"/>
-          <w:color w:val="000000"/>
-          <w:sz w:val="24"/>
-        </w:rPr>
-        <w:t xml:space="preserve"> Го́споди, поми́луй.</w:t>
-      </w:r>
-    </w:p>
-    <w:p>
-      <w:pPr>
-        <w:spacing w:after="120"/>
-      </w:pPr>
-      <w:r>
-        <w:rPr>
-          <w:rFonts w:ascii="Times New Roman" w:hAnsi="Times New Roman"/>
-          <w:color w:val="000000"/>
-          <w:sz w:val="24"/>
-        </w:rPr>
-        <w:t>Пресвяту, пречисту, преблагословенну, славну Владичицю нашу Богородицю і приснодіву Марію, з усіма святими пом’янувши, самих себе, і один одного, і все життя наше Христу Богові віддаймо.</w:t>
-      </w:r>
-    </w:p>
-    <w:p>
-      <w:pPr>
-        <w:spacing w:after="120"/>
-      </w:pPr>
-      <w:r>
-        <w:rPr>
-          <w:rFonts w:ascii="Times New Roman" w:hAnsi="Times New Roman"/>
-          <w:i/>
-          <w:color w:val="FF4400"/>
-          <w:sz w:val="24"/>
-        </w:rPr>
-        <w:t>Вірні:</w:t>
-      </w:r>
-      <w:r>
-        <w:rPr>
-          <w:rFonts w:ascii="Times New Roman" w:hAnsi="Times New Roman"/>
-          <w:color w:val="000000"/>
-          <w:sz w:val="24"/>
-        </w:rPr>
-        <w:t xml:space="preserve"> Тобі́, Го́споди.</w:t>
-      </w:r>
-    </w:p>
-    <w:p>
-      <w:pPr>
-        <w:spacing w:after="120"/>
-        <w:jc w:val="both"/>
-      </w:pPr>
-      <w:r>
-        <w:rPr>
-          <w:rFonts w:ascii="Times New Roman" w:hAnsi="Times New Roman"/>
-          <w:sz w:val="24"/>
-          <w:u w:val="single"/>
-        </w:rPr>
-        <w:t>[Благодаримо Тебе, Господи, Боже наш, що підняв нас із постелі нашої і вклав в уста наші слово хвали, щоб поклонятися і призивати ім'я Твоє святе. Ми умоляємо Твоє милосердя, яке Ти завжди виявляв у нашому житті. Пошли поміч свою людям, що стоять перед лицем святої слави Твоєї і дожидають від Тебе багатої милости; і дай нам, що зо страхом і любов'ю завжди Тобі служимо, хвалити несказанну Твою доброту.]</w:t>
-      </w:r>
-    </w:p>
-    <w:p>
-      <w:pPr>
-        <w:spacing w:after="120"/>
-      </w:pPr>
-      <w:r>
-        <w:rPr>
-          <w:rFonts w:ascii="Times New Roman" w:hAnsi="Times New Roman"/>
-          <w:i/>
-          <w:color w:val="FF4400"/>
-          <w:sz w:val="24"/>
-        </w:rPr>
-        <w:t>Священник:</w:t>
-      </w:r>
-      <w:r>
-        <w:rPr>
-          <w:rFonts w:ascii="Times New Roman" w:hAnsi="Times New Roman"/>
-          <w:sz w:val="24"/>
-        </w:rPr>
-        <w:t xml:space="preserve"> Бо Тобі належить усяка слава, честь і поклоніння, Отцю, і Сину, і Святому Духові, нині, і повсякчас, і на віки віків.</w:t>
-      </w:r>
-    </w:p>
-    <w:p>
-      <w:pPr>
-        <w:spacing w:after="120"/>
-        <w:jc w:val="both"/>
-      </w:pPr>
-      <w:r>
-        <w:rPr>
-          <w:rFonts w:ascii="Times New Roman" w:hAnsi="Times New Roman"/>
-          <w:i/>
-          <w:color w:val="FF0000"/>
-          <w:sz w:val="24"/>
-        </w:rPr>
-        <w:t>Вірні:</w:t>
-      </w:r>
-      <w:r>
-        <w:rPr>
-          <w:rFonts w:ascii="Times New Roman" w:hAnsi="Times New Roman"/>
-          <w:color w:val="FF0000"/>
-          <w:sz w:val="24"/>
-        </w:rPr>
-        <w:t xml:space="preserve"> </w:t>
-      </w:r>
-      <w:r>
-        <w:rPr>
-          <w:rFonts w:ascii="Times New Roman" w:hAnsi="Times New Roman"/>
-          <w:sz w:val="24"/>
-        </w:rPr>
-        <w:t>Амінь.</w:t>
+        <w:t>, Боже батьків наших, бо Ти забрав тінь нічну і явив нам знову світло денне. Молимо Твою добрість: Милостивий будь для нас грішних і прийми молитву нашу задля великої Твоєї ласкавости, бо ми прибігаємо до Тебе, милостивого і всемогутнього Бога. Ти, що засвітив у серцях наших правдиве сонце справедливости Твоєї! Просвіти розум наш і почування всі зберігай, щоб, як у день, ходили ми пристойно шляхом заповідей Твоїх і дійшли до життя вічного, і стали гідними насолоджуватися недоступним Твоїм світлом. Бо в Тебе є джерело життя, Ти Бог наш і Тобі славу возсилаємо: Отцю, і Сину, і Святому Духові, нині і повсякчас, і на віки віків. Амінь.</w:t>
       </w:r>
     </w:p>
     <w:p>
@@ -7723,6 +7460,627 @@
           <w:i/>
           <w:color w:val="FF0000"/>
         </w:rPr>
+        <w:t>Велика єктенія</w:t>
+      </w:r>
+    </w:p>
+    <w:p>
+      <w:pPr>
+        <w:spacing w:after="120"/>
+      </w:pPr>
+      <w:r>
+        <w:rPr>
+          <w:rFonts w:ascii="Times New Roman" w:hAnsi="Times New Roman"/>
+          <w:color w:val="000000"/>
+          <w:sz w:val="24"/>
+        </w:rPr>
+        <w:t>У мирі Господеві помолімся.</w:t>
+      </w:r>
+    </w:p>
+    <w:p>
+      <w:pPr>
+        <w:spacing w:after="120"/>
+      </w:pPr>
+      <w:r>
+        <w:rPr>
+          <w:rFonts w:ascii="Times New Roman" w:hAnsi="Times New Roman"/>
+          <w:i/>
+          <w:color w:val="FF4400"/>
+          <w:sz w:val="24"/>
+        </w:rPr>
+        <w:t>Вірні:</w:t>
+      </w:r>
+      <w:r>
+        <w:rPr>
+          <w:rFonts w:ascii="Times New Roman" w:hAnsi="Times New Roman"/>
+          <w:color w:val="000000"/>
+          <w:sz w:val="24"/>
+        </w:rPr>
+        <w:t xml:space="preserve"> Го́споди, поми́луй.</w:t>
+      </w:r>
+    </w:p>
+    <w:p>
+      <w:pPr>
+        <w:spacing w:after="120"/>
+      </w:pPr>
+      <w:r>
+        <w:rPr>
+          <w:rFonts w:ascii="Times New Roman" w:hAnsi="Times New Roman"/>
+          <w:color w:val="000000"/>
+          <w:sz w:val="24"/>
+        </w:rPr>
+        <w:t>За мир з висот і спасіння душ наших Господеві помолімся.</w:t>
+      </w:r>
+    </w:p>
+    <w:p>
+      <w:pPr>
+        <w:spacing w:after="120"/>
+      </w:pPr>
+      <w:r>
+        <w:rPr>
+          <w:rFonts w:ascii="Times New Roman" w:hAnsi="Times New Roman"/>
+          <w:i/>
+          <w:color w:val="FF4400"/>
+          <w:sz w:val="24"/>
+        </w:rPr>
+        <w:t>Вірні:</w:t>
+      </w:r>
+      <w:r>
+        <w:rPr>
+          <w:rFonts w:ascii="Times New Roman" w:hAnsi="Times New Roman"/>
+          <w:color w:val="000000"/>
+          <w:sz w:val="24"/>
+        </w:rPr>
+        <w:t xml:space="preserve"> Го́споди, поми́луй.</w:t>
+      </w:r>
+    </w:p>
+    <w:p>
+      <w:pPr>
+        <w:spacing w:after="120"/>
+      </w:pPr>
+      <w:r>
+        <w:rPr>
+          <w:rFonts w:ascii="Times New Roman" w:hAnsi="Times New Roman"/>
+          <w:color w:val="000000"/>
+          <w:sz w:val="24"/>
+        </w:rPr>
+        <w:t>За мир усього світу, добрий стан святих Божих церков і з’єднання всіх Господеві помолімся.</w:t>
+      </w:r>
+    </w:p>
+    <w:p>
+      <w:pPr>
+        <w:spacing w:after="120"/>
+      </w:pPr>
+      <w:r>
+        <w:rPr>
+          <w:rFonts w:ascii="Times New Roman" w:hAnsi="Times New Roman"/>
+          <w:i/>
+          <w:color w:val="FF4400"/>
+          <w:sz w:val="24"/>
+        </w:rPr>
+        <w:t>Вірні:</w:t>
+      </w:r>
+      <w:r>
+        <w:rPr>
+          <w:rFonts w:ascii="Times New Roman" w:hAnsi="Times New Roman"/>
+          <w:color w:val="000000"/>
+          <w:sz w:val="24"/>
+        </w:rPr>
+        <w:t xml:space="preserve"> Го́споди, поми́луй.</w:t>
+      </w:r>
+    </w:p>
+    <w:p>
+      <w:pPr>
+        <w:spacing w:after="120"/>
+      </w:pPr>
+      <w:r>
+        <w:rPr>
+          <w:rFonts w:ascii="Times New Roman" w:hAnsi="Times New Roman"/>
+          <w:color w:val="000000"/>
+          <w:sz w:val="24"/>
+        </w:rPr>
+        <w:t>За святий храм цей і тих, що з вірою, благоговінням і страхом Божим входять до нього, Господеві помолімся.</w:t>
+      </w:r>
+    </w:p>
+    <w:p>
+      <w:pPr>
+        <w:spacing w:after="120"/>
+      </w:pPr>
+      <w:r>
+        <w:rPr>
+          <w:rFonts w:ascii="Times New Roman" w:hAnsi="Times New Roman"/>
+          <w:i/>
+          <w:color w:val="FF4400"/>
+          <w:sz w:val="24"/>
+        </w:rPr>
+        <w:t>Вірні:</w:t>
+      </w:r>
+      <w:r>
+        <w:rPr>
+          <w:rFonts w:ascii="Times New Roman" w:hAnsi="Times New Roman"/>
+          <w:color w:val="000000"/>
+          <w:sz w:val="24"/>
+        </w:rPr>
+        <w:t xml:space="preserve"> Го́споди, поми́луй.</w:t>
+      </w:r>
+    </w:p>
+    <w:p>
+      <w:pPr>
+        <w:spacing w:after="120"/>
+      </w:pPr>
+      <w:r>
+        <w:rPr>
+          <w:rFonts w:ascii="Times New Roman" w:hAnsi="Times New Roman"/>
+          <w:color w:val="000000"/>
+          <w:sz w:val="24"/>
+        </w:rPr>
+        <w:t xml:space="preserve">За святішого вселенського архиєрея Франциска, папу Римського, і за блаженнішого патріярха нашого Святослава, і за преосвященнішого архиєпископа і митрополита нашого кир </w:t>
+      </w:r>
+      <w:r>
+        <w:rPr>
+          <w:rFonts w:ascii="Times New Roman" w:hAnsi="Times New Roman"/>
+          <w:i/>
+          <w:color w:val="FF4400"/>
+          <w:sz w:val="24"/>
+        </w:rPr>
+        <w:t>ім’я</w:t>
+      </w:r>
+      <w:r>
+        <w:rPr>
+          <w:rFonts w:ascii="Times New Roman" w:hAnsi="Times New Roman"/>
+          <w:i/>
+          <w:color w:val="000000"/>
+          <w:sz w:val="24"/>
+        </w:rPr>
+        <w:t>,</w:t>
+      </w:r>
+      <w:r>
+        <w:rPr>
+          <w:rFonts w:ascii="Times New Roman" w:hAnsi="Times New Roman"/>
+          <w:color w:val="000000"/>
+          <w:sz w:val="24"/>
+        </w:rPr>
+        <w:t xml:space="preserve"> і за боголюбивого єпископа нашого кир </w:t>
+      </w:r>
+      <w:r>
+        <w:rPr>
+          <w:rFonts w:ascii="Times New Roman" w:hAnsi="Times New Roman"/>
+          <w:i/>
+          <w:color w:val="FF4400"/>
+          <w:sz w:val="24"/>
+        </w:rPr>
+        <w:t>ім’я</w:t>
+      </w:r>
+      <w:r>
+        <w:rPr>
+          <w:rFonts w:ascii="Times New Roman" w:hAnsi="Times New Roman"/>
+          <w:i/>
+          <w:color w:val="000000"/>
+          <w:sz w:val="24"/>
+        </w:rPr>
+        <w:t>,</w:t>
+      </w:r>
+      <w:r>
+        <w:rPr>
+          <w:rFonts w:ascii="Times New Roman" w:hAnsi="Times New Roman"/>
+          <w:color w:val="000000"/>
+          <w:sz w:val="24"/>
+        </w:rPr>
+        <w:t xml:space="preserve"> чесне пресвітерство, у Христі дияконство, за весь причет і людей Господеві помолімся.</w:t>
+      </w:r>
+    </w:p>
+    <w:p>
+      <w:pPr>
+        <w:spacing w:after="120"/>
+      </w:pPr>
+      <w:r>
+        <w:rPr>
+          <w:rFonts w:ascii="Times New Roman" w:hAnsi="Times New Roman"/>
+          <w:i/>
+          <w:color w:val="FF4400"/>
+          <w:sz w:val="24"/>
+        </w:rPr>
+        <w:t>Вірні:</w:t>
+      </w:r>
+      <w:r>
+        <w:rPr>
+          <w:rFonts w:ascii="Times New Roman" w:hAnsi="Times New Roman"/>
+          <w:color w:val="000000"/>
+          <w:sz w:val="24"/>
+        </w:rPr>
+        <w:t xml:space="preserve"> Го́споди, поми́луй.</w:t>
+      </w:r>
+    </w:p>
+    <w:p>
+      <w:pPr>
+        <w:spacing w:after="120"/>
+      </w:pPr>
+      <w:r>
+        <w:rPr>
+          <w:rFonts w:ascii="Times New Roman" w:hAnsi="Times New Roman"/>
+          <w:color w:val="000000"/>
+          <w:sz w:val="24"/>
+        </w:rPr>
+        <w:t>За Богом бережений народ наш, за правління і все військо Господеві помолімся.</w:t>
+      </w:r>
+    </w:p>
+    <w:p>
+      <w:pPr>
+        <w:spacing w:after="120"/>
+      </w:pPr>
+      <w:r>
+        <w:rPr>
+          <w:rFonts w:ascii="Times New Roman" w:hAnsi="Times New Roman"/>
+          <w:i/>
+          <w:color w:val="FF4400"/>
+          <w:sz w:val="24"/>
+        </w:rPr>
+        <w:t>Вірні:</w:t>
+      </w:r>
+      <w:r>
+        <w:rPr>
+          <w:rFonts w:ascii="Times New Roman" w:hAnsi="Times New Roman"/>
+          <w:color w:val="000000"/>
+          <w:sz w:val="24"/>
+        </w:rPr>
+        <w:t xml:space="preserve"> Го́споди, поми́луй.</w:t>
+      </w:r>
+    </w:p>
+    <w:p>
+      <w:pPr>
+        <w:spacing w:after="120"/>
+      </w:pPr>
+      <w:r>
+        <w:rPr>
+          <w:rFonts w:ascii="Times New Roman" w:hAnsi="Times New Roman"/>
+          <w:color w:val="000000"/>
+          <w:sz w:val="24"/>
+        </w:rPr>
+        <w:t xml:space="preserve">За місто це </w:t>
+      </w:r>
+      <w:r>
+        <w:rPr>
+          <w:rFonts w:ascii="Times New Roman" w:hAnsi="Times New Roman"/>
+          <w:sz w:val="24"/>
+        </w:rPr>
+        <w:t>(</w:t>
+      </w:r>
+      <w:r>
+        <w:rPr>
+          <w:rFonts w:ascii="Times New Roman" w:hAnsi="Times New Roman"/>
+          <w:i/>
+          <w:color w:val="FF0000"/>
+          <w:sz w:val="24"/>
+        </w:rPr>
+        <w:t>або</w:t>
+      </w:r>
+      <w:r>
+        <w:rPr>
+          <w:rFonts w:ascii="Times New Roman" w:hAnsi="Times New Roman"/>
+          <w:color w:val="FF0000"/>
+          <w:sz w:val="24"/>
+        </w:rPr>
+        <w:t xml:space="preserve"> </w:t>
+      </w:r>
+      <w:r>
+        <w:rPr>
+          <w:rFonts w:ascii="Times New Roman" w:hAnsi="Times New Roman"/>
+          <w:sz w:val="24"/>
+        </w:rPr>
+        <w:t xml:space="preserve">за село це, </w:t>
+      </w:r>
+      <w:r>
+        <w:rPr>
+          <w:rFonts w:ascii="Times New Roman" w:hAnsi="Times New Roman"/>
+          <w:i/>
+          <w:color w:val="FF0000"/>
+          <w:sz w:val="24"/>
+        </w:rPr>
+        <w:t>або</w:t>
+      </w:r>
+      <w:r>
+        <w:rPr>
+          <w:rFonts w:ascii="Times New Roman" w:hAnsi="Times New Roman"/>
+          <w:color w:val="FF0000"/>
+          <w:sz w:val="24"/>
+        </w:rPr>
+        <w:t xml:space="preserve"> </w:t>
+      </w:r>
+      <w:r>
+        <w:rPr>
+          <w:rFonts w:ascii="Times New Roman" w:hAnsi="Times New Roman"/>
+          <w:sz w:val="24"/>
+        </w:rPr>
+        <w:t>за святу обитель цю)</w:t>
+      </w:r>
+      <w:r>
+        <w:rPr>
+          <w:rFonts w:ascii="Times New Roman" w:hAnsi="Times New Roman"/>
+          <w:color w:val="000000"/>
+          <w:sz w:val="24"/>
+        </w:rPr>
+        <w:t>, і за кожне село, місто, країну, і за тих, що вірою живуть у них, Господеві помолімся.</w:t>
+      </w:r>
+    </w:p>
+    <w:p>
+      <w:pPr>
+        <w:spacing w:after="120"/>
+      </w:pPr>
+      <w:r>
+        <w:rPr>
+          <w:rFonts w:ascii="Times New Roman" w:hAnsi="Times New Roman"/>
+          <w:i/>
+          <w:color w:val="FF4400"/>
+          <w:sz w:val="24"/>
+        </w:rPr>
+        <w:t>Вірні:</w:t>
+      </w:r>
+      <w:r>
+        <w:rPr>
+          <w:rFonts w:ascii="Times New Roman" w:hAnsi="Times New Roman"/>
+          <w:color w:val="000000"/>
+          <w:sz w:val="24"/>
+        </w:rPr>
+        <w:t xml:space="preserve"> Го́споди, поми́луй.</w:t>
+      </w:r>
+    </w:p>
+    <w:p>
+      <w:pPr>
+        <w:spacing w:after="120"/>
+      </w:pPr>
+      <w:r>
+        <w:rPr>
+          <w:rFonts w:ascii="Times New Roman" w:hAnsi="Times New Roman"/>
+          <w:color w:val="000000"/>
+          <w:sz w:val="24"/>
+        </w:rPr>
+        <w:t>За добре поліття, за врожай плодів земних і часи мирні Господеві помолімся.</w:t>
+      </w:r>
+    </w:p>
+    <w:p>
+      <w:pPr>
+        <w:spacing w:after="120"/>
+      </w:pPr>
+      <w:r>
+        <w:rPr>
+          <w:rFonts w:ascii="Times New Roman" w:hAnsi="Times New Roman"/>
+          <w:i/>
+          <w:color w:val="FF4400"/>
+          <w:sz w:val="24"/>
+        </w:rPr>
+        <w:t>Вірні:</w:t>
+      </w:r>
+      <w:r>
+        <w:rPr>
+          <w:rFonts w:ascii="Times New Roman" w:hAnsi="Times New Roman"/>
+          <w:color w:val="000000"/>
+          <w:sz w:val="24"/>
+        </w:rPr>
+        <w:t xml:space="preserve"> Го́споди, поми́луй.</w:t>
+      </w:r>
+    </w:p>
+    <w:p>
+      <w:pPr>
+        <w:spacing w:after="120"/>
+      </w:pPr>
+      <w:r>
+        <w:rPr>
+          <w:rFonts w:ascii="Times New Roman" w:hAnsi="Times New Roman"/>
+          <w:color w:val="000000"/>
+          <w:sz w:val="24"/>
+        </w:rPr>
+        <w:t>За тих, що плавають, подорожують, за недужих, страждаючих, полонених – і за спасення їх Господеві помолімся.</w:t>
+      </w:r>
+    </w:p>
+    <w:p>
+      <w:pPr>
+        <w:spacing w:after="120"/>
+      </w:pPr>
+      <w:r>
+        <w:rPr>
+          <w:rFonts w:ascii="Times New Roman" w:hAnsi="Times New Roman"/>
+          <w:i/>
+          <w:color w:val="FF4400"/>
+          <w:sz w:val="24"/>
+        </w:rPr>
+        <w:t>Вірні:</w:t>
+      </w:r>
+      <w:r>
+        <w:rPr>
+          <w:rFonts w:ascii="Times New Roman" w:hAnsi="Times New Roman"/>
+          <w:color w:val="000000"/>
+          <w:sz w:val="24"/>
+        </w:rPr>
+        <w:t xml:space="preserve"> Го́споди, поми́луй.</w:t>
+      </w:r>
+    </w:p>
+    <w:p>
+      <w:pPr>
+        <w:spacing w:after="120"/>
+      </w:pPr>
+      <w:r>
+        <w:rPr>
+          <w:rFonts w:ascii="Times New Roman" w:hAnsi="Times New Roman"/>
+          <w:color w:val="000000"/>
+          <w:sz w:val="24"/>
+        </w:rPr>
+        <w:t>Щоб визволитися нам від усякої скорботи, гніву й нужди, Господеві помолімся.</w:t>
+      </w:r>
+    </w:p>
+    <w:p>
+      <w:pPr>
+        <w:spacing w:after="120"/>
+      </w:pPr>
+      <w:r>
+        <w:rPr>
+          <w:rFonts w:ascii="Times New Roman" w:hAnsi="Times New Roman"/>
+          <w:i/>
+          <w:color w:val="FF4400"/>
+          <w:sz w:val="24"/>
+        </w:rPr>
+        <w:t>Вірні:</w:t>
+      </w:r>
+      <w:r>
+        <w:rPr>
+          <w:rFonts w:ascii="Times New Roman" w:hAnsi="Times New Roman"/>
+          <w:color w:val="000000"/>
+          <w:sz w:val="24"/>
+        </w:rPr>
+        <w:t xml:space="preserve"> Го́споди, поми́луй.</w:t>
+      </w:r>
+    </w:p>
+    <w:p>
+      <w:pPr>
+        <w:spacing w:after="120"/>
+      </w:pPr>
+      <w:r>
+        <w:rPr>
+          <w:rFonts w:ascii="Times New Roman" w:hAnsi="Times New Roman"/>
+          <w:sz w:val="24"/>
+        </w:rPr>
+        <w:t>Заступи, спаси, помилуй і охорони нас, Боже, Твоєю благодаттю</w:t>
+      </w:r>
+    </w:p>
+    <w:p>
+      <w:pPr>
+        <w:spacing w:after="120"/>
+      </w:pPr>
+      <w:r>
+        <w:rPr>
+          <w:rFonts w:ascii="Times New Roman" w:hAnsi="Times New Roman"/>
+          <w:i/>
+          <w:color w:val="FF4400"/>
+          <w:sz w:val="24"/>
+        </w:rPr>
+        <w:t>Вірні:</w:t>
+      </w:r>
+      <w:r>
+        <w:rPr>
+          <w:rFonts w:ascii="Times New Roman" w:hAnsi="Times New Roman"/>
+          <w:color w:val="000000"/>
+          <w:sz w:val="24"/>
+        </w:rPr>
+        <w:t xml:space="preserve"> Го́споди, поми́луй.</w:t>
+      </w:r>
+    </w:p>
+    <w:p>
+      <w:pPr>
+        <w:spacing w:after="120"/>
+      </w:pPr>
+      <w:r>
+        <w:rPr>
+          <w:rFonts w:ascii="Times New Roman" w:hAnsi="Times New Roman"/>
+          <w:color w:val="000000"/>
+          <w:sz w:val="24"/>
+        </w:rPr>
+        <w:t>Пресвяту, пречисту, преблагословенну, славну Владичицю нашу Богородицю і приснодіву Марію, з усіма святими пом’янувши, самих себе, і один одного, і все життя наше Христу Богові віддаймо.</w:t>
+      </w:r>
+    </w:p>
+    <w:p>
+      <w:pPr>
+        <w:spacing w:after="120"/>
+      </w:pPr>
+      <w:r>
+        <w:rPr>
+          <w:rFonts w:ascii="Times New Roman" w:hAnsi="Times New Roman"/>
+          <w:i/>
+          <w:color w:val="FF4400"/>
+          <w:sz w:val="24"/>
+        </w:rPr>
+        <w:t>Вірні:</w:t>
+      </w:r>
+      <w:r>
+        <w:rPr>
+          <w:rFonts w:ascii="Times New Roman" w:hAnsi="Times New Roman"/>
+          <w:color w:val="000000"/>
+          <w:sz w:val="24"/>
+        </w:rPr>
+        <w:t xml:space="preserve"> Тобі́, Го́споди.</w:t>
+      </w:r>
+    </w:p>
+    <w:p>
+      <w:pPr>
+        <w:spacing w:after="120"/>
+        <w:jc w:val="both"/>
+      </w:pPr>
+      <w:r>
+        <w:rPr>
+          <w:rFonts w:ascii="Times New Roman" w:hAnsi="Times New Roman"/>
+          <w:sz w:val="24"/>
+          <w:u w:val="single"/>
+        </w:rPr>
+        <w:t>[Благодаримо Тебе, Господи, Боже наш, що підняв нас із постелі нашої і вклав в уста наші слово хвали, щоб поклонятися і призивати ім'я Твоє святе. Ми умоляємо Твоє милосердя, яке Ти завжди виявляв у нашому житті. Пошли поміч свою людям, що стоять перед лицем святої слави Твоєї і дожидають від Тебе багатої милости; і дай нам, що зо страхом і любов'ю завжди Тобі служимо, хвалити несказанну Твою доброту.]</w:t>
+      </w:r>
+    </w:p>
+    <w:p>
+      <w:pPr>
+        <w:spacing w:after="120"/>
+      </w:pPr>
+      <w:r>
+        <w:rPr>
+          <w:rFonts w:ascii="Times New Roman" w:hAnsi="Times New Roman"/>
+          <w:i/>
+          <w:color w:val="FF4400"/>
+          <w:sz w:val="24"/>
+        </w:rPr>
+        <w:t>Священник:</w:t>
+      </w:r>
+      <w:r>
+        <w:rPr>
+          <w:rFonts w:ascii="Times New Roman" w:hAnsi="Times New Roman"/>
+          <w:sz w:val="24"/>
+        </w:rPr>
+        <w:t xml:space="preserve"> Бо Тобі належить усяка слава, честь і поклоніння, Отцю, і Сину, і Святому Духові, нині, і повсякчас, і на віки віків.</w:t>
+      </w:r>
+    </w:p>
+    <w:p>
+      <w:pPr>
+        <w:spacing w:after="120"/>
+        <w:jc w:val="both"/>
+      </w:pPr>
+      <w:r>
+        <w:rPr>
+          <w:rFonts w:ascii="Times New Roman" w:hAnsi="Times New Roman"/>
+          <w:i/>
+          <w:color w:val="FF0000"/>
+          <w:sz w:val="24"/>
+        </w:rPr>
+        <w:t>Вірні:</w:t>
+      </w:r>
+      <w:r>
+        <w:rPr>
+          <w:rFonts w:ascii="Times New Roman" w:hAnsi="Times New Roman"/>
+          <w:color w:val="FF0000"/>
+          <w:sz w:val="24"/>
+        </w:rPr>
+        <w:t xml:space="preserve"> </w:t>
+      </w:r>
+      <w:r>
+        <w:rPr>
+          <w:rFonts w:ascii="Times New Roman" w:hAnsi="Times New Roman"/>
+          <w:sz w:val="24"/>
+        </w:rPr>
+        <w:t>Амінь.</w:t>
+      </w:r>
+    </w:p>
+    <w:p>
+      <w:pPr>
+        <w:spacing w:after="120"/>
+        <w:jc w:val="both"/>
+      </w:pPr>
+    </w:p>
+    <w:p>
+      <w:pPr>
+        <w:pStyle w:val="Heading3"/>
+        <w:spacing w:after="120"/>
+        <w:jc w:val="center"/>
+      </w:pPr>
+      <w:r>
+        <w:rPr>
+          <w:rFonts w:ascii="Times New Roman" w:hAnsi="Times New Roman"/>
+          <w:b/>
+          <w:i/>
+          <w:color w:val="FF0000"/>
+        </w:rPr>
         <w:t>Бог Господь...</w:t>
       </w:r>
       <w:r>
@@ -10297,7 +10655,7 @@
           <w:i/>
           <w:color w:val="FF0000"/>
         </w:rPr>
-        <w:t>Прохальна єктенія</w:t>
+        <w:t>Мале славослов'я</w:t>
       </w:r>
     </w:p>
     <w:p>
@@ -10309,8 +10667,37 @@
         <w:rPr>
           <w:rFonts w:ascii="Times New Roman" w:hAnsi="Times New Roman"/>
           <w:sz w:val="24"/>
-        </w:rPr>
-        <w:t>Сповнім ранішню молитву нашу Господеві.</w:t>
+          <w:u w:val="single"/>
+        </w:rPr>
+        <w:t>[Хвалимо, співаємо, благословимо і благодаримо Тебе, Боже батьків наших, бо Ти забрав тінь нічну і явив нам знову світло денне. Молимо Твою добрість: Милостивий будь для нас грішних і прийми молитву нашу задля великої Твоєї ласкавости, бо ми прибігаємо до Тебе, милостивого і всемогутнього Бога. Ти, що засвітив у серцях наших правдиве сонце справедливости Твоєї! Просвіти розум наш і почування всі зберігай, щоб, як у день, ходили ми пристойно шляхом заповідей Твоїх і дійшли до життя вічного, і стали гідними насолоджуватися недоступним Твоїм світлом. Бо в Тебе є джерело життя, Ти Бог наш і Тобі славу возсилаємо: Отцю, і Сину, і Святому Духові, нині і повсякчас, і на віки віків. Амінь.]</w:t>
+      </w:r>
+    </w:p>
+    <w:p>
+      <w:pPr>
+        <w:spacing w:after="120"/>
+        <w:jc w:val="both"/>
+      </w:pPr>
+    </w:p>
+    <w:p>
+      <w:pPr>
+        <w:spacing w:after="120"/>
+        <w:jc w:val="both"/>
+      </w:pPr>
+      <w:r>
+        <w:rPr>
+          <w:rFonts w:ascii="Times New Roman" w:hAnsi="Times New Roman"/>
+          <w:i/>
+          <w:color w:val="FF4400"/>
+          <w:sz w:val="24"/>
+        </w:rPr>
+        <w:t>Священник:</w:t>
+      </w:r>
+      <w:r>
+        <w:rPr>
+          <w:rFonts w:ascii="Times New Roman" w:hAnsi="Times New Roman"/>
+          <w:sz w:val="24"/>
+        </w:rPr>
+        <w:t xml:space="preserve"> Слава тобі, що Світло нам показав!</w:t>
       </w:r>
     </w:p>
     <w:p>
@@ -10332,19 +10719,7 @@
           <w:rFonts w:ascii="Times New Roman" w:hAnsi="Times New Roman"/>
           <w:sz w:val="24"/>
         </w:rPr>
-        <w:t xml:space="preserve"> Господи, помилуй.</w:t>
-      </w:r>
-    </w:p>
-    <w:p>
-      <w:pPr>
-        <w:spacing w:after="120"/>
-      </w:pPr>
-      <w:r>
-        <w:rPr>
-          <w:rFonts w:ascii="Times New Roman" w:hAnsi="Times New Roman"/>
-          <w:sz w:val="24"/>
-        </w:rPr>
-        <w:t>Заступи, спаси, помилуй і охорони нас, Боже, Твоєю благодаттю</w:t>
+        <w:t xml:space="preserve"> Слава во вишніх Богу, і на землі мир,* в людях благовоління.</w:t>
       </w:r>
     </w:p>
     <w:p>
@@ -10355,18 +10730,9 @@
       <w:r>
         <w:rPr>
           <w:rFonts w:ascii="Times New Roman" w:hAnsi="Times New Roman"/>
-          <w:i/>
-          <w:color w:val="FF0000"/>
-          <w:sz w:val="24"/>
-        </w:rPr>
-        <w:t>Вірні:</w:t>
-      </w:r>
-      <w:r>
-        <w:rPr>
-          <w:rFonts w:ascii="Times New Roman" w:hAnsi="Times New Roman"/>
-          <w:sz w:val="24"/>
-        </w:rPr>
-        <w:t xml:space="preserve"> Господи, помилуй.</w:t>
+          <w:sz w:val="24"/>
+        </w:rPr>
+        <w:t>Хвалимо тебе, благословимо тебе, кланяємось тобі,* славимо тебе, дякуємо тобі заради великої твоєї слави.</w:t>
       </w:r>
     </w:p>
     <w:p>
@@ -10379,227 +10745,7 @@
           <w:rFonts w:ascii="Times New Roman" w:hAnsi="Times New Roman"/>
           <w:sz w:val="24"/>
         </w:rPr>
-        <w:t>Дня всього досконалого, святого, мирного і безгрішного у Господа просім.</w:t>
-      </w:r>
-    </w:p>
-    <w:p>
-      <w:pPr>
-        <w:spacing w:after="120"/>
-      </w:pPr>
-      <w:r>
-        <w:rPr>
-          <w:rFonts w:ascii="Times New Roman" w:hAnsi="Times New Roman"/>
-          <w:i/>
-          <w:color w:val="FF4400"/>
-          <w:sz w:val="24"/>
-        </w:rPr>
-        <w:t>Вірні:</w:t>
-      </w:r>
-      <w:r>
-        <w:rPr>
-          <w:rFonts w:ascii="Times New Roman" w:hAnsi="Times New Roman"/>
-          <w:sz w:val="24"/>
-        </w:rPr>
-        <w:t xml:space="preserve"> Пода́й, Го́споди.</w:t>
-      </w:r>
-    </w:p>
-    <w:p>
-      <w:pPr>
-        <w:spacing w:after="120"/>
-      </w:pPr>
-      <w:r>
-        <w:rPr>
-          <w:rFonts w:ascii="Times New Roman" w:hAnsi="Times New Roman"/>
-          <w:sz w:val="24"/>
-        </w:rPr>
-        <w:t>Ангела миру, вірного наставника, охоронця душ і тіл наших у Господа просім.</w:t>
-      </w:r>
-    </w:p>
-    <w:p>
-      <w:pPr>
-        <w:spacing w:after="120"/>
-      </w:pPr>
-      <w:r>
-        <w:rPr>
-          <w:rFonts w:ascii="Times New Roman" w:hAnsi="Times New Roman"/>
-          <w:i/>
-          <w:color w:val="FF4400"/>
-          <w:sz w:val="24"/>
-        </w:rPr>
-        <w:t>Вірні:</w:t>
-      </w:r>
-      <w:r>
-        <w:rPr>
-          <w:rFonts w:ascii="Times New Roman" w:hAnsi="Times New Roman"/>
-          <w:sz w:val="24"/>
-        </w:rPr>
-        <w:t xml:space="preserve"> Пода́й, Го́споди.</w:t>
-      </w:r>
-    </w:p>
-    <w:p>
-      <w:pPr>
-        <w:spacing w:after="120"/>
-      </w:pPr>
-      <w:r>
-        <w:rPr>
-          <w:rFonts w:ascii="Times New Roman" w:hAnsi="Times New Roman"/>
-          <w:sz w:val="24"/>
-        </w:rPr>
-        <w:t>Прощення й відпущення гріхів, і прогрішень наших у Господа просім.</w:t>
-      </w:r>
-    </w:p>
-    <w:p>
-      <w:pPr>
-        <w:spacing w:after="120"/>
-      </w:pPr>
-      <w:r>
-        <w:rPr>
-          <w:rFonts w:ascii="Times New Roman" w:hAnsi="Times New Roman"/>
-          <w:i/>
-          <w:color w:val="FF4400"/>
-          <w:sz w:val="24"/>
-        </w:rPr>
-        <w:t>Вірні:</w:t>
-      </w:r>
-      <w:r>
-        <w:rPr>
-          <w:rFonts w:ascii="Times New Roman" w:hAnsi="Times New Roman"/>
-          <w:sz w:val="24"/>
-        </w:rPr>
-        <w:t xml:space="preserve"> Пода́й, Го́споди.</w:t>
-      </w:r>
-    </w:p>
-    <w:p>
-      <w:pPr>
-        <w:spacing w:after="120"/>
-      </w:pPr>
-      <w:r>
-        <w:rPr>
-          <w:rFonts w:ascii="Times New Roman" w:hAnsi="Times New Roman"/>
-          <w:sz w:val="24"/>
-        </w:rPr>
-        <w:t>Доброго й пожиточного для душ наших і миру для світу у Господа просім.</w:t>
-      </w:r>
-    </w:p>
-    <w:p>
-      <w:pPr>
-        <w:spacing w:after="120"/>
-      </w:pPr>
-      <w:r>
-        <w:rPr>
-          <w:rFonts w:ascii="Times New Roman" w:hAnsi="Times New Roman"/>
-          <w:i/>
-          <w:color w:val="FF4400"/>
-          <w:sz w:val="24"/>
-        </w:rPr>
-        <w:t>Вірні:</w:t>
-      </w:r>
-      <w:r>
-        <w:rPr>
-          <w:rFonts w:ascii="Times New Roman" w:hAnsi="Times New Roman"/>
-          <w:sz w:val="24"/>
-        </w:rPr>
-        <w:t xml:space="preserve"> Пода́й, Го́споди.</w:t>
-      </w:r>
-    </w:p>
-    <w:p>
-      <w:pPr>
-        <w:spacing w:after="120"/>
-      </w:pPr>
-      <w:r>
-        <w:rPr>
-          <w:rFonts w:ascii="Times New Roman" w:hAnsi="Times New Roman"/>
-          <w:sz w:val="24"/>
-        </w:rPr>
-        <w:t>Останок життя нашого в мирі й покаянні завершити у Господа просім.</w:t>
-      </w:r>
-    </w:p>
-    <w:p>
-      <w:pPr>
-        <w:spacing w:after="120"/>
-      </w:pPr>
-      <w:r>
-        <w:rPr>
-          <w:rFonts w:ascii="Times New Roman" w:hAnsi="Times New Roman"/>
-          <w:i/>
-          <w:color w:val="FF4400"/>
-          <w:sz w:val="24"/>
-        </w:rPr>
-        <w:t>Вірні:</w:t>
-      </w:r>
-      <w:r>
-        <w:rPr>
-          <w:rFonts w:ascii="Times New Roman" w:hAnsi="Times New Roman"/>
-          <w:sz w:val="24"/>
-        </w:rPr>
-        <w:t xml:space="preserve"> Пода́й, Го́споди.</w:t>
-      </w:r>
-    </w:p>
-    <w:p>
-      <w:pPr>
-        <w:spacing w:after="120"/>
-      </w:pPr>
-      <w:r>
-        <w:rPr>
-          <w:rFonts w:ascii="Times New Roman" w:hAnsi="Times New Roman"/>
-          <w:sz w:val="24"/>
-        </w:rPr>
-        <w:t>Християнської кончини життя нашого – безболізної, бездоганної, мирної – і оправдання на страшному суді Христовому просім.</w:t>
-      </w:r>
-    </w:p>
-    <w:p>
-      <w:pPr>
-        <w:spacing w:after="120"/>
-      </w:pPr>
-      <w:r>
-        <w:rPr>
-          <w:rFonts w:ascii="Times New Roman" w:hAnsi="Times New Roman"/>
-          <w:i/>
-          <w:color w:val="FF4400"/>
-          <w:sz w:val="24"/>
-        </w:rPr>
-        <w:t>Вірні:</w:t>
-      </w:r>
-      <w:r>
-        <w:rPr>
-          <w:rFonts w:ascii="Times New Roman" w:hAnsi="Times New Roman"/>
-          <w:sz w:val="24"/>
-        </w:rPr>
-        <w:t xml:space="preserve"> Пода́й, Го́споди.</w:t>
-      </w:r>
-    </w:p>
-    <w:p>
-      <w:pPr>
-        <w:spacing w:after="120"/>
-      </w:pPr>
-      <w:r>
-        <w:rPr>
-          <w:rFonts w:ascii="Times New Roman" w:hAnsi="Times New Roman"/>
-          <w:sz w:val="24"/>
-        </w:rPr>
-        <w:t>Пресвяту, пречисту, преблагословенну, славну Владичицю нашу Богородицю і приснодіву Марію, з усіма святими пом’янувши, самих себе, і один одного, і все життя наше Христу Богові віддаймо.</w:t>
-      </w:r>
-    </w:p>
-    <w:p>
-      <w:pPr>
-        <w:spacing w:after="120"/>
-      </w:pPr>
-      <w:r>
-        <w:rPr>
-          <w:rFonts w:ascii="Times New Roman" w:hAnsi="Times New Roman"/>
-          <w:i/>
-          <w:color w:val="FF4400"/>
-          <w:sz w:val="24"/>
-        </w:rPr>
-        <w:t>Вірні:</w:t>
-      </w:r>
-      <w:r>
-        <w:rPr>
-          <w:rFonts w:ascii="Times New Roman" w:hAnsi="Times New Roman"/>
-          <w:color w:val="000000"/>
-          <w:sz w:val="24"/>
-        </w:rPr>
-        <w:t xml:space="preserve"> Тобі́, Го́споди.</w:t>
+        <w:t>Господи, царю небесний, Боже, Отче вседержителю,* Господи, Сину єдинородний, Ісусе Христе, і Святий Душе.</w:t>
       </w:r>
     </w:p>
     <w:p>
@@ -10611,38 +10757,20 @@
         <w:rPr>
           <w:rFonts w:ascii="Times New Roman" w:hAnsi="Times New Roman"/>
           <w:sz w:val="24"/>
-          <w:u w:val="single"/>
-        </w:rPr>
-        <w:t xml:space="preserve">[Владико, Боже святий і неосяжний, що казав із темряви світлові засіяти, що заспокоїв нас у нічному сні й підвів до величання і моління Твоєї доброти! Ти, що даєш себе умолити задля </w:t>
-      </w:r>
-      <w:r>
-        <w:rPr>
-          <w:rFonts w:ascii="Times New Roman" w:hAnsi="Times New Roman"/>
-          <w:sz w:val="24"/>
-          <w:u w:val="single"/>
-        </w:rPr>
-        <w:t>свого милосердя, прийми і нині нас, що поклоняємося Тобі й по силі благодаримо Тебе; і даруй нам те, чого просимо задля спасіння. Вчини нас синами світла і дня та спадкоємцями вічних Твоїх благ. Пом'яни, Господи, за багатством ласк Твоїх усіх людей, що є і моляться з нами, і всю братію нашу на землі й на морі, і на всякому місці володіння Твого, що потребують Твоєї любови й помочі. Усім вияви велику Твою милість, щоб спасенні, як душею так і тілом, завжди перебували й відважно славили чудне й благословенне ім'я Твоє.]</w:t>
-      </w:r>
-    </w:p>
-    <w:p>
-      <w:pPr>
-        <w:spacing w:after="120"/>
-      </w:pPr>
-      <w:r>
-        <w:rPr>
-          <w:rFonts w:ascii="Times New Roman" w:hAnsi="Times New Roman"/>
-          <w:i/>
-          <w:color w:val="FF4400"/>
-          <w:sz w:val="24"/>
-        </w:rPr>
-        <w:t>Священник:</w:t>
-      </w:r>
-      <w:r>
-        <w:rPr>
-          <w:rFonts w:ascii="Times New Roman" w:hAnsi="Times New Roman"/>
-          <w:sz w:val="24"/>
-        </w:rPr>
-        <w:t xml:space="preserve"> Бо Ти – Бог милости, ласк і людинолюбности, і Тобі славу возсилаємо, Отцю, і Сину, і Святому Духові, нині, і повсякчас, і на віки віків.</w:t>
+        </w:rPr>
+        <w:t>Господи, Боже, Агнче Божий, Сину Отця,* що береш гріхи світу, помилуй нас.</w:t>
+      </w:r>
+    </w:p>
+    <w:p>
+      <w:pPr>
+        <w:spacing w:after="120"/>
+      </w:pPr>
+      <w:r>
+        <w:rPr>
+          <w:rFonts w:ascii="Times New Roman" w:hAnsi="Times New Roman"/>
+          <w:sz w:val="24"/>
+        </w:rPr>
+        <w:t>Ти, що береш гріхи світу,* прийми нашу молитву.</w:t>
       </w:r>
     </w:p>
     <w:p>
@@ -10653,26 +10781,9 @@
       <w:r>
         <w:rPr>
           <w:rFonts w:ascii="Times New Roman" w:hAnsi="Times New Roman"/>
-          <w:i/>
-          <w:color w:val="FF0000"/>
-          <w:sz w:val="24"/>
-        </w:rPr>
-        <w:t>Вірні:</w:t>
-      </w:r>
-      <w:r>
-        <w:rPr>
-          <w:rFonts w:ascii="Times New Roman" w:hAnsi="Times New Roman"/>
-          <w:color w:val="FF0000"/>
-          <w:sz w:val="24"/>
-        </w:rPr>
-        <w:t xml:space="preserve"> </w:t>
-      </w:r>
-      <w:r>
-        <w:rPr>
-          <w:rFonts w:ascii="Times New Roman" w:hAnsi="Times New Roman"/>
-          <w:sz w:val="24"/>
-        </w:rPr>
-        <w:t>Амінь.</w:t>
+          <w:sz w:val="24"/>
+        </w:rPr>
+        <w:t>Ти, що сидиш по правиці Отця,* помилуй нас.</w:t>
       </w:r>
     </w:p>
     <w:p>
@@ -10683,18 +10794,9 @@
       <w:r>
         <w:rPr>
           <w:rFonts w:ascii="Times New Roman" w:hAnsi="Times New Roman"/>
-          <w:i/>
-          <w:color w:val="FF4400"/>
-          <w:sz w:val="24"/>
-        </w:rPr>
-        <w:t>Священник:</w:t>
-      </w:r>
-      <w:r>
-        <w:rPr>
-          <w:rFonts w:ascii="Times New Roman" w:hAnsi="Times New Roman"/>
-          <w:sz w:val="24"/>
-        </w:rPr>
-        <w:t xml:space="preserve"> Мир всім.</w:t>
+          <w:sz w:val="24"/>
+        </w:rPr>
+        <w:t>Ти бо один лише святий, ти єдиний Господь, Ісус Христос,* на славу Бога Отця. Амінь.</w:t>
       </w:r>
     </w:p>
     <w:p>
@@ -10705,26 +10807,9 @@
       <w:r>
         <w:rPr>
           <w:rFonts w:ascii="Times New Roman" w:hAnsi="Times New Roman"/>
-          <w:i/>
-          <w:color w:val="FF0000"/>
-          <w:sz w:val="24"/>
-        </w:rPr>
-        <w:t>Вірні:</w:t>
-      </w:r>
-      <w:r>
-        <w:rPr>
-          <w:rFonts w:ascii="Times New Roman" w:hAnsi="Times New Roman"/>
-          <w:color w:val="FF0000"/>
-          <w:sz w:val="24"/>
-        </w:rPr>
-        <w:t xml:space="preserve"> </w:t>
-      </w:r>
-      <w:r>
-        <w:rPr>
-          <w:rFonts w:ascii="Times New Roman" w:hAnsi="Times New Roman"/>
-          <w:sz w:val="24"/>
-        </w:rPr>
-        <w:t>І духові твоєму.</w:t>
+          <w:sz w:val="24"/>
+        </w:rPr>
+        <w:t>Щодня буду тебе благословити* і хвалити ім'я твоє на віки віків.</w:t>
       </w:r>
     </w:p>
     <w:p>
@@ -10737,7 +10822,7 @@
           <w:rFonts w:ascii="Times New Roman" w:hAnsi="Times New Roman"/>
           <w:sz w:val="24"/>
         </w:rPr>
-        <w:t>Голови ваші перед Господом схиліть.</w:t>
+        <w:t>Господи, ти був нам пристановищем* по всі роди.</w:t>
       </w:r>
     </w:p>
     <w:p>
@@ -10748,26 +10833,9 @@
       <w:r>
         <w:rPr>
           <w:rFonts w:ascii="Times New Roman" w:hAnsi="Times New Roman"/>
-          <w:i/>
-          <w:color w:val="FF0000"/>
-          <w:sz w:val="24"/>
-        </w:rPr>
-        <w:t>Вірні:</w:t>
-      </w:r>
-      <w:r>
-        <w:rPr>
-          <w:rFonts w:ascii="Times New Roman" w:hAnsi="Times New Roman"/>
-          <w:color w:val="FF0000"/>
-          <w:sz w:val="24"/>
-        </w:rPr>
-        <w:t xml:space="preserve"> </w:t>
-      </w:r>
-      <w:r>
-        <w:rPr>
-          <w:rFonts w:ascii="Times New Roman" w:hAnsi="Times New Roman"/>
-          <w:sz w:val="24"/>
-        </w:rPr>
-        <w:t>Тобі, Господи.</w:t>
+          <w:sz w:val="24"/>
+        </w:rPr>
+        <w:t>Молюсь: Господи, змилуйся надо мною,* вилікуй мою душу, бо гріх мій − перед тобою.</w:t>
       </w:r>
     </w:p>
     <w:p>
@@ -10778,39 +10846,9 @@
       <w:r>
         <w:rPr>
           <w:rFonts w:ascii="Times New Roman" w:hAnsi="Times New Roman"/>
-          <w:i/>
-          <w:color w:val="FF0000"/>
-          <w:sz w:val="24"/>
-        </w:rPr>
-        <w:t>Священник читає молитву:</w:t>
-      </w:r>
-      <w:r>
-        <w:rPr>
-          <w:rFonts w:ascii="Times New Roman" w:hAnsi="Times New Roman"/>
-          <w:sz w:val="24"/>
-        </w:rPr>
-        <w:t xml:space="preserve"> Господи святий, ти на висоті живеш і всевидючим оком твоїм споглядаєш на всяке створіння! Перед тобою схилили ми голови, душі й тіла, і молимося до тебе, Святий святих: Простягни руку твою невидиму від святого житла твого і благослови всіх нас; а якщо ми де в чому згрішили добровільно чи недобровільно, як благий і людинолюбний Бог, прости і даруй нам земні й небесні добра твої:</w:t>
-      </w:r>
-    </w:p>
-    <w:p>
-      <w:pPr>
-        <w:spacing w:after="120"/>
-      </w:pPr>
-      <w:r>
-        <w:rPr>
-          <w:rFonts w:ascii="Times New Roman" w:hAnsi="Times New Roman"/>
-          <w:i/>
-          <w:color w:val="FF4400"/>
-          <w:sz w:val="24"/>
-        </w:rPr>
-        <w:t>Священник:</w:t>
-      </w:r>
-      <w:r>
-        <w:rPr>
-          <w:rFonts w:ascii="Times New Roman" w:hAnsi="Times New Roman"/>
-          <w:sz w:val="24"/>
-        </w:rPr>
-        <w:t xml:space="preserve"> Бо до Тебе належить милувати і спасати нас, Боже наш, і Тобі славу возсилаємо, Отцю, і Сину, і Святому Духові, нині, і повсякчас, і на віки віків.</w:t>
+          <w:sz w:val="24"/>
+        </w:rPr>
+        <w:t>Господи, до тебе я прибігаю,* навчи мене творити твою волю, бо ти Бог мій.</w:t>
       </w:r>
     </w:p>
     <w:p>
@@ -10821,26 +10859,9 @@
       <w:r>
         <w:rPr>
           <w:rFonts w:ascii="Times New Roman" w:hAnsi="Times New Roman"/>
-          <w:i/>
-          <w:color w:val="FF0000"/>
-          <w:sz w:val="24"/>
-        </w:rPr>
-        <w:t>Вірні:</w:t>
-      </w:r>
-      <w:r>
-        <w:rPr>
-          <w:rFonts w:ascii="Times New Roman" w:hAnsi="Times New Roman"/>
-          <w:color w:val="FF0000"/>
-          <w:sz w:val="24"/>
-        </w:rPr>
-        <w:t xml:space="preserve"> </w:t>
-      </w:r>
-      <w:r>
-        <w:rPr>
-          <w:rFonts w:ascii="Times New Roman" w:hAnsi="Times New Roman"/>
-          <w:sz w:val="24"/>
-        </w:rPr>
-        <w:t>Амінь.</w:t>
+          <w:sz w:val="24"/>
+        </w:rPr>
+        <w:t>Бо в тебе є джерело життя,* у твоїм світлі побачимо світло.</w:t>
       </w:r>
     </w:p>
     <w:p>
@@ -10848,10 +10869,152 @@
         <w:spacing w:after="120"/>
         <w:jc w:val="both"/>
       </w:pPr>
-    </w:p>
-    <w:p>
-      <w:pPr>
-        <w:pStyle w:val="Heading2"/>
+      <w:r>
+        <w:rPr>
+          <w:rFonts w:ascii="Times New Roman" w:hAnsi="Times New Roman"/>
+          <w:sz w:val="24"/>
+        </w:rPr>
+        <w:t>Добавляй ласку тим,* що визнають тебе.</w:t>
+      </w:r>
+    </w:p>
+    <w:p>
+      <w:pPr>
+        <w:spacing w:after="120"/>
+        <w:jc w:val="both"/>
+      </w:pPr>
+      <w:r>
+        <w:rPr>
+          <w:rFonts w:ascii="Times New Roman" w:hAnsi="Times New Roman"/>
+          <w:sz w:val="24"/>
+        </w:rPr>
+        <w:t>Сподоби, Господи, сьогодні* без гріха зберегтися нам.</w:t>
+      </w:r>
+    </w:p>
+    <w:p>
+      <w:pPr>
+        <w:spacing w:after="120"/>
+        <w:jc w:val="both"/>
+      </w:pPr>
+      <w:r>
+        <w:rPr>
+          <w:rFonts w:ascii="Times New Roman" w:hAnsi="Times New Roman"/>
+          <w:sz w:val="24"/>
+        </w:rPr>
+        <w:t>Благословенний ти, Господи, Боже Отців наших,* і хвальне, і прославлене ім'я твоє навіки. Амінь.</w:t>
+      </w:r>
+    </w:p>
+    <w:p>
+      <w:pPr>
+        <w:spacing w:after="120"/>
+        <w:jc w:val="both"/>
+      </w:pPr>
+      <w:r>
+        <w:rPr>
+          <w:rFonts w:ascii="Times New Roman" w:hAnsi="Times New Roman"/>
+          <w:sz w:val="24"/>
+        </w:rPr>
+        <w:t>Нехай буде, Господи, милість твоя на нас,* бо ми надіємось на тебе.</w:t>
+      </w:r>
+    </w:p>
+    <w:p>
+      <w:pPr>
+        <w:spacing w:after="120"/>
+        <w:jc w:val="both"/>
+      </w:pPr>
+      <w:r>
+        <w:rPr>
+          <w:rFonts w:ascii="Times New Roman" w:hAnsi="Times New Roman"/>
+          <w:sz w:val="24"/>
+        </w:rPr>
+        <w:t>Благословенний ти, Господи,* навчи мене установ твоїх.</w:t>
+      </w:r>
+    </w:p>
+    <w:p>
+      <w:pPr>
+        <w:spacing w:after="120"/>
+        <w:jc w:val="both"/>
+      </w:pPr>
+      <w:r>
+        <w:rPr>
+          <w:rFonts w:ascii="Times New Roman" w:hAnsi="Times New Roman"/>
+          <w:sz w:val="24"/>
+        </w:rPr>
+        <w:t>Благословенний ти, Владико,* врозуми мене установами твоїми.</w:t>
+      </w:r>
+    </w:p>
+    <w:p>
+      <w:pPr>
+        <w:spacing w:after="120"/>
+        <w:jc w:val="both"/>
+      </w:pPr>
+      <w:r>
+        <w:rPr>
+          <w:rFonts w:ascii="Times New Roman" w:hAnsi="Times New Roman"/>
+          <w:sz w:val="24"/>
+        </w:rPr>
+        <w:t>Благословенний ти, Святий,* просвіти мене установами твоїми.</w:t>
+      </w:r>
+    </w:p>
+    <w:p>
+      <w:pPr>
+        <w:spacing w:after="120"/>
+        <w:jc w:val="both"/>
+      </w:pPr>
+      <w:r>
+        <w:rPr>
+          <w:rFonts w:ascii="Times New Roman" w:hAnsi="Times New Roman"/>
+          <w:sz w:val="24"/>
+        </w:rPr>
+        <w:t>Господи, милість твоя повіки,* не покидай діло рук твоїх.</w:t>
+      </w:r>
+    </w:p>
+    <w:p>
+      <w:pPr>
+        <w:spacing w:after="120"/>
+        <w:jc w:val="both"/>
+      </w:pPr>
+      <w:r>
+        <w:rPr>
+          <w:rFonts w:ascii="Times New Roman" w:hAnsi="Times New Roman"/>
+          <w:sz w:val="24"/>
+        </w:rPr>
+        <w:t>Тобі належить хвала,* тобі належить пісня.</w:t>
+      </w:r>
+    </w:p>
+    <w:p>
+      <w:pPr>
+        <w:spacing w:after="120"/>
+        <w:jc w:val="both"/>
+      </w:pPr>
+      <w:r>
+        <w:rPr>
+          <w:rFonts w:ascii="Times New Roman" w:hAnsi="Times New Roman"/>
+          <w:sz w:val="24"/>
+        </w:rPr>
+        <w:t>Тобі належить слава:* Отцю, і Сину, і Святому Духові:</w:t>
+      </w:r>
+    </w:p>
+    <w:p>
+      <w:pPr>
+        <w:spacing w:after="120"/>
+        <w:jc w:val="both"/>
+      </w:pPr>
+      <w:r>
+        <w:rPr>
+          <w:rFonts w:ascii="Times New Roman" w:hAnsi="Times New Roman"/>
+          <w:sz w:val="24"/>
+        </w:rPr>
+        <w:t>І нині і повсякчас,* і на віки віків. Амінь.</w:t>
+      </w:r>
+    </w:p>
+    <w:p>
+      <w:pPr>
+        <w:spacing w:after="120"/>
+      </w:pPr>
+    </w:p>
+    <w:p>
+      <w:pPr>
+        <w:pStyle w:val="Heading3"/>
         <w:spacing w:after="120"/>
         <w:jc w:val="center"/>
       </w:pPr>
@@ -10861,9 +11024,21 @@
           <w:b/>
           <w:i/>
           <w:color w:val="FF0000"/>
-          <w:sz w:val="24"/>
-        </w:rPr>
-        <w:t>Стихири на стиховні</w:t>
+        </w:rPr>
+        <w:t>Прохальна єктенія</w:t>
+      </w:r>
+    </w:p>
+    <w:p>
+      <w:pPr>
+        <w:spacing w:after="120"/>
+        <w:jc w:val="both"/>
+      </w:pPr>
+      <w:r>
+        <w:rPr>
+          <w:rFonts w:ascii="Times New Roman" w:hAnsi="Times New Roman"/>
+          <w:sz w:val="24"/>
+        </w:rPr>
+        <w:t>Сповнім ранішню молитву нашу Господеві.</w:t>
       </w:r>
     </w:p>
     <w:p>
@@ -10878,14 +11053,26 @@
           <w:color w:val="FF0000"/>
           <w:sz w:val="24"/>
         </w:rPr>
-        <w:t>(г. 2):</w:t>
-      </w:r>
-      <w:r>
-        <w:rPr>
-          <w:rFonts w:ascii="Times New Roman" w:hAnsi="Times New Roman"/>
-          <w:sz w:val="24"/>
-        </w:rPr>
-        <w:t xml:space="preserve"> Дерево хреста твого, Христе Боже,* появив ти життєдайним нам, що віруємо в тебе.* Ним ти знищив владу того, що панує над смертю,* і оживив нас, умертвлених гріхом.* Тому й кличемо до тебе:* Доброчинцю всіх, Господи, – слава тобі!</w:t>
+        <w:t>Вірні:</w:t>
+      </w:r>
+      <w:r>
+        <w:rPr>
+          <w:rFonts w:ascii="Times New Roman" w:hAnsi="Times New Roman"/>
+          <w:sz w:val="24"/>
+        </w:rPr>
+        <w:t xml:space="preserve"> Господи, помилуй.</w:t>
+      </w:r>
+    </w:p>
+    <w:p>
+      <w:pPr>
+        <w:spacing w:after="120"/>
+      </w:pPr>
+      <w:r>
+        <w:rPr>
+          <w:rFonts w:ascii="Times New Roman" w:hAnsi="Times New Roman"/>
+          <w:sz w:val="24"/>
+        </w:rPr>
+        <w:t>Заступи, спаси, помилуй і охорони нас, Боже, Твоєю благодаттю</w:t>
       </w:r>
     </w:p>
     <w:p>
@@ -10900,36 +11087,282 @@
           <w:color w:val="FF0000"/>
           <w:sz w:val="24"/>
         </w:rPr>
-        <w:t>Стих:</w:t>
-      </w:r>
+        <w:t>Вірні:</w:t>
+      </w:r>
+      <w:r>
+        <w:rPr>
+          <w:rFonts w:ascii="Times New Roman" w:hAnsi="Times New Roman"/>
+          <w:sz w:val="24"/>
+        </w:rPr>
+        <w:t xml:space="preserve"> Господи, помилуй.</w:t>
+      </w:r>
+    </w:p>
+    <w:p>
+      <w:pPr>
+        <w:spacing w:after="120"/>
+        <w:jc w:val="both"/>
+      </w:pPr>
+      <w:r>
+        <w:rPr>
+          <w:rFonts w:ascii="Times New Roman" w:hAnsi="Times New Roman"/>
+          <w:sz w:val="24"/>
+        </w:rPr>
+        <w:t>Дня всього досконалого, святого, мирного і безгрішного у Господа просім.</w:t>
+      </w:r>
+    </w:p>
+    <w:p>
+      <w:pPr>
+        <w:spacing w:after="120"/>
+      </w:pPr>
       <w:r>
         <w:rPr>
           <w:rFonts w:ascii="Times New Roman" w:hAnsi="Times New Roman"/>
           <w:i/>
-          <w:sz w:val="24"/>
-        </w:rPr>
-        <w:t xml:space="preserve"> </w:t>
-      </w:r>
+          <w:color w:val="FF4400"/>
+          <w:sz w:val="24"/>
+        </w:rPr>
+        <w:t>Вірні:</w:t>
+      </w:r>
+      <w:r>
+        <w:rPr>
+          <w:rFonts w:ascii="Times New Roman" w:hAnsi="Times New Roman"/>
+          <w:sz w:val="24"/>
+        </w:rPr>
+        <w:t xml:space="preserve"> Пода́й, Го́споди.</w:t>
+      </w:r>
+    </w:p>
+    <w:p>
+      <w:pPr>
+        <w:spacing w:after="120"/>
+      </w:pPr>
+      <w:r>
+        <w:rPr>
+          <w:rFonts w:ascii="Times New Roman" w:hAnsi="Times New Roman"/>
+          <w:sz w:val="24"/>
+        </w:rPr>
+        <w:t>Ангела миру, вірного наставника, охоронця душ і тіл наших у Господа просім.</w:t>
+      </w:r>
+    </w:p>
+    <w:p>
+      <w:pPr>
+        <w:spacing w:after="120"/>
+      </w:pPr>
+      <w:r>
+        <w:rPr>
+          <w:rFonts w:ascii="Times New Roman" w:hAnsi="Times New Roman"/>
+          <w:i/>
+          <w:color w:val="FF4400"/>
+          <w:sz w:val="24"/>
+        </w:rPr>
+        <w:t>Вірні:</w:t>
+      </w:r>
+      <w:r>
+        <w:rPr>
+          <w:rFonts w:ascii="Times New Roman" w:hAnsi="Times New Roman"/>
+          <w:sz w:val="24"/>
+        </w:rPr>
+        <w:t xml:space="preserve"> Пода́й, Го́споди.</w:t>
+      </w:r>
+    </w:p>
+    <w:p>
+      <w:pPr>
+        <w:spacing w:after="120"/>
+      </w:pPr>
+      <w:r>
+        <w:rPr>
+          <w:rFonts w:ascii="Times New Roman" w:hAnsi="Times New Roman"/>
+          <w:sz w:val="24"/>
+        </w:rPr>
+        <w:t>Прощення й відпущення гріхів, і прогрішень наших у Господа просім.</w:t>
+      </w:r>
+    </w:p>
+    <w:p>
+      <w:pPr>
+        <w:spacing w:after="120"/>
+      </w:pPr>
+      <w:r>
+        <w:rPr>
+          <w:rFonts w:ascii="Times New Roman" w:hAnsi="Times New Roman"/>
+          <w:i/>
+          <w:color w:val="FF4400"/>
+          <w:sz w:val="24"/>
+        </w:rPr>
+        <w:t>Вірні:</w:t>
+      </w:r>
+      <w:r>
+        <w:rPr>
+          <w:rFonts w:ascii="Times New Roman" w:hAnsi="Times New Roman"/>
+          <w:sz w:val="24"/>
+        </w:rPr>
+        <w:t xml:space="preserve"> Пода́й, Го́споди.</w:t>
+      </w:r>
+    </w:p>
+    <w:p>
+      <w:pPr>
+        <w:spacing w:after="120"/>
+      </w:pPr>
+      <w:r>
+        <w:rPr>
+          <w:rFonts w:ascii="Times New Roman" w:hAnsi="Times New Roman"/>
+          <w:sz w:val="24"/>
+        </w:rPr>
+        <w:t>Доброго й пожиточного для душ наших і миру для світу у Господа просім.</w:t>
+      </w:r>
+    </w:p>
+    <w:p>
+      <w:pPr>
+        <w:spacing w:after="120"/>
+      </w:pPr>
+      <w:r>
+        <w:rPr>
+          <w:rFonts w:ascii="Times New Roman" w:hAnsi="Times New Roman"/>
+          <w:i/>
+          <w:color w:val="FF4400"/>
+          <w:sz w:val="24"/>
+        </w:rPr>
+        <w:t>Вірні:</w:t>
+      </w:r>
+      <w:r>
+        <w:rPr>
+          <w:rFonts w:ascii="Times New Roman" w:hAnsi="Times New Roman"/>
+          <w:sz w:val="24"/>
+        </w:rPr>
+        <w:t xml:space="preserve"> Пода́й, Го́споди.</w:t>
+      </w:r>
+    </w:p>
+    <w:p>
+      <w:pPr>
+        <w:spacing w:after="120"/>
+      </w:pPr>
+      <w:r>
+        <w:rPr>
+          <w:rFonts w:ascii="Times New Roman" w:hAnsi="Times New Roman"/>
+          <w:sz w:val="24"/>
+        </w:rPr>
+        <w:t>Останок життя нашого в мирі й покаянні завершити у Господа просім.</w:t>
+      </w:r>
+    </w:p>
+    <w:p>
+      <w:pPr>
+        <w:spacing w:after="120"/>
+      </w:pPr>
+      <w:r>
+        <w:rPr>
+          <w:rFonts w:ascii="Times New Roman" w:hAnsi="Times New Roman"/>
+          <w:i/>
+          <w:color w:val="FF4400"/>
+          <w:sz w:val="24"/>
+        </w:rPr>
+        <w:t>Вірні:</w:t>
+      </w:r>
+      <w:r>
+        <w:rPr>
+          <w:rFonts w:ascii="Times New Roman" w:hAnsi="Times New Roman"/>
+          <w:sz w:val="24"/>
+        </w:rPr>
+        <w:t xml:space="preserve"> Пода́й, Го́споди.</w:t>
+      </w:r>
+    </w:p>
+    <w:p>
+      <w:pPr>
+        <w:spacing w:after="120"/>
+      </w:pPr>
+      <w:r>
+        <w:rPr>
+          <w:rFonts w:ascii="Times New Roman" w:hAnsi="Times New Roman"/>
+          <w:sz w:val="24"/>
+        </w:rPr>
+        <w:t>Християнської кончини життя нашого – безболізної, бездоганної, мирної – і оправдання на страшному суді Христовому просім.</w:t>
+      </w:r>
+    </w:p>
+    <w:p>
+      <w:pPr>
+        <w:spacing w:after="120"/>
+      </w:pPr>
+      <w:r>
+        <w:rPr>
+          <w:rFonts w:ascii="Times New Roman" w:hAnsi="Times New Roman"/>
+          <w:i/>
+          <w:color w:val="FF4400"/>
+          <w:sz w:val="24"/>
+        </w:rPr>
+        <w:t>Вірні:</w:t>
+      </w:r>
+      <w:r>
+        <w:rPr>
+          <w:rFonts w:ascii="Times New Roman" w:hAnsi="Times New Roman"/>
+          <w:sz w:val="24"/>
+        </w:rPr>
+        <w:t xml:space="preserve"> Пода́й, Го́споди.</w:t>
+      </w:r>
+    </w:p>
+    <w:p>
+      <w:pPr>
+        <w:spacing w:after="120"/>
+      </w:pPr>
+      <w:r>
+        <w:rPr>
+          <w:rFonts w:ascii="Times New Roman" w:hAnsi="Times New Roman"/>
+          <w:sz w:val="24"/>
+        </w:rPr>
+        <w:t>Пресвяту, пречисту, преблагословенну, славну Владичицю нашу Богородицю і приснодіву Марію, з усіма святими пом’янувши, самих себе, і один одного, і все життя наше Христу Богові віддаймо.</w:t>
+      </w:r>
+    </w:p>
+    <w:p>
+      <w:pPr>
+        <w:spacing w:after="120"/>
+      </w:pPr>
+      <w:r>
+        <w:rPr>
+          <w:rFonts w:ascii="Times New Roman" w:hAnsi="Times New Roman"/>
+          <w:i/>
+          <w:color w:val="FF4400"/>
+          <w:sz w:val="24"/>
+        </w:rPr>
+        <w:t>Вірні:</w:t>
+      </w:r>
+      <w:r>
+        <w:rPr>
+          <w:rFonts w:ascii="Times New Roman" w:hAnsi="Times New Roman"/>
+          <w:color w:val="000000"/>
+          <w:sz w:val="24"/>
+        </w:rPr>
+        <w:t xml:space="preserve"> Тобі́, Го́споди.</w:t>
+      </w:r>
+    </w:p>
+    <w:p>
+      <w:pPr>
+        <w:spacing w:after="120"/>
+        <w:jc w:val="both"/>
+      </w:pPr>
       <w:r>
         <w:rPr>
           <w:rFonts w:ascii="Times New Roman" w:hAnsi="Times New Roman"/>
           <w:sz w:val="24"/>
           <w:u w:val="single"/>
         </w:rPr>
-        <w:t>Насити нас уранці милістю твоєю, Господи, щоб ми раділи й веселились по всі дні наші. Звесели нас мірою днів, за яких ти засмутив нас, мірою літ, що в них ми зазнали горя.* Нехай виявиться твоїм слугам твоє діло, і слава твоя – їхнім дітям.</w:t>
-      </w:r>
-    </w:p>
-    <w:p>
-      <w:pPr>
-        <w:spacing w:after="120"/>
-        <w:jc w:val="both"/>
-      </w:pPr>
-      <w:r>
-        <w:rPr>
-          <w:rFonts w:ascii="Times New Roman" w:hAnsi="Times New Roman"/>
-          <w:sz w:val="24"/>
-        </w:rPr>
-        <w:t>Добровільно ти став убогим* заради Адамового зубожіння, Христе Боже.* На землю прийшов ти, воплочений з Діви,* і прийняв розп'яття, щоб визволити нас з неволі ворожої.* Господи, – слава тобі.</w:t>
+        <w:t>[Владико, Боже святий і неосяжний, що казав із темряви світлові засіяти, що заспокоїв нас у нічному сні й підвів до величання і моління Твоєї доброти! Ти, що даєш себе умолити задля свого милосердя, прийми і нині нас, що поклоняємося Тобі й по силі благодаримо Тебе; і даруй нам те, чого просимо задля спасіння. Вчини нас синами світла і дня та спадкоємцями вічних Твоїх благ. Пом'яни, Господи, за багатством ласк Твоїх усіх людей, що є і моляться з нами, і всю братію нашу на землі й на морі, і на всякому місці володіння Твого, що потребують Твоєї любови й помочі. Усім вияви велику Твою милість, щоб спасенні, як душею так і тілом, завжди перебували й відважно славили чудне й благословенне ім'я Твоє.]</w:t>
+      </w:r>
+    </w:p>
+    <w:p>
+      <w:pPr>
+        <w:spacing w:after="120"/>
+      </w:pPr>
+      <w:r>
+        <w:rPr>
+          <w:rFonts w:ascii="Times New Roman" w:hAnsi="Times New Roman"/>
+          <w:i/>
+          <w:color w:val="FF4400"/>
+          <w:sz w:val="24"/>
+        </w:rPr>
+        <w:t>Священник:</w:t>
+      </w:r>
+      <w:r>
+        <w:rPr>
+          <w:rFonts w:ascii="Times New Roman" w:hAnsi="Times New Roman"/>
+          <w:sz w:val="24"/>
+        </w:rPr>
+        <w:t xml:space="preserve"> Бо Ти – Бог милости, ласк і людинолюбности, і Тобі славу возсилаємо, Отцю, і Сину, і Святому Духові, нині, і повсякчас, і на віки віків.</w:t>
       </w:r>
     </w:p>
     <w:p>
@@ -10944,64 +11377,45 @@
           <w:color w:val="FF0000"/>
           <w:sz w:val="24"/>
         </w:rPr>
-        <w:t>Стих:</w:t>
-      </w:r>
+        <w:t>Вірні:</w:t>
+      </w:r>
+      <w:r>
+        <w:rPr>
+          <w:rFonts w:ascii="Times New Roman" w:hAnsi="Times New Roman"/>
+          <w:color w:val="FF0000"/>
+          <w:sz w:val="24"/>
+        </w:rPr>
+        <w:t xml:space="preserve"> </w:t>
+      </w:r>
+      <w:r>
+        <w:rPr>
+          <w:rFonts w:ascii="Times New Roman" w:hAnsi="Times New Roman"/>
+          <w:sz w:val="24"/>
+        </w:rPr>
+        <w:t>Амінь.</w:t>
+      </w:r>
+    </w:p>
+    <w:p>
+      <w:pPr>
+        <w:spacing w:after="120"/>
+        <w:jc w:val="both"/>
+      </w:pPr>
       <w:r>
         <w:rPr>
           <w:rFonts w:ascii="Times New Roman" w:hAnsi="Times New Roman"/>
           <w:i/>
-          <w:sz w:val="24"/>
-        </w:rPr>
-        <w:t xml:space="preserve"> </w:t>
-      </w:r>
-      <w:r>
-        <w:rPr>
-          <w:rFonts w:ascii="Times New Roman" w:hAnsi="Times New Roman"/>
-          <w:sz w:val="24"/>
-          <w:u w:val="single"/>
-        </w:rPr>
-        <w:t xml:space="preserve">І ласка Господа, Бога нашого, нехай буде над нами,* і стверди діло рук наших; стверди його – діло рук наших. </w:t>
-      </w:r>
-    </w:p>
-    <w:p>
-      <w:pPr>
-        <w:spacing w:after="120"/>
-        <w:jc w:val="both"/>
-      </w:pPr>
-      <w:r>
-        <w:rPr>
-          <w:rFonts w:ascii="Times New Roman" w:hAnsi="Times New Roman"/>
-          <w:sz w:val="24"/>
-        </w:rPr>
-        <w:t>Всяке місто й країна почитають ваші мощі,* страстотерпні мученики,* бо законно постраждавши і прийнявши небесні вінки,* ви стали святителям похвалою,* царям перемогою, а Церквам оздобою.</w:t>
-      </w:r>
-    </w:p>
-    <w:p>
-      <w:pPr>
-        <w:spacing w:after="120"/>
-        <w:jc w:val="both"/>
-      </w:pPr>
-      <w:r>
-        <w:rPr>
-          <w:rFonts w:ascii="Times New Roman" w:hAnsi="Times New Roman"/>
-          <w:b/>
-          <w:sz w:val="24"/>
-        </w:rPr>
-        <w:t>Слава і нині</w:t>
-      </w:r>
-      <w:r>
-        <w:rPr>
-          <w:rFonts w:ascii="Times New Roman" w:hAnsi="Times New Roman"/>
-          <w:sz w:val="24"/>
-        </w:rPr>
-        <w:t>: Як побачила ти, Діво, на хресті того,* якого ти безсіменно зачала,* то оспівувала його несказанну милість.</w:t>
-      </w:r>
-    </w:p>
-    <w:p>
-      <w:pPr>
-        <w:spacing w:after="120"/>
-        <w:jc w:val="both"/>
-      </w:pPr>
+          <w:color w:val="FF4400"/>
+          <w:sz w:val="24"/>
+        </w:rPr>
+        <w:t>Священник:</w:t>
+      </w:r>
+      <w:r>
+        <w:rPr>
+          <w:rFonts w:ascii="Times New Roman" w:hAnsi="Times New Roman"/>
+          <w:sz w:val="24"/>
+        </w:rPr>
+        <w:t xml:space="preserve"> Мир всім.</w:t>
+      </w:r>
     </w:p>
     <w:p>
       <w:pPr>
@@ -11015,7 +11429,22 @@
           <w:color w:val="FF0000"/>
           <w:sz w:val="24"/>
         </w:rPr>
-        <w:t>Після стиховні читаємо:</w:t>
+        <w:t>Вірні:</w:t>
+      </w:r>
+      <w:r>
+        <w:rPr>
+          <w:rFonts w:ascii="Times New Roman" w:hAnsi="Times New Roman"/>
+          <w:color w:val="FF0000"/>
+          <w:sz w:val="24"/>
+        </w:rPr>
+        <w:t xml:space="preserve"> </w:t>
+      </w:r>
+      <w:r>
+        <w:rPr>
+          <w:rFonts w:ascii="Times New Roman" w:hAnsi="Times New Roman"/>
+          <w:sz w:val="24"/>
+        </w:rPr>
+        <w:t>І духові твоєму.</w:t>
       </w:r>
     </w:p>
     <w:p>
@@ -11028,7 +11457,7 @@
           <w:rFonts w:ascii="Times New Roman" w:hAnsi="Times New Roman"/>
           <w:sz w:val="24"/>
         </w:rPr>
-        <w:t>Добре воно – прославляти Господа, і співати імені твоєму, Всевишній.</w:t>
+        <w:t>Голови ваші перед Господом схиліть.</w:t>
       </w:r>
     </w:p>
     <w:p>
@@ -11036,25 +11465,6 @@
         <w:spacing w:after="120"/>
         <w:jc w:val="both"/>
       </w:pPr>
-      <w:r>
-        <w:rPr>
-          <w:rFonts w:ascii="Times New Roman" w:hAnsi="Times New Roman"/>
-          <w:sz w:val="24"/>
-        </w:rPr>
-        <w:t>Звіщати вранці милість твою, і ночами – твою вірність.</w:t>
-      </w:r>
-    </w:p>
-    <w:p>
-      <w:pPr>
-        <w:spacing w:after="120"/>
-      </w:pPr>
-      <w:r>
-        <w:rPr>
-          <w:rFonts w:ascii="Times New Roman" w:hAnsi="Times New Roman"/>
-          <w:sz w:val="24"/>
-        </w:rPr>
-        <w:t xml:space="preserve">Святи́й Бо́же, святи́й Крі́пкий, святи́й Безсме́ртний, поми́луй нас. </w:t>
-      </w:r>
       <w:r>
         <w:rPr>
           <w:rFonts w:ascii="Times New Roman" w:hAnsi="Times New Roman"/>
@@ -11062,44 +11472,29 @@
           <w:color w:val="FF0000"/>
           <w:sz w:val="24"/>
         </w:rPr>
-        <w:t>(3 р.)</w:t>
-      </w:r>
-    </w:p>
-    <w:p>
-      <w:pPr>
-        <w:spacing w:after="120"/>
-      </w:pPr>
-      <w:r>
-        <w:rPr>
-          <w:rFonts w:ascii="Times New Roman" w:hAnsi="Times New Roman"/>
-          <w:sz w:val="24"/>
-        </w:rPr>
-        <w:t>Сла́ва Отцю́, і Си́ну, і Свято́му Ду́хові,* і ни́ні, і повсякча́с, і на ві́ки вікі́в. Амі́нь.</w:t>
-      </w:r>
-    </w:p>
-    <w:p>
-      <w:pPr>
-        <w:spacing w:after="120"/>
-      </w:pPr>
-      <w:r>
-        <w:rPr>
-          <w:rFonts w:ascii="Times New Roman" w:hAnsi="Times New Roman"/>
-          <w:sz w:val="24"/>
-        </w:rPr>
-        <w:t>Пресвята́ Тро́йце, поми́луй нас; Го́споди, очи́сти гріхи́ на́ші; Влади́ко, прости́ беззако́ння на́ші; Святи́й, завіта́й і зціли́ не́мочі на́ші, І́мени Твого́ ра́ди.</w:t>
-      </w:r>
-    </w:p>
-    <w:p>
-      <w:pPr>
-        <w:spacing w:after="120"/>
-      </w:pPr>
-      <w:r>
-        <w:rPr>
-          <w:rFonts w:ascii="Times New Roman" w:hAnsi="Times New Roman"/>
-          <w:sz w:val="24"/>
-        </w:rPr>
-        <w:t xml:space="preserve">Го́споди, поми́луй. </w:t>
-      </w:r>
+        <w:t>Вірні:</w:t>
+      </w:r>
+      <w:r>
+        <w:rPr>
+          <w:rFonts w:ascii="Times New Roman" w:hAnsi="Times New Roman"/>
+          <w:color w:val="FF0000"/>
+          <w:sz w:val="24"/>
+        </w:rPr>
+        <w:t xml:space="preserve"> </w:t>
+      </w:r>
+      <w:r>
+        <w:rPr>
+          <w:rFonts w:ascii="Times New Roman" w:hAnsi="Times New Roman"/>
+          <w:sz w:val="24"/>
+        </w:rPr>
+        <w:t>Тобі, Господи.</w:t>
+      </w:r>
+    </w:p>
+    <w:p>
+      <w:pPr>
+        <w:spacing w:after="120"/>
+        <w:jc w:val="both"/>
+      </w:pPr>
       <w:r>
         <w:rPr>
           <w:rFonts w:ascii="Times New Roman" w:hAnsi="Times New Roman"/>
@@ -11107,31 +11502,14 @@
           <w:color w:val="FF0000"/>
           <w:sz w:val="24"/>
         </w:rPr>
-        <w:t>(3 р.)</w:t>
-      </w:r>
-    </w:p>
-    <w:p>
-      <w:pPr>
-        <w:spacing w:after="120"/>
-      </w:pPr>
-      <w:r>
-        <w:rPr>
-          <w:rFonts w:ascii="Times New Roman" w:hAnsi="Times New Roman"/>
-          <w:sz w:val="24"/>
-        </w:rPr>
-        <w:t>Сла́ва Отцю́, і Си́ну, і Свято́му Ду́хові,* і ни́ні, і повсякча́с, і на ві́ки вікі́в. Амі́нь.</w:t>
-      </w:r>
-    </w:p>
-    <w:p>
-      <w:pPr>
-        <w:spacing w:after="120"/>
-      </w:pPr>
-      <w:r>
-        <w:rPr>
-          <w:rFonts w:ascii="Times New Roman" w:hAnsi="Times New Roman"/>
-          <w:sz w:val="24"/>
-        </w:rPr>
-        <w:t>О́тче наш, що єси́ на небеса́х,* неха́й святи́ться ім’я́ Твоє́,* неха́й при́йде ца́рство Твоє́,* неха́й бу́де во́ля Твоя́, як на не́бі, так і на землі́.* Хліб наш насу́щний дай нам сього́дні;* і прости́ нам прови́ни на́ші,* як і ми проща́ємо винува́тцям на́шим;* і не введи́ нас у споку́су,* але́ ви́зволи нас від лука́вого.</w:t>
+        <w:t>Священник читає молитву:</w:t>
+      </w:r>
+      <w:r>
+        <w:rPr>
+          <w:rFonts w:ascii="Times New Roman" w:hAnsi="Times New Roman"/>
+          <w:sz w:val="24"/>
+        </w:rPr>
+        <w:t xml:space="preserve"> Господи святий, ти на висоті живеш і всевидючим оком твоїм споглядаєш на всяке створіння! Перед тобою схилили ми голови, душі й тіла, і молимося до тебе, Святий святих: Простягни руку твою невидиму від святого житла твого і благослови всіх нас; а якщо ми де в чому згрішили добровільно чи недобровільно, як благий і людинолюбний Бог, прости і даруй нам земні й небесні добра твої:</w:t>
       </w:r>
     </w:p>
     <w:p>
@@ -11152,7 +11530,7 @@
           <w:rFonts w:ascii="Times New Roman" w:hAnsi="Times New Roman"/>
           <w:sz w:val="24"/>
         </w:rPr>
-        <w:t xml:space="preserve"> Бо Твоє є царство, і сила, і слава, Отця, і Сина, і Святого Духа, нині, і повсякчас, і на віки віків.</w:t>
+        <w:t xml:space="preserve"> Бо до Тебе належить милувати і спасати нас, Боже наш, і Тобі славу возсилаємо, Отцю, і Сину, і Святому Духові, нині, і повсякчас, і на віки віків.</w:t>
       </w:r>
     </w:p>
     <w:p>
@@ -11184,14 +11562,6 @@
         </w:rPr>
         <w:t>Амінь.</w:t>
       </w:r>
-      <w:r>
-        <w:rPr>
-          <w:rFonts w:ascii="Times New Roman" w:hAnsi="Times New Roman"/>
-          <w:i/>
-          <w:sz w:val="24"/>
-        </w:rPr>
-        <w:t xml:space="preserve"> </w:t>
-      </w:r>
     </w:p>
     <w:p>
       <w:pPr>
@@ -11201,7 +11571,7 @@
     </w:p>
     <w:p>
       <w:pPr>
-        <w:pStyle w:val="Heading3"/>
+        <w:pStyle w:val="Heading2"/>
         <w:spacing w:after="120"/>
         <w:jc w:val="center"/>
       </w:pPr>
@@ -11211,8 +11581,9 @@
           <w:b/>
           <w:i/>
           <w:color w:val="FF0000"/>
-        </w:rPr>
-        <w:t>Тропарі</w:t>
+          <w:sz w:val="24"/>
+        </w:rPr>
+        <w:t>Стихири на стиховні</w:t>
       </w:r>
     </w:p>
     <w:p>
@@ -11220,6 +11591,327 @@
         <w:spacing w:after="120"/>
         <w:jc w:val="both"/>
       </w:pPr>
+      <w:r>
+        <w:rPr>
+          <w:rFonts w:ascii="Times New Roman" w:hAnsi="Times New Roman"/>
+          <w:i/>
+          <w:color w:val="FF0000"/>
+          <w:sz w:val="24"/>
+        </w:rPr>
+        <w:t>(г. 2):</w:t>
+      </w:r>
+      <w:r>
+        <w:rPr>
+          <w:rFonts w:ascii="Times New Roman" w:hAnsi="Times New Roman"/>
+          <w:sz w:val="24"/>
+        </w:rPr>
+        <w:t xml:space="preserve"> Дерево хреста твого, Христе Боже,* появив ти життєдайним нам, що віруємо в тебе.* Ним ти знищив владу того, що панує над смертю,* і оживив нас, умертвлених гріхом.* Тому й кличемо до тебе:* Доброчинцю всіх, Господи, – слава тобі!</w:t>
+      </w:r>
+    </w:p>
+    <w:p>
+      <w:pPr>
+        <w:spacing w:after="120"/>
+        <w:jc w:val="both"/>
+      </w:pPr>
+      <w:r>
+        <w:rPr>
+          <w:rFonts w:ascii="Times New Roman" w:hAnsi="Times New Roman"/>
+          <w:i/>
+          <w:color w:val="FF0000"/>
+          <w:sz w:val="24"/>
+        </w:rPr>
+        <w:t>Стих:</w:t>
+      </w:r>
+      <w:r>
+        <w:rPr>
+          <w:rFonts w:ascii="Times New Roman" w:hAnsi="Times New Roman"/>
+          <w:i/>
+          <w:sz w:val="24"/>
+        </w:rPr>
+        <w:t xml:space="preserve"> </w:t>
+      </w:r>
+      <w:r>
+        <w:rPr>
+          <w:rFonts w:ascii="Times New Roman" w:hAnsi="Times New Roman"/>
+          <w:sz w:val="24"/>
+          <w:u w:val="single"/>
+        </w:rPr>
+        <w:t>Насити нас уранці милістю твоєю, Господи, щоб ми раділи й веселились по всі дні наші. Звесели нас мірою днів, за яких ти засмутив нас, мірою літ, що в них ми зазнали горя.* Нехай виявиться твоїм слугам твоє діло, і слава твоя – їхнім дітям.</w:t>
+      </w:r>
+    </w:p>
+    <w:p>
+      <w:pPr>
+        <w:spacing w:after="120"/>
+        <w:jc w:val="both"/>
+      </w:pPr>
+      <w:r>
+        <w:rPr>
+          <w:rFonts w:ascii="Times New Roman" w:hAnsi="Times New Roman"/>
+          <w:sz w:val="24"/>
+        </w:rPr>
+        <w:t>Добровільно ти став убогим* заради Адамового зубожіння, Христе Боже.* На землю прийшов ти, воплочений з Діви,* і прийняв розп'яття, щоб визволити нас з неволі ворожої.* Господи, – слава тобі.</w:t>
+      </w:r>
+    </w:p>
+    <w:p>
+      <w:pPr>
+        <w:spacing w:after="120"/>
+        <w:jc w:val="both"/>
+      </w:pPr>
+      <w:r>
+        <w:rPr>
+          <w:rFonts w:ascii="Times New Roman" w:hAnsi="Times New Roman"/>
+          <w:i/>
+          <w:color w:val="FF0000"/>
+          <w:sz w:val="24"/>
+        </w:rPr>
+        <w:t>Стих:</w:t>
+      </w:r>
+      <w:r>
+        <w:rPr>
+          <w:rFonts w:ascii="Times New Roman" w:hAnsi="Times New Roman"/>
+          <w:i/>
+          <w:sz w:val="24"/>
+        </w:rPr>
+        <w:t xml:space="preserve"> </w:t>
+      </w:r>
+      <w:r>
+        <w:rPr>
+          <w:rFonts w:ascii="Times New Roman" w:hAnsi="Times New Roman"/>
+          <w:sz w:val="24"/>
+          <w:u w:val="single"/>
+        </w:rPr>
+        <w:t xml:space="preserve">І ласка Господа, Бога нашого, нехай буде над нами,* і стверди діло рук наших; стверди його – діло рук наших. </w:t>
+      </w:r>
+    </w:p>
+    <w:p>
+      <w:pPr>
+        <w:spacing w:after="120"/>
+        <w:jc w:val="both"/>
+      </w:pPr>
+      <w:r>
+        <w:rPr>
+          <w:rFonts w:ascii="Times New Roman" w:hAnsi="Times New Roman"/>
+          <w:sz w:val="24"/>
+        </w:rPr>
+        <w:t>Всяке місто й країна почитають ваші мощі,* страстотерпні мученики,* бо законно постраждавши і прийнявши небесні вінки,* ви стали святителям похвалою,* царям перемогою, а Церквам оздобою.</w:t>
+      </w:r>
+    </w:p>
+    <w:p>
+      <w:pPr>
+        <w:spacing w:after="120"/>
+        <w:jc w:val="both"/>
+      </w:pPr>
+      <w:r>
+        <w:rPr>
+          <w:rFonts w:ascii="Times New Roman" w:hAnsi="Times New Roman"/>
+          <w:b/>
+          <w:sz w:val="24"/>
+        </w:rPr>
+        <w:t>Слава і нині</w:t>
+      </w:r>
+      <w:r>
+        <w:rPr>
+          <w:rFonts w:ascii="Times New Roman" w:hAnsi="Times New Roman"/>
+          <w:sz w:val="24"/>
+        </w:rPr>
+        <w:t>: Як побачила ти, Діво, на хресті того,* якого ти безсіменно зачала,* то оспівувала його несказанну милість.</w:t>
+      </w:r>
+    </w:p>
+    <w:p>
+      <w:pPr>
+        <w:spacing w:after="120"/>
+        <w:jc w:val="both"/>
+      </w:pPr>
+    </w:p>
+    <w:p>
+      <w:pPr>
+        <w:spacing w:after="120"/>
+        <w:jc w:val="both"/>
+      </w:pPr>
+      <w:r>
+        <w:rPr>
+          <w:rFonts w:ascii="Times New Roman" w:hAnsi="Times New Roman"/>
+          <w:i/>
+          <w:color w:val="FF0000"/>
+          <w:sz w:val="24"/>
+        </w:rPr>
+        <w:t>Після стиховні читаємо:</w:t>
+      </w:r>
+    </w:p>
+    <w:p>
+      <w:pPr>
+        <w:spacing w:after="120"/>
+        <w:jc w:val="both"/>
+      </w:pPr>
+      <w:r>
+        <w:rPr>
+          <w:rFonts w:ascii="Times New Roman" w:hAnsi="Times New Roman"/>
+          <w:sz w:val="24"/>
+        </w:rPr>
+        <w:t>Добре воно – прославляти Господа, і співати імені твоєму, Всевишній.</w:t>
+      </w:r>
+    </w:p>
+    <w:p>
+      <w:pPr>
+        <w:spacing w:after="120"/>
+        <w:jc w:val="both"/>
+      </w:pPr>
+      <w:r>
+        <w:rPr>
+          <w:rFonts w:ascii="Times New Roman" w:hAnsi="Times New Roman"/>
+          <w:sz w:val="24"/>
+        </w:rPr>
+        <w:t>Звіщати вранці милість твою, і ночами – твою вірність.</w:t>
+      </w:r>
+    </w:p>
+    <w:p>
+      <w:pPr>
+        <w:spacing w:after="120"/>
+      </w:pPr>
+      <w:r>
+        <w:rPr>
+          <w:rFonts w:ascii="Times New Roman" w:hAnsi="Times New Roman"/>
+          <w:sz w:val="24"/>
+        </w:rPr>
+        <w:t xml:space="preserve">Святи́й Бо́же, святи́й Крі́пкий, святи́й Безсме́ртний, поми́луй нас. </w:t>
+      </w:r>
+      <w:r>
+        <w:rPr>
+          <w:rFonts w:ascii="Times New Roman" w:hAnsi="Times New Roman"/>
+          <w:i/>
+          <w:color w:val="FF0000"/>
+          <w:sz w:val="24"/>
+        </w:rPr>
+        <w:t>(3 р.)</w:t>
+      </w:r>
+    </w:p>
+    <w:p>
+      <w:pPr>
+        <w:spacing w:after="120"/>
+      </w:pPr>
+      <w:r>
+        <w:rPr>
+          <w:rFonts w:ascii="Times New Roman" w:hAnsi="Times New Roman"/>
+          <w:sz w:val="24"/>
+        </w:rPr>
+        <w:t>Сла́ва Отцю́, і Си́ну, і Свято́му Ду́хові,* і ни́ні, і повсякча́с, і на ві́ки вікі́в. Амі́нь.</w:t>
+      </w:r>
+    </w:p>
+    <w:p>
+      <w:pPr>
+        <w:spacing w:after="120"/>
+      </w:pPr>
+      <w:r>
+        <w:rPr>
+          <w:rFonts w:ascii="Times New Roman" w:hAnsi="Times New Roman"/>
+          <w:sz w:val="24"/>
+        </w:rPr>
+        <w:t>Пресвята́ Тро́йце, поми́луй нас; Го́споди, очи́сти гріхи́ на́ші; Влади́ко, прости́ беззако́ння на́ші; Святи́й, завіта́й і зціли́ не́мочі на́ші, І́мени Твого́ ра́ди.</w:t>
+      </w:r>
+    </w:p>
+    <w:p>
+      <w:pPr>
+        <w:spacing w:after="120"/>
+      </w:pPr>
+      <w:r>
+        <w:rPr>
+          <w:rFonts w:ascii="Times New Roman" w:hAnsi="Times New Roman"/>
+          <w:sz w:val="24"/>
+        </w:rPr>
+        <w:t xml:space="preserve">Го́споди, поми́луй. </w:t>
+      </w:r>
+      <w:r>
+        <w:rPr>
+          <w:rFonts w:ascii="Times New Roman" w:hAnsi="Times New Roman"/>
+          <w:i/>
+          <w:color w:val="FF0000"/>
+          <w:sz w:val="24"/>
+        </w:rPr>
+        <w:t>(3 р.)</w:t>
+      </w:r>
+    </w:p>
+    <w:p>
+      <w:pPr>
+        <w:spacing w:after="120"/>
+      </w:pPr>
+      <w:r>
+        <w:rPr>
+          <w:rFonts w:ascii="Times New Roman" w:hAnsi="Times New Roman"/>
+          <w:sz w:val="24"/>
+        </w:rPr>
+        <w:t>Сла́ва Отцю́, і Си́ну, і Свято́му Ду́хові,* і ни́ні, і повсякча́с, і на ві́ки вікі́в. Амі́нь.</w:t>
+      </w:r>
+    </w:p>
+    <w:p>
+      <w:pPr>
+        <w:spacing w:after="120"/>
+      </w:pPr>
+      <w:r>
+        <w:rPr>
+          <w:rFonts w:ascii="Times New Roman" w:hAnsi="Times New Roman"/>
+          <w:sz w:val="24"/>
+        </w:rPr>
+        <w:t>О́тче наш, що єси́ на небеса́х,* неха́й святи́ться ім’я́ Твоє́,* неха́й при́йде ца́рство Твоє́,* неха́й бу́де во́ля Твоя́, як на не́бі, так і на землі́.* Хліб наш насу́щний дай нам сього́дні;* і прости́ нам прови́ни на́ші,* як і ми проща́ємо винува́тцям на́шим;* і не введи́ нас у споку́су,* але́ ви́зволи нас від лука́вого.</w:t>
+      </w:r>
+    </w:p>
+    <w:p>
+      <w:pPr>
+        <w:spacing w:after="120"/>
+      </w:pPr>
+      <w:r>
+        <w:rPr>
+          <w:rFonts w:ascii="Times New Roman" w:hAnsi="Times New Roman"/>
+          <w:i/>
+          <w:color w:val="FF4400"/>
+          <w:sz w:val="24"/>
+        </w:rPr>
+        <w:t>Священник:</w:t>
+      </w:r>
+      <w:r>
+        <w:rPr>
+          <w:rFonts w:ascii="Times New Roman" w:hAnsi="Times New Roman"/>
+          <w:sz w:val="24"/>
+        </w:rPr>
+        <w:t xml:space="preserve"> Бо Твоє є царство, і сила, і слава, Отця, і Сина, і Святого Духа, нині, і повсякчас, і на віки віків.</w:t>
+      </w:r>
+    </w:p>
+    <w:p>
+      <w:pPr>
+        <w:spacing w:after="120"/>
+        <w:jc w:val="both"/>
+      </w:pPr>
+      <w:r>
+        <w:rPr>
+          <w:rFonts w:ascii="Times New Roman" w:hAnsi="Times New Roman"/>
+          <w:i/>
+          <w:color w:val="FF0000"/>
+          <w:sz w:val="24"/>
+        </w:rPr>
+        <w:t>Вірні:</w:t>
+      </w:r>
+      <w:r>
+        <w:rPr>
+          <w:rFonts w:ascii="Times New Roman" w:hAnsi="Times New Roman"/>
+          <w:color w:val="FF0000"/>
+          <w:sz w:val="24"/>
+        </w:rPr>
+        <w:t xml:space="preserve"> </w:t>
+      </w:r>
+      <w:r>
+        <w:rPr>
+          <w:rFonts w:ascii="Times New Roman" w:hAnsi="Times New Roman"/>
+          <w:sz w:val="24"/>
+        </w:rPr>
+        <w:t>Амінь.</w:t>
+      </w:r>
+      <w:r>
+        <w:rPr>
+          <w:rFonts w:ascii="Times New Roman" w:hAnsi="Times New Roman"/>
+          <w:i/>
+          <w:sz w:val="24"/>
+        </w:rPr>
+        <w:t xml:space="preserve"> </w:t>
+      </w:r>
     </w:p>
     <w:p>
       <w:pPr>
@@ -11240,244 +11932,7 @@
           <w:i/>
           <w:color w:val="FF0000"/>
         </w:rPr>
-        <w:t>Єктенія усильного благання</w:t>
-      </w:r>
-    </w:p>
-    <w:p>
-      <w:pPr>
-        <w:spacing w:after="120"/>
-      </w:pPr>
-      <w:r>
-        <w:rPr>
-          <w:rFonts w:ascii="Times New Roman" w:hAnsi="Times New Roman"/>
-          <w:sz w:val="24"/>
-        </w:rPr>
-        <w:t>Помилуй нас, Боже, з великої милості Твоєї, молимось Тобі, вислухай і помилуй.</w:t>
-      </w:r>
-    </w:p>
-    <w:p>
-      <w:pPr>
-        <w:spacing w:after="120"/>
-      </w:pPr>
-      <w:r>
-        <w:rPr>
-          <w:rFonts w:ascii="Times New Roman" w:hAnsi="Times New Roman"/>
-          <w:i/>
-          <w:color w:val="FF4400"/>
-          <w:sz w:val="24"/>
-        </w:rPr>
-        <w:t>Вірні:</w:t>
-      </w:r>
-      <w:r>
-        <w:rPr>
-          <w:rFonts w:ascii="Times New Roman" w:hAnsi="Times New Roman"/>
-          <w:sz w:val="24"/>
-        </w:rPr>
-        <w:t xml:space="preserve"> Го́споди, поми́луй. </w:t>
-      </w:r>
-      <w:r>
-        <w:rPr>
-          <w:rFonts w:ascii="Times New Roman" w:hAnsi="Times New Roman"/>
-          <w:i/>
-          <w:color w:val="FF4400"/>
-          <w:sz w:val="24"/>
-        </w:rPr>
-        <w:t>(3 р.)</w:t>
-      </w:r>
-    </w:p>
-    <w:p>
-      <w:pPr>
-        <w:spacing w:after="120"/>
-      </w:pPr>
-      <w:r>
-        <w:rPr>
-          <w:rFonts w:ascii="Times New Roman" w:hAnsi="Times New Roman"/>
-          <w:sz w:val="24"/>
-        </w:rPr>
-        <w:t xml:space="preserve">Ще молимось за святішого вселенського архиєрея Франциска, папу Римського, і за блаженнішого патріярха нашого Святослава, і за преосвященнішого архиєпископа і митрополита нашого кир </w:t>
-      </w:r>
-      <w:r>
-        <w:rPr>
-          <w:rFonts w:ascii="Times New Roman" w:hAnsi="Times New Roman"/>
-          <w:i/>
-          <w:color w:val="FF4400"/>
-          <w:sz w:val="24"/>
-        </w:rPr>
-        <w:t>ім’я</w:t>
-      </w:r>
-      <w:r>
-        <w:rPr>
-          <w:rFonts w:ascii="Times New Roman" w:hAnsi="Times New Roman"/>
-          <w:i/>
-          <w:sz w:val="24"/>
-        </w:rPr>
-        <w:t>,</w:t>
-      </w:r>
-      <w:r>
-        <w:rPr>
-          <w:rFonts w:ascii="Times New Roman" w:hAnsi="Times New Roman"/>
-          <w:sz w:val="24"/>
-        </w:rPr>
-        <w:t xml:space="preserve"> і за боголюбивого єпископа нашого кир </w:t>
-      </w:r>
-      <w:r>
-        <w:rPr>
-          <w:rFonts w:ascii="Times New Roman" w:hAnsi="Times New Roman"/>
-          <w:i/>
-          <w:color w:val="FF4400"/>
-          <w:sz w:val="24"/>
-        </w:rPr>
-        <w:t>ім’я</w:t>
-      </w:r>
-      <w:r>
-        <w:rPr>
-          <w:rFonts w:ascii="Times New Roman" w:hAnsi="Times New Roman"/>
-          <w:i/>
-          <w:sz w:val="24"/>
-        </w:rPr>
-        <w:t>,</w:t>
-      </w:r>
-      <w:r>
-        <w:rPr>
-          <w:rFonts w:ascii="Times New Roman" w:hAnsi="Times New Roman"/>
-          <w:sz w:val="24"/>
-        </w:rPr>
-        <w:t xml:space="preserve"> за тих, що служать і послужили у святім храмі цьому, і за отців наших духовних, і всіх у Христі братів і сестер наших.</w:t>
-      </w:r>
-    </w:p>
-    <w:p>
-      <w:pPr>
-        <w:spacing w:after="120"/>
-      </w:pPr>
-      <w:r>
-        <w:rPr>
-          <w:rFonts w:ascii="Times New Roman" w:hAnsi="Times New Roman"/>
-          <w:i/>
-          <w:color w:val="FF4400"/>
-          <w:sz w:val="24"/>
-        </w:rPr>
-        <w:t>Вірні:</w:t>
-      </w:r>
-      <w:r>
-        <w:rPr>
-          <w:rFonts w:ascii="Times New Roman" w:hAnsi="Times New Roman"/>
-          <w:sz w:val="24"/>
-        </w:rPr>
-        <w:t xml:space="preserve"> Го́споди, поми́луй. </w:t>
-      </w:r>
-      <w:r>
-        <w:rPr>
-          <w:rFonts w:ascii="Times New Roman" w:hAnsi="Times New Roman"/>
-          <w:i/>
-          <w:color w:val="FF4400"/>
-          <w:sz w:val="24"/>
-        </w:rPr>
-        <w:t>(3 р.)</w:t>
-      </w:r>
-    </w:p>
-    <w:p>
-      <w:pPr>
-        <w:spacing w:after="120"/>
-      </w:pPr>
-      <w:r>
-        <w:rPr>
-          <w:rFonts w:ascii="Times New Roman" w:hAnsi="Times New Roman"/>
-          <w:sz w:val="24"/>
-        </w:rPr>
-        <w:t>Ще молимось за Богом бережений народ наш, за правління і за все військо.</w:t>
-      </w:r>
-    </w:p>
-    <w:p>
-      <w:pPr>
-        <w:spacing w:after="120"/>
-      </w:pPr>
-      <w:r>
-        <w:rPr>
-          <w:rFonts w:ascii="Times New Roman" w:hAnsi="Times New Roman"/>
-          <w:i/>
-          <w:color w:val="FF4400"/>
-          <w:sz w:val="24"/>
-        </w:rPr>
-        <w:t>Вірні:</w:t>
-      </w:r>
-      <w:r>
-        <w:rPr>
-          <w:rFonts w:ascii="Times New Roman" w:hAnsi="Times New Roman"/>
-          <w:sz w:val="24"/>
-        </w:rPr>
-        <w:t xml:space="preserve"> Го́споди, поми́луй. </w:t>
-      </w:r>
-      <w:r>
-        <w:rPr>
-          <w:rFonts w:ascii="Times New Roman" w:hAnsi="Times New Roman"/>
-          <w:i/>
-          <w:color w:val="FF4400"/>
-          <w:sz w:val="24"/>
-        </w:rPr>
-        <w:t>(3 р.)</w:t>
-      </w:r>
-    </w:p>
-    <w:p>
-      <w:pPr>
-        <w:spacing w:after="120"/>
-      </w:pPr>
-      <w:r>
-        <w:rPr>
-          <w:rFonts w:ascii="Times New Roman" w:hAnsi="Times New Roman"/>
-          <w:sz w:val="24"/>
-        </w:rPr>
-        <w:t>Ще молимось за тут присутніх людей, що очікують від Тебе великої і багатої милости, за тих, що творять нам милостиню, і за всіх православних християн.</w:t>
-      </w:r>
-    </w:p>
-    <w:p>
-      <w:pPr>
-        <w:spacing w:after="120"/>
-      </w:pPr>
-      <w:r>
-        <w:rPr>
-          <w:rFonts w:ascii="Times New Roman" w:hAnsi="Times New Roman"/>
-          <w:i/>
-          <w:color w:val="FF4400"/>
-          <w:sz w:val="24"/>
-        </w:rPr>
-        <w:t>Вірні:</w:t>
-      </w:r>
-      <w:r>
-        <w:rPr>
-          <w:rFonts w:ascii="Times New Roman" w:hAnsi="Times New Roman"/>
-          <w:sz w:val="24"/>
-        </w:rPr>
-        <w:t xml:space="preserve"> Го́споди, поми́луй. </w:t>
-      </w:r>
-      <w:r>
-        <w:rPr>
-          <w:rFonts w:ascii="Times New Roman" w:hAnsi="Times New Roman"/>
-          <w:i/>
-          <w:color w:val="FF4400"/>
-          <w:sz w:val="24"/>
-        </w:rPr>
-        <w:t>(3 р.)</w:t>
-      </w:r>
-    </w:p>
-    <w:p>
-      <w:pPr>
-        <w:spacing w:after="120"/>
-      </w:pPr>
-      <w:r>
-        <w:rPr>
-          <w:rFonts w:ascii="Times New Roman" w:hAnsi="Times New Roman"/>
-          <w:i/>
-          <w:color w:val="FF4400"/>
-          <w:sz w:val="24"/>
-        </w:rPr>
-        <w:t>Священник:</w:t>
-      </w:r>
-      <w:r>
-        <w:rPr>
-          <w:rFonts w:ascii="Times New Roman" w:hAnsi="Times New Roman"/>
-          <w:sz w:val="24"/>
-        </w:rPr>
-        <w:t xml:space="preserve"> Бо милостивий і людинолюбний Бог єси, і Тобі славу возсилаємо, Отцю, і Сину, і Святому Духові, нині, і повсякчас, і на віки віків.</w:t>
+        <w:t>Тропарі</w:t>
       </w:r>
     </w:p>
     <w:p>
@@ -11485,31 +11940,16 @@
         <w:spacing w:after="120"/>
         <w:jc w:val="both"/>
       </w:pPr>
-      <w:r>
-        <w:rPr>
-          <w:rFonts w:ascii="Times New Roman" w:hAnsi="Times New Roman"/>
-          <w:i/>
-          <w:color w:val="FF0000"/>
-          <w:sz w:val="24"/>
-        </w:rPr>
-        <w:t>Вірні:</w:t>
-      </w:r>
-      <w:r>
-        <w:rPr>
-          <w:rFonts w:ascii="Times New Roman" w:hAnsi="Times New Roman"/>
-          <w:sz w:val="24"/>
-        </w:rPr>
-        <w:t xml:space="preserve"> Амінь.</w:t>
-      </w:r>
-    </w:p>
-    <w:p>
-      <w:pPr>
-        <w:spacing w:after="120"/>
-      </w:pPr>
-    </w:p>
-    <w:p>
-      <w:pPr>
-        <w:pStyle w:val="Heading2"/>
+    </w:p>
+    <w:p>
+      <w:pPr>
+        <w:spacing w:after="120"/>
+        <w:jc w:val="both"/>
+      </w:pPr>
+    </w:p>
+    <w:p>
+      <w:pPr>
+        <w:pStyle w:val="Heading3"/>
         <w:spacing w:after="120"/>
         <w:jc w:val="center"/>
       </w:pPr>
@@ -11519,26 +11959,251 @@
           <w:b/>
           <w:i/>
           <w:color w:val="FF0000"/>
-          <w:sz w:val="24"/>
-        </w:rPr>
-        <w:t>Середній відпуст</w:t>
-      </w:r>
-    </w:p>
-    <w:p>
-      <w:pPr>
-        <w:spacing w:after="120"/>
-      </w:pPr>
-      <w:r>
-        <w:rPr>
-          <w:rFonts w:ascii="Times New Roman" w:hAnsi="Times New Roman"/>
-          <w:sz w:val="24"/>
-        </w:rPr>
-        <w:t>Прему́дрість!</w:t>
-      </w:r>
-    </w:p>
-    <w:p>
-      <w:pPr>
-        <w:spacing w:after="120"/>
+        </w:rPr>
+        <w:t>Єктенія усильного благання</w:t>
+      </w:r>
+    </w:p>
+    <w:p>
+      <w:pPr>
+        <w:spacing w:after="120"/>
+      </w:pPr>
+      <w:r>
+        <w:rPr>
+          <w:rFonts w:ascii="Times New Roman" w:hAnsi="Times New Roman"/>
+          <w:sz w:val="24"/>
+        </w:rPr>
+        <w:t>Помилуй нас, Боже, з великої милості Твоєї, молимось Тобі, вислухай і помилуй.</w:t>
+      </w:r>
+    </w:p>
+    <w:p>
+      <w:pPr>
+        <w:spacing w:after="120"/>
+      </w:pPr>
+      <w:r>
+        <w:rPr>
+          <w:rFonts w:ascii="Times New Roman" w:hAnsi="Times New Roman"/>
+          <w:i/>
+          <w:color w:val="FF4400"/>
+          <w:sz w:val="24"/>
+        </w:rPr>
+        <w:t>Вірні:</w:t>
+      </w:r>
+      <w:r>
+        <w:rPr>
+          <w:rFonts w:ascii="Times New Roman" w:hAnsi="Times New Roman"/>
+          <w:sz w:val="24"/>
+        </w:rPr>
+        <w:t xml:space="preserve"> Го́споди, поми́луй. </w:t>
+      </w:r>
+      <w:r>
+        <w:rPr>
+          <w:rFonts w:ascii="Times New Roman" w:hAnsi="Times New Roman"/>
+          <w:i/>
+          <w:color w:val="FF4400"/>
+          <w:sz w:val="24"/>
+        </w:rPr>
+        <w:t>(3 р.)</w:t>
+      </w:r>
+    </w:p>
+    <w:p>
+      <w:pPr>
+        <w:spacing w:after="120"/>
+      </w:pPr>
+      <w:r>
+        <w:rPr>
+          <w:rFonts w:ascii="Times New Roman" w:hAnsi="Times New Roman"/>
+          <w:sz w:val="24"/>
+        </w:rPr>
+        <w:t xml:space="preserve">Ще молимось за святішого вселенського архиєрея Франциска, папу Римського, і за блаженнішого патріярха нашого Святослава, і за преосвященнішого архиєпископа і митрополита нашого кир </w:t>
+      </w:r>
+      <w:r>
+        <w:rPr>
+          <w:rFonts w:ascii="Times New Roman" w:hAnsi="Times New Roman"/>
+          <w:i/>
+          <w:color w:val="FF4400"/>
+          <w:sz w:val="24"/>
+        </w:rPr>
+        <w:t>ім’я</w:t>
+      </w:r>
+      <w:r>
+        <w:rPr>
+          <w:rFonts w:ascii="Times New Roman" w:hAnsi="Times New Roman"/>
+          <w:i/>
+          <w:sz w:val="24"/>
+        </w:rPr>
+        <w:t>,</w:t>
+      </w:r>
+      <w:r>
+        <w:rPr>
+          <w:rFonts w:ascii="Times New Roman" w:hAnsi="Times New Roman"/>
+          <w:sz w:val="24"/>
+        </w:rPr>
+        <w:t xml:space="preserve"> і за боголюбивого єпископа нашого кир </w:t>
+      </w:r>
+      <w:r>
+        <w:rPr>
+          <w:rFonts w:ascii="Times New Roman" w:hAnsi="Times New Roman"/>
+          <w:i/>
+          <w:color w:val="FF4400"/>
+          <w:sz w:val="24"/>
+        </w:rPr>
+        <w:t>ім’я</w:t>
+      </w:r>
+      <w:r>
+        <w:rPr>
+          <w:rFonts w:ascii="Times New Roman" w:hAnsi="Times New Roman"/>
+          <w:i/>
+          <w:sz w:val="24"/>
+        </w:rPr>
+        <w:t>,</w:t>
+      </w:r>
+      <w:r>
+        <w:rPr>
+          <w:rFonts w:ascii="Times New Roman" w:hAnsi="Times New Roman"/>
+          <w:sz w:val="24"/>
+        </w:rPr>
+        <w:t xml:space="preserve"> за тих, що служать і послужили у святім храмі цьому, і за отців наших духовних, і всіх у Христі братів і сестер наших.</w:t>
+      </w:r>
+    </w:p>
+    <w:p>
+      <w:pPr>
+        <w:spacing w:after="120"/>
+      </w:pPr>
+      <w:r>
+        <w:rPr>
+          <w:rFonts w:ascii="Times New Roman" w:hAnsi="Times New Roman"/>
+          <w:i/>
+          <w:color w:val="FF4400"/>
+          <w:sz w:val="24"/>
+        </w:rPr>
+        <w:t>Вірні:</w:t>
+      </w:r>
+      <w:r>
+        <w:rPr>
+          <w:rFonts w:ascii="Times New Roman" w:hAnsi="Times New Roman"/>
+          <w:sz w:val="24"/>
+        </w:rPr>
+        <w:t xml:space="preserve"> Го́споди, поми́луй. </w:t>
+      </w:r>
+      <w:r>
+        <w:rPr>
+          <w:rFonts w:ascii="Times New Roman" w:hAnsi="Times New Roman"/>
+          <w:i/>
+          <w:color w:val="FF4400"/>
+          <w:sz w:val="24"/>
+        </w:rPr>
+        <w:t>(3 р.)</w:t>
+      </w:r>
+    </w:p>
+    <w:p>
+      <w:pPr>
+        <w:spacing w:after="120"/>
+      </w:pPr>
+      <w:r>
+        <w:rPr>
+          <w:rFonts w:ascii="Times New Roman" w:hAnsi="Times New Roman"/>
+          <w:sz w:val="24"/>
+        </w:rPr>
+        <w:t>Ще молимось за Богом бережений народ наш, за правління і за все військо.</w:t>
+      </w:r>
+    </w:p>
+    <w:p>
+      <w:pPr>
+        <w:spacing w:after="120"/>
+      </w:pPr>
+      <w:r>
+        <w:rPr>
+          <w:rFonts w:ascii="Times New Roman" w:hAnsi="Times New Roman"/>
+          <w:i/>
+          <w:color w:val="FF4400"/>
+          <w:sz w:val="24"/>
+        </w:rPr>
+        <w:t>Вірні:</w:t>
+      </w:r>
+      <w:r>
+        <w:rPr>
+          <w:rFonts w:ascii="Times New Roman" w:hAnsi="Times New Roman"/>
+          <w:sz w:val="24"/>
+        </w:rPr>
+        <w:t xml:space="preserve"> Го́споди, поми́луй. </w:t>
+      </w:r>
+      <w:r>
+        <w:rPr>
+          <w:rFonts w:ascii="Times New Roman" w:hAnsi="Times New Roman"/>
+          <w:i/>
+          <w:color w:val="FF4400"/>
+          <w:sz w:val="24"/>
+        </w:rPr>
+        <w:t>(3 р.)</w:t>
+      </w:r>
+    </w:p>
+    <w:p>
+      <w:pPr>
+        <w:spacing w:after="120"/>
+      </w:pPr>
+      <w:r>
+        <w:rPr>
+          <w:rFonts w:ascii="Times New Roman" w:hAnsi="Times New Roman"/>
+          <w:sz w:val="24"/>
+        </w:rPr>
+        <w:t>Ще молимось за тут присутніх людей, що очікують від Тебе великої і багатої милости, за тих, що творять нам милостиню, і за всіх православних християн.</w:t>
+      </w:r>
+    </w:p>
+    <w:p>
+      <w:pPr>
+        <w:spacing w:after="120"/>
+      </w:pPr>
+      <w:r>
+        <w:rPr>
+          <w:rFonts w:ascii="Times New Roman" w:hAnsi="Times New Roman"/>
+          <w:i/>
+          <w:color w:val="FF4400"/>
+          <w:sz w:val="24"/>
+        </w:rPr>
+        <w:t>Вірні:</w:t>
+      </w:r>
+      <w:r>
+        <w:rPr>
+          <w:rFonts w:ascii="Times New Roman" w:hAnsi="Times New Roman"/>
+          <w:sz w:val="24"/>
+        </w:rPr>
+        <w:t xml:space="preserve"> Го́споди, поми́луй. </w:t>
+      </w:r>
+      <w:r>
+        <w:rPr>
+          <w:rFonts w:ascii="Times New Roman" w:hAnsi="Times New Roman"/>
+          <w:i/>
+          <w:color w:val="FF4400"/>
+          <w:sz w:val="24"/>
+        </w:rPr>
+        <w:t>(3 р.)</w:t>
+      </w:r>
+    </w:p>
+    <w:p>
+      <w:pPr>
+        <w:spacing w:after="120"/>
+      </w:pPr>
+      <w:r>
+        <w:rPr>
+          <w:rFonts w:ascii="Times New Roman" w:hAnsi="Times New Roman"/>
+          <w:i/>
+          <w:color w:val="FF4400"/>
+          <w:sz w:val="24"/>
+        </w:rPr>
+        <w:t>Священник:</w:t>
+      </w:r>
+      <w:r>
+        <w:rPr>
+          <w:rFonts w:ascii="Times New Roman" w:hAnsi="Times New Roman"/>
+          <w:sz w:val="24"/>
+        </w:rPr>
+        <w:t xml:space="preserve"> Бо милостивий і людинолюбний Бог єси, і Тобі славу возсилаємо, Отцю, і Сину, і Святому Духові, нині, і повсякчас, і на віки віків.</w:t>
+      </w:r>
+    </w:p>
+    <w:p>
+      <w:pPr>
+        <w:spacing w:after="120"/>
+        <w:jc w:val="both"/>
       </w:pPr>
       <w:r>
         <w:rPr>
@@ -11552,160 +12217,20 @@
       <w:r>
         <w:rPr>
           <w:rFonts w:ascii="Times New Roman" w:hAnsi="Times New Roman"/>
-          <w:color w:val="FF0000"/>
-          <w:sz w:val="24"/>
-        </w:rPr>
-        <w:t xml:space="preserve"> </w:t>
-      </w:r>
-      <w:r>
-        <w:rPr>
-          <w:rFonts w:ascii="Times New Roman" w:hAnsi="Times New Roman"/>
-          <w:sz w:val="24"/>
-        </w:rPr>
-        <w:t>Чесні́шу від херуви́мів* і незрівня́нно славні́шу від серафи́мів,* що без зотлі́ння Бо́га Сло́во породи́ла,* су́щу Богоро́дицю, тебе́ велича́ємо.</w:t>
-      </w:r>
-    </w:p>
-    <w:p>
-      <w:pPr>
-        <w:spacing w:after="120"/>
-      </w:pPr>
-      <w:r>
-        <w:rPr>
-          <w:rFonts w:ascii="Times New Roman" w:hAnsi="Times New Roman"/>
-          <w:i/>
-          <w:color w:val="FF4400"/>
-          <w:sz w:val="24"/>
-        </w:rPr>
-        <w:t>Священник:</w:t>
-      </w:r>
-      <w:r>
-        <w:rPr>
-          <w:rFonts w:ascii="Times New Roman" w:hAnsi="Times New Roman"/>
-          <w:sz w:val="24"/>
-        </w:rPr>
-        <w:t xml:space="preserve"> Сла́ва Тобі́, Хри́сте Бо́же, упова́ння на́ше, сла́ва Тобі́!</w:t>
-      </w:r>
-    </w:p>
-    <w:p>
-      <w:pPr>
-        <w:spacing w:after="120"/>
-      </w:pPr>
-      <w:r>
-        <w:rPr>
-          <w:rFonts w:ascii="Times New Roman" w:hAnsi="Times New Roman"/>
-          <w:i/>
-          <w:color w:val="FF0000"/>
-          <w:sz w:val="24"/>
-        </w:rPr>
-        <w:t>Вірні:</w:t>
-      </w:r>
-      <w:r>
-        <w:rPr>
-          <w:rFonts w:ascii="Times New Roman" w:hAnsi="Times New Roman"/>
-          <w:color w:val="FF0000"/>
-          <w:sz w:val="24"/>
-        </w:rPr>
-        <w:t xml:space="preserve"> </w:t>
-      </w:r>
-      <w:r>
-        <w:rPr>
-          <w:rFonts w:ascii="Times New Roman" w:hAnsi="Times New Roman"/>
-          <w:sz w:val="24"/>
-        </w:rPr>
-        <w:t xml:space="preserve">Сла́ва Отцю́, і Си́ну, і Свято́му Ду́хові, і ни́ні, і повсякча́с, і на ві́ки вікі́в. Амі́нь. Го́споди, поми́луй. </w:t>
-      </w:r>
-      <w:r>
-        <w:rPr>
-          <w:rFonts w:ascii="Times New Roman" w:hAnsi="Times New Roman"/>
-          <w:i/>
-          <w:color w:val="FF0000"/>
-          <w:sz w:val="24"/>
-        </w:rPr>
-        <w:t>(3 р.)</w:t>
-      </w:r>
-      <w:r>
-        <w:rPr>
-          <w:rFonts w:ascii="Times New Roman" w:hAnsi="Times New Roman"/>
-          <w:sz w:val="24"/>
-        </w:rPr>
-        <w:t xml:space="preserve"> Благослови́.</w:t>
-      </w:r>
-    </w:p>
-    <w:p>
-      <w:pPr>
-        <w:spacing w:after="120"/>
-      </w:pPr>
-      <w:r>
-        <w:rPr>
-          <w:rFonts w:ascii="Times New Roman" w:hAnsi="Times New Roman"/>
-          <w:i/>
-          <w:color w:val="FF4400"/>
-          <w:sz w:val="24"/>
-        </w:rPr>
-        <w:t>Священник:</w:t>
-      </w:r>
-      <w:r>
-        <w:rPr>
-          <w:rFonts w:ascii="Times New Roman" w:hAnsi="Times New Roman"/>
-          <w:sz w:val="24"/>
-        </w:rPr>
-        <w:t xml:space="preserve"> Христос, істинний Бог наш - молитвами пречистої Своєї Матері, силою чесного і животворчого хреста, заступництвом святих славних і всехвальних апостолів, і святого (ім’я, </w:t>
-      </w:r>
-      <w:r>
-        <w:rPr>
-          <w:rFonts w:ascii="Times New Roman" w:hAnsi="Times New Roman"/>
-          <w:i/>
-          <w:color w:val="FF4400"/>
-          <w:sz w:val="24"/>
-        </w:rPr>
-        <w:t>якого є храм</w:t>
-      </w:r>
-      <w:r>
-        <w:rPr>
-          <w:rFonts w:ascii="Times New Roman" w:hAnsi="Times New Roman"/>
-          <w:sz w:val="24"/>
-        </w:rPr>
-        <w:t>), і свято́го (ім’я, якого є день), і всіх святих - помилує і спасе нас як благий і людинолюбний.</w:t>
-      </w:r>
-    </w:p>
-    <w:p>
-      <w:pPr>
-        <w:spacing w:after="120"/>
-        <w:jc w:val="both"/>
-      </w:pPr>
-      <w:r>
-        <w:rPr>
-          <w:rFonts w:ascii="Times New Roman" w:hAnsi="Times New Roman"/>
-          <w:i/>
-          <w:color w:val="FF0000"/>
-          <w:sz w:val="24"/>
-        </w:rPr>
-        <w:t>Вірні:</w:t>
-      </w:r>
-      <w:r>
-        <w:rPr>
-          <w:rFonts w:ascii="Times New Roman" w:hAnsi="Times New Roman"/>
-          <w:color w:val="FF0000"/>
-          <w:sz w:val="24"/>
-        </w:rPr>
-        <w:t xml:space="preserve"> </w:t>
-      </w:r>
-      <w:r>
-        <w:rPr>
-          <w:rFonts w:ascii="Times New Roman" w:hAnsi="Times New Roman"/>
-          <w:sz w:val="24"/>
-        </w:rPr>
-        <w:t>Амінь.</w:t>
-      </w:r>
-    </w:p>
-    <w:p>
-      <w:pPr>
-        <w:spacing w:after="120"/>
-      </w:pPr>
-    </w:p>
-    <w:p>
-      <w:pPr>
-        <w:pStyle w:val="Heading3"/>
+          <w:sz w:val="24"/>
+        </w:rPr>
+        <w:t xml:space="preserve"> Амінь.</w:t>
+      </w:r>
+    </w:p>
+    <w:p>
+      <w:pPr>
+        <w:spacing w:after="120"/>
+      </w:pPr>
+    </w:p>
+    <w:p>
+      <w:pPr>
+        <w:pStyle w:val="Heading2"/>
+        <w:spacing w:after="120"/>
         <w:jc w:val="center"/>
       </w:pPr>
       <w:r>
@@ -11716,6 +12241,201 @@
           <w:color w:val="FF0000"/>
           <w:sz w:val="24"/>
         </w:rPr>
+        <w:t>Середній відпуст</w:t>
+      </w:r>
+    </w:p>
+    <w:p>
+      <w:pPr>
+        <w:spacing w:after="120"/>
+      </w:pPr>
+      <w:r>
+        <w:rPr>
+          <w:rFonts w:ascii="Times New Roman" w:hAnsi="Times New Roman"/>
+          <w:sz w:val="24"/>
+        </w:rPr>
+        <w:t>Прему́дрість!</w:t>
+      </w:r>
+    </w:p>
+    <w:p>
+      <w:pPr>
+        <w:spacing w:after="120"/>
+      </w:pPr>
+      <w:r>
+        <w:rPr>
+          <w:rFonts w:ascii="Times New Roman" w:hAnsi="Times New Roman"/>
+          <w:i/>
+          <w:color w:val="FF0000"/>
+          <w:sz w:val="24"/>
+        </w:rPr>
+        <w:t>Вірні:</w:t>
+      </w:r>
+      <w:r>
+        <w:rPr>
+          <w:rFonts w:ascii="Times New Roman" w:hAnsi="Times New Roman"/>
+          <w:color w:val="FF0000"/>
+          <w:sz w:val="24"/>
+        </w:rPr>
+        <w:t xml:space="preserve"> </w:t>
+      </w:r>
+      <w:r>
+        <w:rPr>
+          <w:rFonts w:ascii="Times New Roman" w:hAnsi="Times New Roman"/>
+          <w:sz w:val="24"/>
+        </w:rPr>
+        <w:t>Чесні́шу від херуви́мів* і незрівня́нно славні́шу від серафи́мів,* що без зотлі́ння Бо́га Сло́во породи́ла,* су́щу Богоро́дицю, тебе́ велича́ємо.</w:t>
+      </w:r>
+    </w:p>
+    <w:p>
+      <w:pPr>
+        <w:spacing w:after="120"/>
+      </w:pPr>
+      <w:r>
+        <w:rPr>
+          <w:rFonts w:ascii="Times New Roman" w:hAnsi="Times New Roman"/>
+          <w:i/>
+          <w:color w:val="FF4400"/>
+          <w:sz w:val="24"/>
+        </w:rPr>
+        <w:t>Священник:</w:t>
+      </w:r>
+      <w:r>
+        <w:rPr>
+          <w:rFonts w:ascii="Times New Roman" w:hAnsi="Times New Roman"/>
+          <w:sz w:val="24"/>
+        </w:rPr>
+        <w:t xml:space="preserve"> Сла́ва Тобі́, Хри́сте Бо́же, упова́ння на́ше, сла́ва Тобі́!</w:t>
+      </w:r>
+    </w:p>
+    <w:p>
+      <w:pPr>
+        <w:spacing w:after="120"/>
+      </w:pPr>
+      <w:r>
+        <w:rPr>
+          <w:rFonts w:ascii="Times New Roman" w:hAnsi="Times New Roman"/>
+          <w:i/>
+          <w:color w:val="FF0000"/>
+          <w:sz w:val="24"/>
+        </w:rPr>
+        <w:t>Вірні:</w:t>
+      </w:r>
+      <w:r>
+        <w:rPr>
+          <w:rFonts w:ascii="Times New Roman" w:hAnsi="Times New Roman"/>
+          <w:color w:val="FF0000"/>
+          <w:sz w:val="24"/>
+        </w:rPr>
+        <w:t xml:space="preserve"> </w:t>
+      </w:r>
+      <w:r>
+        <w:rPr>
+          <w:rFonts w:ascii="Times New Roman" w:hAnsi="Times New Roman"/>
+          <w:sz w:val="24"/>
+        </w:rPr>
+        <w:t xml:space="preserve">Сла́ва Отцю́, і Си́ну, і Свято́му Ду́хові, і ни́ні, і повсякча́с, і на ві́ки вікі́в. Амі́нь. Го́споди, поми́луй. </w:t>
+      </w:r>
+      <w:r>
+        <w:rPr>
+          <w:rFonts w:ascii="Times New Roman" w:hAnsi="Times New Roman"/>
+          <w:i/>
+          <w:color w:val="FF0000"/>
+          <w:sz w:val="24"/>
+        </w:rPr>
+        <w:t>(3 р.)</w:t>
+      </w:r>
+      <w:r>
+        <w:rPr>
+          <w:rFonts w:ascii="Times New Roman" w:hAnsi="Times New Roman"/>
+          <w:sz w:val="24"/>
+        </w:rPr>
+        <w:t xml:space="preserve"> Благослови́.</w:t>
+      </w:r>
+    </w:p>
+    <w:p>
+      <w:pPr>
+        <w:spacing w:after="120"/>
+      </w:pPr>
+      <w:r>
+        <w:rPr>
+          <w:rFonts w:ascii="Times New Roman" w:hAnsi="Times New Roman"/>
+          <w:i/>
+          <w:color w:val="FF4400"/>
+          <w:sz w:val="24"/>
+        </w:rPr>
+        <w:t>Священник:</w:t>
+      </w:r>
+      <w:r>
+        <w:rPr>
+          <w:rFonts w:ascii="Times New Roman" w:hAnsi="Times New Roman"/>
+          <w:sz w:val="24"/>
+        </w:rPr>
+        <w:t xml:space="preserve"> Христос, істинний Бог наш - молитвами пречистої Своєї Матері, силою чесного і животворчого хреста, заступництвом святих славних і всехвальних апостолів, і святого (ім’я, </w:t>
+      </w:r>
+      <w:r>
+        <w:rPr>
+          <w:rFonts w:ascii="Times New Roman" w:hAnsi="Times New Roman"/>
+          <w:i/>
+          <w:color w:val="FF4400"/>
+          <w:sz w:val="24"/>
+        </w:rPr>
+        <w:t>якого є храм</w:t>
+      </w:r>
+      <w:r>
+        <w:rPr>
+          <w:rFonts w:ascii="Times New Roman" w:hAnsi="Times New Roman"/>
+          <w:sz w:val="24"/>
+        </w:rPr>
+        <w:t>), і свято́го (ім’я, якого є день), і всіх святих - помилує і спасе нас як благий і людинолюбний.</w:t>
+      </w:r>
+    </w:p>
+    <w:p>
+      <w:pPr>
+        <w:spacing w:after="120"/>
+        <w:jc w:val="both"/>
+      </w:pPr>
+      <w:r>
+        <w:rPr>
+          <w:rFonts w:ascii="Times New Roman" w:hAnsi="Times New Roman"/>
+          <w:i/>
+          <w:color w:val="FF0000"/>
+          <w:sz w:val="24"/>
+        </w:rPr>
+        <w:t>Вірні:</w:t>
+      </w:r>
+      <w:r>
+        <w:rPr>
+          <w:rFonts w:ascii="Times New Roman" w:hAnsi="Times New Roman"/>
+          <w:color w:val="FF0000"/>
+          <w:sz w:val="24"/>
+        </w:rPr>
+        <w:t xml:space="preserve"> </w:t>
+      </w:r>
+      <w:r>
+        <w:rPr>
+          <w:rFonts w:ascii="Times New Roman" w:hAnsi="Times New Roman"/>
+          <w:sz w:val="24"/>
+        </w:rPr>
+        <w:t>Амінь.</w:t>
+      </w:r>
+    </w:p>
+    <w:p>
+      <w:pPr>
+        <w:spacing w:after="120"/>
+      </w:pPr>
+    </w:p>
+    <w:p>
+      <w:pPr>
+        <w:pStyle w:val="Heading3"/>
+        <w:jc w:val="center"/>
+      </w:pPr>
+      <w:r>
+        <w:rPr>
+          <w:rFonts w:ascii="Times New Roman" w:hAnsi="Times New Roman"/>
+          <w:b/>
+          <w:i/>
+          <w:color w:val="FF0000"/>
+          <w:sz w:val="24"/>
+        </w:rPr>
         <w:t>Після утрені</w:t>
       </w:r>
     </w:p>
@@ -11726,23 +12446,25 @@
       <w:r>
         <w:rPr>
           <w:rFonts w:ascii="Times New Roman" w:hAnsi="Times New Roman"/>
-          <w:sz w:val="24"/>
-        </w:rPr>
-        <w:t xml:space="preserve">Силою хреста* твого, </w:t>
-      </w:r>
-      <w:r>
-        <w:rPr>
-          <w:rFonts w:ascii="Times New Roman" w:hAnsi="Times New Roman"/>
-          <w:sz w:val="24"/>
-        </w:rPr>
-        <w:t>Христе,*</w:t>
-      </w:r>
-      <w:r>
-        <w:rPr>
-          <w:rFonts w:ascii="Times New Roman" w:hAnsi="Times New Roman"/>
-          <w:sz w:val="24"/>
-        </w:rPr>
-        <w:t xml:space="preserve"> утверди моє розуміння,* щоби піснями прославляти* спасительне твоє розп'яття.</w:t>
+          <w:i/>
+          <w:color w:val="FF0000"/>
+          <w:sz w:val="24"/>
+        </w:rPr>
+        <w:t>Вірні:</w:t>
+      </w:r>
+      <w:r>
+        <w:rPr>
+          <w:rFonts w:ascii="Times New Roman" w:hAnsi="Times New Roman"/>
+          <w:sz w:val="24"/>
+        </w:rPr>
+        <w:t xml:space="preserve"> </w:t>
+      </w:r>
+      <w:r>
+        <w:rPr>
+          <w:rFonts w:ascii="Times New Roman" w:hAnsi="Times New Roman"/>
+          <w:sz w:val="24"/>
+        </w:rPr>
+        <w:t>Силою хреста* твого, Христе,* утверди моє розуміння,* щоби піснями прославляти* спасительне твоє розп'яття.</w:t>
       </w:r>
     </w:p>
     <w:sectPr>

--- a/flow/20230914_vu_template/01-Октоїх/Глас_2/2-СР-.docx
+++ b/flow/20230914_vu_template/01-Октоїх/Глас_2/2-СР-.docx
@@ -5041,7 +5041,23 @@
           <w:sz w:val="24"/>
           <w:u w:val="single"/>
         </w:rPr>
-        <w:t>[Господи, Боже наш! Згадай нас грішних і недостойних слуг твоїх, коли призиваємо святе ім'я твоє, і не осороми нас, коли очікуємо милости твоєї, але вислухай, Господи, усі наші спасенні прохання, і вчини нас достойними любити і боятися тебе від усього серця нашого і творити в усьому волю твою.]</w:t>
+        <w:t>[</w:t>
+      </w:r>
+      <w:r>
+        <w:rPr>
+          <w:rFonts w:ascii="Times New Roman" w:hAnsi="Times New Roman"/>
+          <w:sz w:val="24"/>
+          <w:u w:val="single"/>
+        </w:rPr>
+        <w:t>Господи, Боже наш! Згадай нас грішних і недостойних слуг Твоїх, коли призиваємо святе ім'я Твоє, і не осороми нас, коли очікуємо милости Твоєї, але вислухай, Господи, усі наші спасенні прохання, і вчини нас достойними любити і боятися Тебе від усього серця нашого і творити в усьому волю Твою</w:t>
+      </w:r>
+      <w:r>
+        <w:rPr>
+          <w:rFonts w:ascii="Times New Roman" w:hAnsi="Times New Roman"/>
+          <w:sz w:val="24"/>
+          <w:u w:val="single"/>
+        </w:rPr>
+        <w:t>.]</w:t>
       </w:r>
     </w:p>
     <w:p>
@@ -5335,6 +5351,7 @@
         <w:rPr>
           <w:rFonts w:ascii="Times New Roman" w:hAnsi="Times New Roman"/>
         </w:rPr>
+        <w:br w:type="page"/>
       </w:r>
     </w:p>
     <w:p>
@@ -7060,7 +7077,15 @@
           <w:color w:val="000000"/>
           <w:sz w:val="24"/>
         </w:rPr>
-        <w:t>, Господи, Боже наш, що підняв нас із постелі нашої і вклав в уста наші слово хвали, щоб поклонятися і призивати ім'я Твоє святе. Ми умоляємо Твоє милосердя, яке Ти завжди виявляв у нашому житті. Пошли поміч свою людям, що стоять перед лицем святої слави Твоєї і дожидають від Тебе багатої милости; і дай нам, що зо страхом і любов'ю завжди Тобі служимо, хвалити несказанну Твою доброту. Бо Тобі належить усяка слава, честь і поклоніння: Отцю, і Сину, і Святому Духові, нині і повсякчас, і на віки віків. Амінь.</w:t>
+        <w:t xml:space="preserve">, Господи, Боже наш, що підняв нас із постелі нашої і вклав в уста наші слово хвали, щоб поклонятися і призивати ім'я Твоє святе. Ми умоляємо Твоє милосердя, яке Ти завжди виявляв у нашому житті. Пошли поміч свою людям, що стоять перед лицем святої </w:t>
+      </w:r>
+      <w:r>
+        <w:rPr>
+          <w:rFonts w:ascii="Times New Roman" w:hAnsi="Times New Roman"/>
+          <w:color w:val="000000"/>
+          <w:sz w:val="24"/>
+        </w:rPr>
+        <w:t>слави Твоєї і дожидають від Тебе багатої милости; і дай нам, що зо страхом і любов'ю завжди Тобі служимо, хвалити несказанну Твою доброту. Бо Тобі належить усяка слава, честь і поклоніння: Отцю, і Сину, і Святому Духові, нині і повсякчас, і на віки віків. Амінь.</w:t>
       </w:r>
     </w:p>
     <w:p>
@@ -7104,7 +7129,21 @@
           <w:color w:val="000000"/>
           <w:sz w:val="24"/>
         </w:rPr>
-        <w:t xml:space="preserve"> Від ночі лине дух наш до Тебе, Боже, бо світлом є повеління Твої. Навчи нас, Боже, правди Твоєї, заповідей Твоїх і виправдань Твоїх. Просвіти наші духовні очі, щоб ми не заснули в гріхах на смерть. Віджени всяку мряку від сердець наших, даруй нам сонце правди і охорони життя наше знаменням і печаттю Святого Твого Духа. Направ стопи наші на шлях мирний, </w:t>
+        <w:t xml:space="preserve"> Від ночі лине дух наш до Тебе, Боже, бо світлом є повеління Твої. Навчи нас, Боже, правди Твоєї, заповідей Твоїх і виправдань Твоїх. Просвіти наші духовні очі, щоб ми не заснули в гріхах на смерть. Віджени всяку мряку від сердець наших, даруй нам сонце правди і охорони життя наше знаменням і печаттю Святого Твого Духа. Направ стопи наші на шлях мирний, дай нам бачити ранішній день у радості, щоб ми Тобі засилали ранішні молитви, бо Твоє є володіння і Твоє є царство і сила, і слава Отця, і Сина, і Святого Духа, нині і повсякчас, і на віки віків. Амінь.</w:t>
+      </w:r>
+    </w:p>
+    <w:p>
+      <w:pPr>
+        <w:spacing w:after="120"/>
+        <w:jc w:val="both"/>
+      </w:pPr>
+      <w:r>
+        <w:rPr>
+          <w:rFonts w:ascii="Times New Roman" w:hAnsi="Times New Roman"/>
+          <w:color w:val="FF0000"/>
+          <w:sz w:val="24"/>
+        </w:rPr>
+        <w:t>4.</w:t>
       </w:r>
       <w:r>
         <w:rPr>
@@ -7112,7 +7151,52 @@
           <w:color w:val="000000"/>
           <w:sz w:val="24"/>
         </w:rPr>
-        <w:t>дай нам бачити ранішній день у радості, щоб ми Тобі засилали ранішні молитви, бо Твоє є володіння і Твоє є царство і сила, і слава Отця, і Сина, і Святого Духа, нині і повсякчас, і на віки віків. Амінь.</w:t>
+        <w:t xml:space="preserve"> Владико, Боже святий і неосяжний, що казав із темряви світлові засіяти, що заспокоїв нас у нічному сні й підвів до величання і моління Твоєї доброти! Ти, що даєш себе умолити задля свого милосердя, прийми і нині нас, що поклоняємося Тобі й по силі </w:t>
+      </w:r>
+      <w:r>
+        <w:rPr>
+          <w:rFonts w:ascii="Times New Roman" w:hAnsi="Times New Roman"/>
+          <w:sz w:val="24"/>
+        </w:rPr>
+        <w:t xml:space="preserve">благодаримо </w:t>
+      </w:r>
+      <w:r>
+        <w:rPr>
+          <w:rFonts w:ascii="Times New Roman" w:hAnsi="Times New Roman"/>
+          <w:color w:val="000000"/>
+          <w:sz w:val="24"/>
+        </w:rPr>
+        <w:t>Т</w:t>
+      </w:r>
+      <w:r>
+        <w:rPr>
+          <w:rFonts w:ascii="Times New Roman" w:hAnsi="Times New Roman"/>
+          <w:sz w:val="24"/>
+        </w:rPr>
+        <w:t>ебе</w:t>
+      </w:r>
+      <w:r>
+        <w:rPr>
+          <w:rFonts w:ascii="Times New Roman" w:hAnsi="Times New Roman"/>
+          <w:color w:val="000000"/>
+          <w:sz w:val="24"/>
+        </w:rPr>
+        <w:t xml:space="preserve">; і даруй нам те, чого просимо задля спасіння. Вчини нас синами світла і дня та спадкоємцями вічних Твоїх </w:t>
+      </w:r>
+      <w:r>
+        <w:rPr>
+          <w:rFonts w:ascii="Times New Roman" w:hAnsi="Times New Roman"/>
+          <w:sz w:val="24"/>
+        </w:rPr>
+        <w:t>благ</w:t>
+      </w:r>
+      <w:r>
+        <w:rPr>
+          <w:rFonts w:ascii="Times New Roman" w:hAnsi="Times New Roman"/>
+          <w:color w:val="000000"/>
+          <w:sz w:val="24"/>
+        </w:rPr>
+        <w:t>. Пом'яни, Господи, за багатством ласк Твоїх усіх людей, що є і моляться з нами, і всю братію нашу на землі й на морі, і на всякому місці володіння Твого, що потребують Твоєї любови й помочі. Усім вияви велику Твою милість, щоб спасенні, як душею так і тілом, завжди перебували й відважно славили чудне й благословенне ім'я Твоє, бо Ти Бог милости і ласк, і любови, і Тобі славу возсилаємо: Отцю, і Сину, і Святому Духові, нині і повсякчас, і на віки віків. Амінь.</w:t>
       </w:r>
     </w:p>
     <w:p>
@@ -7126,7 +7210,7 @@
           <w:color w:val="FF0000"/>
           <w:sz w:val="24"/>
         </w:rPr>
-        <w:t>4.</w:t>
+        <w:t>5.</w:t>
       </w:r>
       <w:r>
         <w:rPr>
@@ -7134,14 +7218,14 @@
           <w:color w:val="000000"/>
           <w:sz w:val="24"/>
         </w:rPr>
-        <w:t xml:space="preserve"> Владико, Боже святий і неосяжний, що казав із темряви світлові засіяти, що заспокоїв нас у нічному сні й підвів до величання і моління Твоєї доброти! Ти, що даєш себе умолити задля свого милосердя, прийми і нині нас, що поклоняємося Тобі й по силі </w:t>
-      </w:r>
-      <w:r>
-        <w:rPr>
-          <w:rFonts w:ascii="Times New Roman" w:hAnsi="Times New Roman"/>
-          <w:sz w:val="24"/>
-        </w:rPr>
-        <w:t xml:space="preserve">благодаримо </w:t>
+        <w:t xml:space="preserve"> Скарб</w:t>
+      </w:r>
+      <w:r>
+        <w:rPr>
+          <w:rFonts w:ascii="Times New Roman" w:hAnsi="Times New Roman"/>
+          <w:sz w:val="24"/>
+        </w:rPr>
+        <w:t>нице</w:t>
       </w:r>
       <w:r>
         <w:rPr>
@@ -7149,14 +7233,14 @@
           <w:color w:val="000000"/>
           <w:sz w:val="24"/>
         </w:rPr>
-        <w:t>Т</w:t>
-      </w:r>
-      <w:r>
-        <w:rPr>
-          <w:rFonts w:ascii="Times New Roman" w:hAnsi="Times New Roman"/>
-          <w:sz w:val="24"/>
-        </w:rPr>
-        <w:t>ебе</w:t>
+        <w:t xml:space="preserve"> </w:t>
+      </w:r>
+      <w:r>
+        <w:rPr>
+          <w:rFonts w:ascii="Times New Roman" w:hAnsi="Times New Roman"/>
+          <w:sz w:val="24"/>
+        </w:rPr>
+        <w:t>благ</w:t>
       </w:r>
       <w:r>
         <w:rPr>
@@ -7164,14 +7248,28 @@
           <w:color w:val="000000"/>
           <w:sz w:val="24"/>
         </w:rPr>
-        <w:t xml:space="preserve">; і даруй нам те, чого просимо задля спасіння. Вчини нас синами світла і дня та спадкоємцями вічних Твоїх </w:t>
-      </w:r>
-      <w:r>
-        <w:rPr>
-          <w:rFonts w:ascii="Times New Roman" w:hAnsi="Times New Roman"/>
-          <w:sz w:val="24"/>
-        </w:rPr>
-        <w:t>благ</w:t>
+        <w:t>, джерело невисихаюче, Отче святий, чудотворче всесильний і вседержителю! Усі Тобі поклоняємося і Тобі молимося та Твої милості і Твої ласки призиваємо на поміч і на заступництво нашій смиренності. Пом'яни, Господи, слуг Твоїх, прийми від усіх нас ранішні моління, як кадило перед Тобою; ні одного з нас не вчини нездатним, але всіх нас зберігай ласками Твоїми. Пом'яни, Господи, тих, що чувають і співають на славу Твою і єдинородного Твого Сина і Бога нашого, і Святого Твого Духа. Будь їм помічником і заступником; прийми їх молитви на наднебесний і духовний Твій жертовник, бо Ти Бог наш, і Тобі славу возсилаємо: Отцю, і Сину, і Святому Духові, нині і повсякчас, і на віки віків. Амінь.</w:t>
+      </w:r>
+    </w:p>
+    <w:p>
+      <w:pPr>
+        <w:spacing w:after="120"/>
+        <w:jc w:val="both"/>
+      </w:pPr>
+      <w:r>
+        <w:rPr>
+          <w:rFonts w:ascii="Times New Roman" w:hAnsi="Times New Roman"/>
+          <w:color w:val="FF0000"/>
+          <w:sz w:val="24"/>
+        </w:rPr>
+        <w:t xml:space="preserve">6. </w:t>
+      </w:r>
+      <w:r>
+        <w:rPr>
+          <w:rFonts w:ascii="Times New Roman" w:hAnsi="Times New Roman"/>
+          <w:sz w:val="24"/>
+        </w:rPr>
+        <w:t>Благодаримо</w:t>
       </w:r>
       <w:r>
         <w:rPr>
@@ -7179,7 +7277,37 @@
           <w:color w:val="000000"/>
           <w:sz w:val="24"/>
         </w:rPr>
-        <w:t>. Пом'яни, Господи, за багатством ласк Твоїх усіх людей, що є і моляться з нами, і всю братію нашу на землі й на морі, і на всякому місці володіння Твого, що потребують Твоєї любови й помочі. Усім вияви велику Твою милість, щоб спасенні, як душею так і тілом, завжди перебували й відважно славили чудне й благословенне ім'я Твоє, бо Ти Бог милости і ласк, і любови, і Тобі славу возсилаємо: Отцю, і Сину, і Святому Духові, нині і повсякчас, і на віки віків. Амінь.</w:t>
+        <w:t xml:space="preserve"> Т</w:t>
+      </w:r>
+      <w:r>
+        <w:rPr>
+          <w:rFonts w:ascii="Times New Roman" w:hAnsi="Times New Roman"/>
+          <w:sz w:val="24"/>
+        </w:rPr>
+        <w:t>е</w:t>
+      </w:r>
+      <w:r>
+        <w:rPr>
+          <w:rFonts w:ascii="Times New Roman" w:hAnsi="Times New Roman"/>
+          <w:color w:val="000000"/>
+          <w:sz w:val="24"/>
+        </w:rPr>
+        <w:t>б</w:t>
+      </w:r>
+      <w:r>
+        <w:rPr>
+          <w:rFonts w:ascii="Times New Roman" w:hAnsi="Times New Roman"/>
+          <w:sz w:val="24"/>
+        </w:rPr>
+        <w:t>е</w:t>
+      </w:r>
+      <w:r>
+        <w:rPr>
+          <w:rFonts w:ascii="Times New Roman" w:hAnsi="Times New Roman"/>
+          <w:color w:val="000000"/>
+          <w:sz w:val="24"/>
+        </w:rPr>
+        <w:t>, Господи, Боже спасіння нашого, бо Ти все робиш для добра життя нашого, щоб ми завжди на Тебе споглядали, Спасителю й Доброчинцю душ наших. Бо Ти дав спокій нам у час минулої ночі й підвів нас, щоб ми поклонялися величному імені Твоєму. Тому молимо Тебе, Господи: Дай нам ласку й силу, щоб ми стали гідними співати Тобі розумно й молитися безупинно та в страсі і тремтінні над нашим спасінням працювали, при заступництві Христа Твого. Пом'яни, Господи, і тих, що вночі до Тебе кличуть. Вислухай їх і помилуй, і круши під ноги їх невидимих і войовничих ворогів. Бо Ти Цар миру і Спас душ наших, і Тобі славу возсилаємо: Отцю і Сину, і Святому Духові, нині і повсякчас, і на віки віків. Амінь.</w:t>
       </w:r>
     </w:p>
     <w:p>
@@ -7193,7 +7321,7 @@
           <w:color w:val="FF0000"/>
           <w:sz w:val="24"/>
         </w:rPr>
-        <w:t>5.</w:t>
+        <w:t>7.</w:t>
       </w:r>
       <w:r>
         <w:rPr>
@@ -7201,14 +7329,7 @@
           <w:color w:val="000000"/>
           <w:sz w:val="24"/>
         </w:rPr>
-        <w:t xml:space="preserve"> Скарб</w:t>
-      </w:r>
-      <w:r>
-        <w:rPr>
-          <w:rFonts w:ascii="Times New Roman" w:hAnsi="Times New Roman"/>
-          <w:sz w:val="24"/>
-        </w:rPr>
-        <w:t>нице</w:t>
+        <w:t xml:space="preserve"> Боже й Отче Господа нашого Ісуса Христа! Ти підніс нас з постелі нашої і зібрав на годину молитви. Дай нам ласку відкрити уста наші і прийми наші подяки, що в наших силах, і навчи нас установ Твоїх. Бо молитися як слід не вміємо, якщо Ти, Господи, святим Твоїм Духом не навчиш нас. Тому молимося Тобі: Даруй і прости, якщо ми згрішили аж до теперішньої години </w:t>
       </w:r>
       <w:r>
         <w:rPr>
@@ -7216,14 +7337,21 @@
           <w:color w:val="000000"/>
           <w:sz w:val="24"/>
         </w:rPr>
-        <w:t xml:space="preserve"> </w:t>
-      </w:r>
-      <w:r>
-        <w:rPr>
-          <w:rFonts w:ascii="Times New Roman" w:hAnsi="Times New Roman"/>
-          <w:sz w:val="24"/>
-        </w:rPr>
-        <w:t>благ</w:t>
+        <w:t>словом або ділом, або думкою, добровільно або недобровільно. Бо коли на провини будеш дивитися, Господи, Господи, то хто встоїться, бо в Тебе є прощення. Ти один святий, допоміжник сильний, захисник життя нашого, і Тебе ми завжди оспівуватимемо. Нехай буде сила Царства Твого завжди благословенна і вельми прославлювана: Отця, і Сина, і Святого Духа, нині і повсякчас, і на віки віків. Амінь.</w:t>
+      </w:r>
+    </w:p>
+    <w:p>
+      <w:pPr>
+        <w:spacing w:after="120"/>
+        <w:jc w:val="both"/>
+      </w:pPr>
+      <w:r>
+        <w:rPr>
+          <w:rFonts w:ascii="Times New Roman" w:hAnsi="Times New Roman"/>
+          <w:color w:val="FF0000"/>
+          <w:sz w:val="24"/>
+        </w:rPr>
+        <w:t xml:space="preserve">8. </w:t>
       </w:r>
       <w:r>
         <w:rPr>
@@ -7231,7 +7359,7 @@
           <w:color w:val="000000"/>
           <w:sz w:val="24"/>
         </w:rPr>
-        <w:t>, джерело невисихаюче, Отче святий, чудотворче всесильний і вседержителю! Усі Тобі поклоняємося і Тобі молимося та Твої милості і Твої ласки призиваємо на поміч і на заступництво нашій смиренності. Пом'яни, Господи, слуг Твоїх, прийми від усіх нас ранішні моління, як кадило перед Тобою; ні одного з нас не вчини нездатним, але всіх нас зберігай ласками Твоїми. Пом'яни, Господи, тих, що чувають і співають на славу Твою і єдинородного Твого Сина і Бога нашого, і Святого Твого Духа. Будь їм помічником і заступником; прийми їх молитви на наднебесний і духовний Твій жертовник, бо Ти Бог наш, і Тобі славу возсилаємо: Отцю, і Сину, і Святому Духові, нині і повсякчас, і на віки віків. Амінь.</w:t>
+        <w:t>Господи, Боже наш, що сонну неміч забрав від нас і покликав нас візванням святим, щоб і вночі підносити руки наші і прославляти Тебе за справедливі Твої присуди. Прийми благання наші, моління, визнавання, нічні служби і даруй нам, Боже, віру бездоганну, надію впевнену, любов нелицемірну. Благослови наші входи й виходи, вчинки, слова, діла й думки; і дай нам дочекатися початку дня, нам, що хвалять й оспівують, і благословлять добрість Твоєї несказанної сили, щоб було благословенне Твоє пресвяте ім'я і прославлене Твоє царство: Отця, і Сина, і Святого Духа, нині і повсякчас, і на віки віків. Амінь.</w:t>
       </w:r>
     </w:p>
     <w:p>
@@ -7245,14 +7373,7 @@
           <w:color w:val="FF0000"/>
           <w:sz w:val="24"/>
         </w:rPr>
-        <w:t xml:space="preserve">6. </w:t>
-      </w:r>
-      <w:r>
-        <w:rPr>
-          <w:rFonts w:ascii="Times New Roman" w:hAnsi="Times New Roman"/>
-          <w:sz w:val="24"/>
-        </w:rPr>
-        <w:t>Благодаримо</w:t>
+        <w:t>9.</w:t>
       </w:r>
       <w:r>
         <w:rPr>
@@ -7260,111 +7381,7 @@
           <w:color w:val="000000"/>
           <w:sz w:val="24"/>
         </w:rPr>
-        <w:t xml:space="preserve"> Т</w:t>
-      </w:r>
-      <w:r>
-        <w:rPr>
-          <w:rFonts w:ascii="Times New Roman" w:hAnsi="Times New Roman"/>
-          <w:sz w:val="24"/>
-        </w:rPr>
-        <w:t>е</w:t>
-      </w:r>
-      <w:r>
-        <w:rPr>
-          <w:rFonts w:ascii="Times New Roman" w:hAnsi="Times New Roman"/>
-          <w:color w:val="000000"/>
-          <w:sz w:val="24"/>
-        </w:rPr>
-        <w:t>б</w:t>
-      </w:r>
-      <w:r>
-        <w:rPr>
-          <w:rFonts w:ascii="Times New Roman" w:hAnsi="Times New Roman"/>
-          <w:sz w:val="24"/>
-        </w:rPr>
-        <w:t>е</w:t>
-      </w:r>
-      <w:r>
-        <w:rPr>
-          <w:rFonts w:ascii="Times New Roman" w:hAnsi="Times New Roman"/>
-          <w:color w:val="000000"/>
-          <w:sz w:val="24"/>
-        </w:rPr>
-        <w:t>, Господи, Боже спасіння нашого, бо Ти все робиш для добра життя нашого, щоб ми завжди на Тебе споглядали, Спасителю й Доброчинцю душ наших. Бо Ти дав спокій нам у час минулої ночі й підвів нас, щоб ми поклонялися величному імені Твоєму. Тому молимо Тебе, Господи: Дай нам ласку й силу, щоб ми стали гідними співати Тобі розумно й молитися безупинно та в страсі і тремтінні над нашим спасінням працювали, при заступництві Христа Твого. Пом'яни, Господи, і тих, що вночі до Тебе кличуть. Вислухай їх і помилуй, і круши під ноги їх невидимих і войовничих ворогів. Бо Ти Цар миру і Спас душ наших, і Тобі славу возсилаємо: Отцю і Сину, і Святому Духові, нині і повсякчас, і на віки віків. Амінь.</w:t>
-      </w:r>
-    </w:p>
-    <w:p>
-      <w:pPr>
-        <w:spacing w:after="120"/>
-        <w:jc w:val="both"/>
-      </w:pPr>
-      <w:r>
-        <w:rPr>
-          <w:rFonts w:ascii="Times New Roman" w:hAnsi="Times New Roman"/>
-          <w:color w:val="FF0000"/>
-          <w:sz w:val="24"/>
-        </w:rPr>
-        <w:t>7.</w:t>
-      </w:r>
-      <w:r>
-        <w:rPr>
-          <w:rFonts w:ascii="Times New Roman" w:hAnsi="Times New Roman"/>
-          <w:color w:val="000000"/>
-          <w:sz w:val="24"/>
-        </w:rPr>
-        <w:t xml:space="preserve"> Боже й Отче Господа нашого Ісуса Христа! Ти підніс нас з постелі нашої і зібрав на годину молитви. Дай нам ласку відкрити уста наші і прийми наші подяки, що в наших силах, і навчи нас установ Твоїх. Бо молитися як слід не вміємо, якщо Ти, Господи, святим Твоїм Духом не навчиш нас. Тому молимося Тобі: Даруй і прости, якщо ми згрішили аж до теперішньої години словом або ділом, або думкою, добровільно або недобровільно. Бо коли на провини будеш дивитися, Господи, Господи, то хто встоїться, бо в Тебе є прощення. Ти один святий, допоміжник сильний, захисник життя нашого, і Тебе ми завжди оспівуватимемо. Нехай буде сила Царства Твого завжди благословенна і вельми прославлювана: Отця, і Сина, і Святого Духа, нині і повсякчас, і на віки віків. Амінь.</w:t>
-      </w:r>
-    </w:p>
-    <w:p>
-      <w:pPr>
-        <w:spacing w:after="120"/>
-        <w:jc w:val="both"/>
-      </w:pPr>
-      <w:r>
-        <w:rPr>
-          <w:rFonts w:ascii="Times New Roman" w:hAnsi="Times New Roman"/>
-          <w:color w:val="FF0000"/>
-          <w:sz w:val="24"/>
-        </w:rPr>
-        <w:t xml:space="preserve">8. </w:t>
-      </w:r>
-      <w:r>
-        <w:rPr>
-          <w:rFonts w:ascii="Times New Roman" w:hAnsi="Times New Roman"/>
-          <w:color w:val="000000"/>
-          <w:sz w:val="24"/>
-        </w:rPr>
-        <w:t>Господи, Боже наш, що сонну неміч забрав від нас і покликав нас візванням святим, щоб і вночі підносити руки наші і прославляти Тебе за справедливі Твої присуди. Прийми благання наші, моління, визнавання, нічні служби і даруй нам, Боже, віру бездоганну, надію впевнену, любов нелицемірну. Благослови наші входи й виходи, вчинки, слова, діла й думки; і дай нам дочекатися початку дня, нам, що хвалять й оспівують, і благословлять добрість Твоєї несказанної сили, щоб було благословенне Твоє пресвяте ім'я і прославлене Твоє царство: Отця, і Сина, і Святого Духа, нині і повсякчас, і на віки віків. Амінь.</w:t>
-      </w:r>
-    </w:p>
-    <w:p>
-      <w:pPr>
-        <w:spacing w:after="120"/>
-        <w:jc w:val="both"/>
-      </w:pPr>
-      <w:r>
-        <w:rPr>
-          <w:rFonts w:ascii="Times New Roman" w:hAnsi="Times New Roman"/>
-          <w:color w:val="FF0000"/>
-          <w:sz w:val="24"/>
-        </w:rPr>
-        <w:t>9.</w:t>
-      </w:r>
-      <w:r>
-        <w:rPr>
-          <w:rFonts w:ascii="Times New Roman" w:hAnsi="Times New Roman"/>
-          <w:color w:val="000000"/>
-          <w:sz w:val="24"/>
-        </w:rPr>
-        <w:t xml:space="preserve"> Господи, Боже наш! Ти за покаяння дарував людям відпущення, нам же, як образ пізнання і визнання гріхів, показав покаяння і прощення пророка Давида. Тож, Владико, помилуй з </w:t>
-      </w:r>
-      <w:r>
-        <w:rPr>
-          <w:rFonts w:ascii="Times New Roman" w:hAnsi="Times New Roman"/>
-          <w:color w:val="000000"/>
-          <w:sz w:val="24"/>
-        </w:rPr>
-        <w:t>великої милости Твоєї нас, що в чимало великих гріхів впали, і по багатстві ласк Твоїх очисти беззаконня наші, бо перед Тобою згрішили ми, Господи, що невідомі й таємні речі серця людського знаєш, і єдиний Ти маєш владу прощати гріхи. Серце ж чисте вчини в нас і Духом владичним утверди нас, і радість спасіння Твого яви нам. Не відкинь нас від лиця Твого, але дозволь, як благий і людинолюбний, аж до останнього нашого віддиху появляти Тобі жертву справедливости й приноси на святих Твоїх жертовниках, милістю і ласками і людинолюб'ям єдинородного Сина Твого, з яким Ти є благословенний з пресвятим, добрим і животворчим Твоїм Духом, нині й повсякчас, і на віки віків. Амінь.</w:t>
+        <w:t xml:space="preserve"> Господи, Боже наш! Ти за покаяння дарував людям відпущення, нам же, як образ пізнання і визнання гріхів, показав покаяння і прощення пророка Давида. Тож, Владико, помилуй з великої милости Твоєї нас, що в чимало великих гріхів впали, і по багатстві ласк Твоїх очисти беззаконня наші, бо перед Тобою згрішили ми, Господи, що невідомі й таємні речі серця людського знаєш, і єдиний Ти маєш владу прощати гріхи. Серце ж чисте вчини в нас і Духом владичним утверди нас, і радість спасіння Твого яви нам. Не відкинь нас від лиця Твого, але дозволь, як благий і людинолюбний, аж до останнього нашого віддиху появляти Тобі жертву справедливости й приноси на святих Твоїх жертовниках, милістю і ласками і людинолюб'ям єдинородного Сина Твого, з яким Ти є благословенний з пресвятим, добрим і животворчим Твоїм Духом, нині й повсякчас, і на віки віків. Амінь.</w:t>
       </w:r>
     </w:p>
     <w:p>

--- a/flow/20230914_vu_template/01-Октоїх/Глас_2/2-СР-.docx
+++ b/flow/20230914_vu_template/01-Октоїх/Глас_2/2-СР-.docx
@@ -834,7 +834,16 @@
           <w:color w:val="FF0000"/>
           <w:sz w:val="24"/>
         </w:rPr>
-        <w:t xml:space="preserve">Під час 103-го псалма Священник мовить перед св. дверми вечірні молитви. </w:t>
+        <w:t>Під час 103-го псалма священник мовить перед св. дверми вечірні молитви</w:t>
+      </w:r>
+      <w:r>
+        <w:rPr>
+          <w:rFonts w:ascii="Times New Roman" w:hAnsi="Times New Roman"/>
+          <w:i/>
+          <w:color w:val="FF0000"/>
+          <w:sz w:val="24"/>
+        </w:rPr>
+        <w:t>:</w:t>
       </w:r>
     </w:p>
     <w:p>
@@ -1587,15 +1596,7 @@
           <w:sz w:val="24"/>
           <w:u w:val="single"/>
         </w:rPr>
-        <w:t xml:space="preserve">[Господи щедрий і милосердний, довготерпеливий і многомилостивий! Вислухай молитви наші і зверни увагу на голос моління нашого і яви нам знак милости Твоєї, наведи нас на дорогу Твою, щоб ходили ми в Твоїй правді. Звесели серця наші, щоб ми боялись імення Твого святого, бо Ти великий і твориш чуда; Ти Бог єдиний і немає подібного Тобі між богами, </w:t>
-      </w:r>
-      <w:r>
-        <w:rPr>
-          <w:rFonts w:ascii="Times New Roman" w:hAnsi="Times New Roman"/>
-          <w:sz w:val="24"/>
-          <w:u w:val="single"/>
-        </w:rPr>
-        <w:t>Господи. Ти сильний у милості і добрий у силі, аби допомагати й утішати, і спасати всіх, хто на ім'я Твоє святе уповає.]</w:t>
+        <w:t>[Господи щедрий і милосердний, довготерпеливий і многомилостивий! Вислухай молитви наші і зверни увагу на голос моління нашого і яви нам знак милости Твоєї, наведи нас на дорогу Твою, щоб ходили ми в Твоїй правді. Звесели серця наші, щоб ми боялись імення Твого святого, бо Ти великий і твориш чуда; Ти Бог єдиний і немає подібного Тобі між богами, Господи. Ти сильний у милості і добрий у силі, аби допомагати й утішати, і спасати всіх, хто на ім'я Твоє святе уповає.]</w:t>
       </w:r>
     </w:p>
     <w:p>
@@ -2712,7 +2713,7 @@
           <w:rFonts w:ascii="Times New Roman" w:hAnsi="Times New Roman"/>
           <w:sz w:val="24"/>
         </w:rPr>
-        <w:t>Коли добрий розбійник побачив тебе, Христе,* як плодовиту виноградину,* ліпшим став розбійник благорозумний* і малим окликом дуже вміло украв прощення колишніх прогріхів.* Тому станьмо його послідовниками і всі кличмо:* Пом'яни і нас, Чоловіколюбче!</w:t>
+        <w:t>Коли добрий розбійник побачив тебе, Христе,* як плодовиту виноградину,* ліпшим став розбійник благорозумний* і малим окликом дуже вміло украв прощення колишніх прогріхів.* Тому станьмо його послідовниками і всі кличмо:* Пом'яни і нас, Людинолюбче!</w:t>
       </w:r>
     </w:p>
     <w:p>
@@ -5041,23 +5042,7 @@
           <w:sz w:val="24"/>
           <w:u w:val="single"/>
         </w:rPr>
-        <w:t>[</w:t>
-      </w:r>
-      <w:r>
-        <w:rPr>
-          <w:rFonts w:ascii="Times New Roman" w:hAnsi="Times New Roman"/>
-          <w:sz w:val="24"/>
-          <w:u w:val="single"/>
-        </w:rPr>
-        <w:t>Господи, Боже наш! Згадай нас грішних і недостойних слуг Твоїх, коли призиваємо святе ім'я Твоє, і не осороми нас, коли очікуємо милости Твоєї, але вислухай, Господи, усі наші спасенні прохання, і вчини нас достойними любити і боятися Тебе від усього серця нашого і творити в усьому волю Твою</w:t>
-      </w:r>
-      <w:r>
-        <w:rPr>
-          <w:rFonts w:ascii="Times New Roman" w:hAnsi="Times New Roman"/>
-          <w:sz w:val="24"/>
-          <w:u w:val="single"/>
-        </w:rPr>
-        <w:t>.]</w:t>
+        <w:t>[Господи, Боже наш! Згадай нас грішних і недостойних слуг Твоїх, коли призиваємо святе ім'я Твоє, і не осороми нас, коли очікуємо милости Твоєї, але вислухай, Господи, усі наші спасенні прохання, і вчини нас достойними любити і боятися Тебе від усього серця нашого і творити в усьому волю Твою.]</w:t>
       </w:r>
     </w:p>
     <w:p>
@@ -7018,7 +7003,7 @@
           <w:color w:val="FF0000"/>
           <w:sz w:val="24"/>
         </w:rPr>
-        <w:t>Під час рецитування псалмів, Священник читає потиху перед св. дверми оці молитви:</w:t>
+        <w:t>Під час рецитування псалмів, священник читає потиху перед св. дверми оці молитви:</w:t>
       </w:r>
     </w:p>
     <w:p>
@@ -7403,7 +7388,7 @@
           <w:color w:val="000000"/>
           <w:sz w:val="24"/>
         </w:rPr>
-        <w:t xml:space="preserve"> Боже, Боже наш! Ти сотворив розумні й духовні сили своєю волею. Тебе просимо й Тобі молимося: Прийми наші посильні величання з усіма Твоїми творіннями і збагати щедрими даруваннями Твоєї ласки. Бо перед Тобою згинається всяке коліно: на небі, на землі й під землею, і все, що живе, і все створіння оспівує неосяжну Твою славу, бо Ти Бог правдивий і вельми милостивий. Тебе бо хвалять усі небесні сили, і Тобі славу возсилаємо: Отцю, і Сину, і Святому Духові, нині і повсякчас, і на віки віків. Амінь.</w:t>
+        <w:t xml:space="preserve"> Боже, Боже наш! Ти сотворив розумні й духовні сили Своєю волею. Тебе просимо й Тобі молимося: Прийми наші посильні величання з усіма Твоїми творіннями і збагати щедрими даруваннями Твоєї ласки. Бо перед Тобою згинається всяке коліно: на небі, на землі й під землею, і все, що живе, і все створіння оспівує неосяжну Твою славу, бо Ти Бог правдивий і вельми милостивий. Тебе бо хвалять усі небесні сили, і Тобі славу возсилаємо: Отцю, і Сину, і Святому Духові, нині і повсякчас, і на віки віків. Амінь.</w:t>
       </w:r>
     </w:p>
     <w:p>
@@ -8846,7 +8831,7 @@
           <w:rFonts w:ascii="Times New Roman" w:hAnsi="Times New Roman"/>
           <w:sz w:val="24"/>
         </w:rPr>
-        <w:t xml:space="preserve"> Животворний хрест твоєї доброти,* що його ти дав нам недостойним, Господи,* приносимо тобі як молитву:* Спаси Церкву й твій народ, і дай мир,* заради Богородиці, єдиний Чоловіколюбче.</w:t>
+        <w:t xml:space="preserve"> Животворний хрест твоєї доброти,* що його ти дав нам недостойним, Господи,* приносимо тобі як молитву:* Спаси Церкву й твій народ, і дай мир,* заради Богородиці, єдиний Людинолюбче.</w:t>
       </w:r>
     </w:p>
     <w:p>
@@ -9346,7 +9331,23 @@
           <w:sz w:val="24"/>
           <w:u w:val="single"/>
         </w:rPr>
-        <w:t>[Господи, Боже наш, що сонну неміч забрав від нас і покликав нас візванням святим, щоб і вночі підносити руки наші і прославляти тебе за справедливі твої присуди. Прийми благання наші, моління, визнавання, нічні служби і даруй нам, Боже, віру бездоганну, надію впевнену, любов нелицемірну. Благослови наші входи й виходи, вчинки, слова, діла й думки; і дай нам дочекатися початку дня, нам, що хвалять й оспівують, і благословлять добрість твоєї несказанної сили]</w:t>
+        <w:t>[</w:t>
+      </w:r>
+      <w:r>
+        <w:rPr>
+          <w:rFonts w:ascii="Times New Roman" w:hAnsi="Times New Roman"/>
+          <w:sz w:val="24"/>
+          <w:u w:val="single"/>
+        </w:rPr>
+        <w:t>Господи, Боже наш, що сонну неміч забрав від нас і покликав нас візванням святим, щоб і вночі підносити руки наші і прославляти Тебе за справедливі Твої присуди. Прийми благання наші, моління, визнавання, нічні служби і даруй нам, Боже, віру бездоганну, надію впевнену, любов нелицемірну. Благослови наші входи й виходи, вчинки, слова, діла й думки; і дай нам дочекатися початку дня, нам, що хвалять й оспівують, і благословлять добрість Твоєї несказанної сили</w:t>
+      </w:r>
+      <w:r>
+        <w:rPr>
+          <w:rFonts w:ascii="Times New Roman" w:hAnsi="Times New Roman"/>
+          <w:sz w:val="24"/>
+          <w:u w:val="single"/>
+        </w:rPr>
+        <w:t>]</w:t>
       </w:r>
     </w:p>
     <w:p>
@@ -9549,7 +9550,7 @@
           <w:sz w:val="24"/>
           <w:u w:val="single"/>
         </w:rPr>
-        <w:t xml:space="preserve">[Дякуємо тобі, Господи, Боже спасіння нашого, бо ти все робиш для добра життя нашого, щоб ми завжди на тебе споглядали, Спасителю й Доброчинцю душ наших. Бо ти дав спокій </w:t>
+        <w:t>[</w:t>
       </w:r>
       <w:r>
         <w:rPr>
@@ -9557,7 +9558,23 @@
           <w:sz w:val="24"/>
           <w:u w:val="single"/>
         </w:rPr>
-        <w:t>нам у час минулої ночі й підвів нас, щоб ми поклонялися величному імені твоєму. Тому молимо тебе, Господи: Дай нам ласку й силу, щоб ми стали гідними співати тобі розумно й молитися безупинно та в страсі і тремтінні над нашим спасінням працювали, при заступництві Христа твого. Пом'яни, Господи, і тих, що вночі до тебе кличуть. Вислухай їх і помилуй, і круши під ноги їх невидимих і войовничих ворогів.]</w:t>
+        <w:t xml:space="preserve">Благодаримо Тебе, Господи, Боже спасіння нашого, бо Ти все робиш для добра життя нашого, щоб ми завжди на Тебе споглядали, Спасителю й Доброчинцю душ наших. Бо Ти дав спокій нам у час минулої ночі й підвів нас, щоб ми поклонялися величному імені Твоєму. Тому молимо Тебе, Господи: Дай нам ласку й силу, щоб ми стали гідними співати </w:t>
+      </w:r>
+      <w:r>
+        <w:rPr>
+          <w:rFonts w:ascii="Times New Roman" w:hAnsi="Times New Roman"/>
+          <w:sz w:val="24"/>
+          <w:u w:val="single"/>
+        </w:rPr>
+        <w:t>Тобі розумно й молитися безупинно та в страсі і тремтінні над нашим спасінням працювали, при заступництві Христа Твого. Пом'яни, Господи, і тих, що вночі до Тебе кличуть. Вислухай їх і помилуй, і круши під ноги їх невидимих і войовничих ворогів</w:t>
+      </w:r>
+      <w:r>
+        <w:rPr>
+          <w:rFonts w:ascii="Times New Roman" w:hAnsi="Times New Roman"/>
+          <w:sz w:val="24"/>
+          <w:u w:val="single"/>
+        </w:rPr>
+        <w:t>.]</w:t>
       </w:r>
     </w:p>
     <w:p>
@@ -10109,7 +10126,39 @@
           <w:sz w:val="24"/>
           <w:u w:val="single"/>
         </w:rPr>
-        <w:t>[Боже, Боже наш! Ти сотворив розумні й духовні сили своєю волею. Тебе просимо й Тобі молимося: Прийми наші посильні величання з усіма Твоїми творіннями і збагати щедрими даруваннями Твоєї ласки. Бо перед Тобою згинається всяке коліно: на небі, на землі й під землею, і все, що живе, і все створіння оспівує неосяжну Твою славу, бо Ти Бог правдивий і вельми милостивий.]</w:t>
+        <w:t>[</w:t>
+      </w:r>
+      <w:r>
+        <w:rPr>
+          <w:rFonts w:ascii="Times New Roman" w:hAnsi="Times New Roman"/>
+          <w:sz w:val="24"/>
+          <w:u w:val="single"/>
+        </w:rPr>
+        <w:t xml:space="preserve">Боже, Боже наш! Ти сотворив розумні й духовні сили </w:t>
+      </w:r>
+      <w:r>
+        <w:rPr>
+          <w:rFonts w:ascii="Times New Roman" w:hAnsi="Times New Roman"/>
+          <w:sz w:val="24"/>
+          <w:u w:val="single"/>
+        </w:rPr>
+        <w:t>С</w:t>
+      </w:r>
+      <w:r>
+        <w:rPr>
+          <w:rFonts w:ascii="Times New Roman" w:hAnsi="Times New Roman"/>
+          <w:sz w:val="24"/>
+          <w:u w:val="single"/>
+        </w:rPr>
+        <w:t>воєю волею. Тебе просимо й Тобі молимося: Прийми наші посильні величання з усіма Твоїми творіннями і збагати щедрими даруваннями Твоєї ласки. Бо перед Тобою згинається всяке коліно: на небі, на землі й під землею, і все, що живе, і все створіння оспівує неосяжну Твою славу, бо Ти Бог правдивий і вельми милостивий</w:t>
+      </w:r>
+      <w:r>
+        <w:rPr>
+          <w:rFonts w:ascii="Times New Roman" w:hAnsi="Times New Roman"/>
+          <w:sz w:val="24"/>
+          <w:u w:val="single"/>
+        </w:rPr>
+        <w:t>.]</w:t>
       </w:r>
     </w:p>
     <w:p>
